--- a/L_16/Звіт 16 В. Стахнюк.docx
+++ b/L_16/Звіт 16 В. Стахнюк.docx
@@ -978,11 +978,15 @@
         <w:pBdr/>
         <w:spacing/>
         <w:ind/>
-        <w:rPr/>
+        <w:rPr>
+          <w:rFonts w:ascii="Times New Roman" w:hAnsi="Times New Roman" w:cs="Times New Roman"/>
+          <w:sz w:val="28"/>
+          <w:szCs w:val="28"/>
+        </w:rPr>
       </w:pPr>
       <w:r>
         <w:rPr>
-          <w:rFonts w:ascii="Times New Roman" w:hAnsi="Times New Roman" w:cs="Times New Roman"/>
+          <w:rFonts w:ascii="Times New Roman" w:hAnsi="Times New Roman" w:eastAsia="Times New Roman" w:cs="Times New Roman"/>
           <w:b w:val="0"/>
           <w:bCs w:val="0"/>
           <w:sz w:val="28"/>
@@ -990,38 +994,125 @@
           <w:highlight w:val="none"/>
         </w:rPr>
       </w:r>
-      <w:r/>
+      <w:r>
+        <w:rPr>
+          <w:rFonts w:ascii="Times New Roman" w:hAnsi="Times New Roman" w:eastAsia="Times New Roman" w:cs="Times New Roman"/>
+          <w:sz w:val="28"/>
+          <w:szCs w:val="28"/>
+        </w:rPr>
+      </w:r>
     </w:p>
     <w:p>
       <w:pPr>
         <w:pBdr/>
         <w:spacing/>
         <w:ind/>
-        <w:rPr>
-          <w:b/>
-          <w:bCs/>
-        </w:rPr>
-      </w:pPr>
-      <w:r>
         <w:rPr>
           <w:rFonts w:ascii="Times New Roman" w:hAnsi="Times New Roman" w:cs="Times New Roman"/>
           <w:b/>
           <w:bCs/>
           <w:sz w:val="28"/>
           <w:szCs w:val="28"/>
-          <w:highlight w:val="none"/>
+        </w:rPr>
+      </w:pPr>
+      <w:r>
+        <w:rPr>
+          <w:rFonts w:ascii="Times New Roman" w:hAnsi="Times New Roman" w:eastAsia="Times New Roman" w:cs="Times New Roman"/>
+          <w:b/>
+          <w:sz w:val="28"/>
+          <w:szCs w:val="28"/>
         </w:rPr>
         <w:t xml:space="preserve">Блок-схема алгоритму:</w:t>
       </w:r>
       <w:r>
         <w:rPr>
-          <w:rFonts w:ascii="Times New Roman" w:hAnsi="Times New Roman" w:cs="Times New Roman"/>
+          <w:rFonts w:ascii="Times New Roman" w:hAnsi="Times New Roman" w:eastAsia="Times New Roman" w:cs="Times New Roman"/>
           <w:b/>
           <w:bCs/>
           <w:sz w:val="28"/>
           <w:szCs w:val="28"/>
-          <w:highlight w:val="none"/>
         </w:rPr>
+      </w:r>
+    </w:p>
+    <w:p>
+      <w:pPr>
+        <w:pBdr/>
+        <w:spacing/>
+        <w:ind/>
+        <w:jc w:val="center"/>
+        <w:rPr>
+          <w:b/>
+          <w:bCs/>
+        </w:rPr>
+      </w:pPr>
+      <w:r>
+        <mc:AlternateContent>
+          <mc:Choice Requires="wpg">
+            <w:drawing>
+              <wp:inline xmlns:wp="http://schemas.openxmlformats.org/drawingml/2006/wordprocessingDrawing" distT="0" distB="0" distL="0" distR="0">
+                <wp:extent cx="5580000" cy="6472800"/>
+                <wp:effectExtent l="0" t="0" r="0" b="0"/>
+                <wp:docPr id="2" name="Picture 2"/>
+                <wp:cNvGraphicFramePr>
+                  <a:graphicFrameLocks xmlns:a="http://schemas.openxmlformats.org/drawingml/2006/main" noChangeAspect="1"/>
+                </wp:cNvGraphicFramePr>
+                <a:graphic xmlns:a="http://schemas.openxmlformats.org/drawingml/2006/main">
+                  <a:graphicData uri="http://schemas.openxmlformats.org/drawingml/2006/picture">
+                    <pic:pic xmlns:pic="http://schemas.openxmlformats.org/drawingml/2006/picture">
+                      <pic:nvPicPr>
+                        <pic:cNvPr id="0" name="L_16_1.png"/>
+                        <pic:cNvPicPr>
+                          <a:picLocks noChangeAspect="1"/>
+                        </pic:cNvPicPr>
+                        <pic:nvPr/>
+                      </pic:nvPicPr>
+                      <pic:blipFill rotWithShape="1">
+                        <a:blip r:embed="rId12"/>
+                        <a:stretch/>
+                      </pic:blipFill>
+                      <pic:spPr bwMode="auto">
+                        <a:xfrm>
+                          <a:off x="0" y="0"/>
+                          <a:ext cx="5580000" cy="6472800"/>
+                        </a:xfrm>
+                        <a:prstGeom prst="rect">
+                          <a:avLst/>
+                        </a:prstGeom>
+                      </pic:spPr>
+                    </pic:pic>
+                  </a:graphicData>
+                </a:graphic>
+              </wp:inline>
+            </w:drawing>
+          </mc:Choice>
+          <mc:Fallback>
+            <w:pict>
+              <v:shapetype id="_x0000_t75" coordsize="21600,21600" o:spt="75" o:preferrelative="t" path="m@4@5l@4@11@9@11@9@5xe" filled="f" stroked="f">
+                <v:stroke joinstyle="miter"/>
+                <v:formulas>
+                  <v:f eqn="if lineDrawn pixelLineWidth 0"/>
+                  <v:f eqn="sum @0 1 0"/>
+                  <v:f eqn="sum 0 0 @1"/>
+                  <v:f eqn="prod @2 1 2"/>
+                  <v:f eqn="prod @3 21600 pixelWidth"/>
+                  <v:f eqn="prod @3 21600 pixelHeight"/>
+                  <v:f eqn="sum @0 0 1"/>
+                  <v:f eqn="prod @6 1 2"/>
+                  <v:f eqn="prod @7 21600 pixelWidth"/>
+                  <v:f eqn="sum @8 21600 0"/>
+                  <v:f eqn="prod @7 21600 pixelHeight"/>
+                  <v:f eqn="sum @10 21600 0"/>
+                </v:formulas>
+                <v:path o:extrusionok="f" gradientshapeok="t" o:connecttype="rect"/>
+                <o:lock v:ext="edit" aspectratio="t"/>
+              </v:shapetype>
+              <v:shape id="_x0000_i1" o:spid="_x0000_s1" type="#_x0000_t75" style="width:439.37pt;height:509.67pt;mso-wrap-distance-left:0.00pt;mso-wrap-distance-top:0.00pt;mso-wrap-distance-right:0.00pt;mso-wrap-distance-bottom:0.00pt;z-index:1;" stroked="false">
+                <v:imagedata r:id="rId12" o:title=""/>
+                <o:lock v:ext="edit" rotation="t"/>
+              </v:shape>
+            </w:pict>
+          </mc:Fallback>
+        </mc:AlternateContent>
       </w:r>
       <w:r>
         <w:rPr>
@@ -1035,439 +1126,24 @@
         <w:pBdr/>
         <w:spacing/>
         <w:ind/>
-        <w:rPr/>
+        <w:jc w:val="center"/>
+        <w:rPr>
+          <w:b/>
+          <w:bCs/>
+        </w:rPr>
       </w:pPr>
       <w:r>
         <w:rPr>
-          <w:rFonts w:ascii="Times New Roman" w:hAnsi="Times New Roman" w:cs="Times New Roman"/>
-          <w:b w:val="0"/>
-          <w:bCs w:val="0"/>
-          <w:sz w:val="28"/>
-          <w:szCs w:val="28"/>
-          <w:highlight w:val="none"/>
+          <w:b/>
+          <w:bCs/>
         </w:rPr>
-        <w:t xml:space="preserve">[Початок]</w:t>
       </w:r>
-      <w:r/>
-    </w:p>
-    <w:p>
-      <w:pPr>
-        <w:pBdr/>
-        <w:spacing/>
-        <w:ind/>
-        <w:rPr/>
-      </w:pPr>
       <w:r>
         <w:rPr>
-          <w:rFonts w:ascii="Times New Roman" w:hAnsi="Times New Roman" w:cs="Times New Roman"/>
-          <w:b w:val="0"/>
-          <w:bCs w:val="0"/>
-          <w:sz w:val="28"/>
-          <w:szCs w:val="28"/>
-          <w:highlight w:val="none"/>
-        </w:rPr>
-        <w:t xml:space="preserve">    ↓</w:t>
-      </w:r>
-      <w:r/>
-    </w:p>
-    <w:p>
-      <w:pPr>
-        <w:pBdr/>
-        <w:spacing/>
-        <w:ind/>
-        <w:rPr/>
-      </w:pPr>
-      <w:r>
-        <w:rPr>
-          <w:rFonts w:ascii="Times New Roman" w:hAnsi="Times New Roman" w:cs="Times New Roman"/>
-          <w:b w:val="0"/>
-          <w:bCs w:val="0"/>
-          <w:sz w:val="28"/>
-          <w:szCs w:val="28"/>
-          <w:highlight w:val="none"/>
-        </w:rPr>
-        <w:t xml:space="preserve">Створити Signaling a (конструктор → new)</w:t>
-      </w:r>
-      <w:r/>
-    </w:p>
-    <w:p>
-      <w:pPr>
-        <w:pBdr/>
-        <w:spacing/>
-        <w:ind/>
-        <w:rPr/>
-      </w:pPr>
-      <w:r>
-        <w:rPr>
-          <w:rFonts w:ascii="Times New Roman" w:hAnsi="Times New Roman" w:cs="Times New Roman"/>
-          <w:b w:val="0"/>
-          <w:bCs w:val="0"/>
-          <w:sz w:val="28"/>
-          <w:szCs w:val="28"/>
-          <w:highlight w:val="none"/>
-        </w:rPr>
-        <w:t xml:space="preserve">    ↓</w:t>
-      </w:r>
-      <w:r/>
-    </w:p>
-    <w:p>
-      <w:pPr>
-        <w:pBdr/>
-        <w:spacing/>
-        <w:ind/>
-        <w:rPr/>
-      </w:pPr>
-      <w:r>
-        <w:rPr>
-          <w:rFonts w:ascii="Times New Roman" w:hAnsi="Times New Roman" w:cs="Times New Roman"/>
-          <w:b w:val="0"/>
-          <w:bCs w:val="0"/>
-          <w:sz w:val="28"/>
-          <w:szCs w:val="28"/>
-          <w:highlight w:val="none"/>
-        </w:rPr>
-        <w:t xml:space="preserve">Signaling b = a (copy constructor → глибоке копіювання)</w:t>
-      </w:r>
-      <w:r/>
-    </w:p>
-    <w:p>
-      <w:pPr>
-        <w:pBdr/>
-        <w:spacing/>
-        <w:ind/>
-        <w:rPr/>
-      </w:pPr>
-      <w:r>
-        <w:rPr>
-          <w:rFonts w:ascii="Times New Roman" w:hAnsi="Times New Roman" w:cs="Times New Roman"/>
-          <w:b w:val="0"/>
-          <w:bCs w:val="0"/>
-          <w:sz w:val="28"/>
-          <w:szCs w:val="28"/>
-          <w:highlight w:val="none"/>
-        </w:rPr>
-        <w:t xml:space="preserve">    ↓</w:t>
-      </w:r>
-      <w:r/>
-    </w:p>
-    <w:p>
-      <w:pPr>
-        <w:pBdr/>
-        <w:spacing/>
-        <w:ind/>
-        <w:rPr/>
-      </w:pPr>
-      <w:r>
-        <w:rPr>
-          <w:rFonts w:ascii="Times New Roman" w:hAnsi="Times New Roman" w:cs="Times New Roman"/>
-          <w:b w:val="0"/>
-          <w:bCs w:val="0"/>
-          <w:sz w:val="28"/>
-          <w:szCs w:val="28"/>
-          <w:highlight w:val="none"/>
-        </w:rPr>
-        <w:t xml:space="preserve">c = a (copy assignment)</w:t>
-      </w:r>
-      <w:r/>
-    </w:p>
-    <w:p>
-      <w:pPr>
-        <w:pBdr/>
-        <w:spacing/>
-        <w:ind/>
-        <w:rPr/>
-      </w:pPr>
-      <w:r>
-        <w:rPr>
-          <w:rFonts w:ascii="Times New Roman" w:hAnsi="Times New Roman" w:cs="Times New Roman"/>
-          <w:b w:val="0"/>
-          <w:bCs w:val="0"/>
-          <w:sz w:val="28"/>
-          <w:szCs w:val="28"/>
-          <w:highlight w:val="none"/>
-        </w:rPr>
-        <w:t xml:space="preserve">    ↓</w:t>
-      </w:r>
-      <w:r/>
-    </w:p>
-    <w:p>
-      <w:pPr>
-        <w:pBdr/>
-        <w:spacing/>
-        <w:ind/>
-        <w:rPr/>
-      </w:pPr>
-      <w:r>
-        <w:rPr>
-          <w:rFonts w:ascii="Times New Roman" w:hAnsi="Times New Roman" w:cs="Times New Roman"/>
-          <w:b w:val="0"/>
-          <w:bCs w:val="0"/>
-          <w:sz w:val="28"/>
-          <w:szCs w:val="28"/>
-          <w:highlight w:val="none"/>
-        </w:rPr>
-        <w:t xml:space="preserve">takeByValue(a) (передача за значенням → copy)</w:t>
-      </w:r>
-      <w:r/>
-    </w:p>
-    <w:p>
-      <w:pPr>
-        <w:pBdr/>
-        <w:spacing/>
-        <w:ind/>
-        <w:rPr/>
-      </w:pPr>
-      <w:r>
-        <w:rPr>
-          <w:rFonts w:ascii="Times New Roman" w:hAnsi="Times New Roman" w:cs="Times New Roman"/>
-          <w:b w:val="0"/>
-          <w:bCs w:val="0"/>
-          <w:sz w:val="28"/>
-          <w:szCs w:val="28"/>
-          <w:highlight w:val="none"/>
-        </w:rPr>
-        <w:t xml:space="preserve">    ↓</w:t>
-      </w:r>
-      <w:r/>
-    </w:p>
-    <w:p>
-      <w:pPr>
-        <w:pBdr/>
-        <w:spacing/>
-        <w:ind/>
-        <w:rPr/>
-      </w:pPr>
-      <w:r>
-        <w:rPr>
-          <w:rFonts w:ascii="Times New Roman" w:hAnsi="Times New Roman" w:cs="Times New Roman"/>
-          <w:b w:val="0"/>
-          <w:bCs w:val="0"/>
-          <w:sz w:val="28"/>
-          <w:szCs w:val="28"/>
-          <w:highlight w:val="none"/>
-        </w:rPr>
-        <w:t xml:space="preserve">d = std::move(b) (move constructor → передача вказівників, b = nullptr)</w:t>
-      </w:r>
-      <w:r/>
-    </w:p>
-    <w:p>
-      <w:pPr>
-        <w:pBdr/>
-        <w:spacing/>
-        <w:ind/>
-        <w:rPr/>
-      </w:pPr>
-      <w:r>
-        <w:rPr>
-          <w:rFonts w:ascii="Times New Roman" w:hAnsi="Times New Roman" w:cs="Times New Roman"/>
-          <w:b w:val="0"/>
-          <w:bCs w:val="0"/>
-          <w:sz w:val="28"/>
-          <w:szCs w:val="28"/>
-          <w:highlight w:val="none"/>
-        </w:rPr>
-        <w:t xml:space="preserve">    ↓</w:t>
-      </w:r>
-      <w:r/>
-    </w:p>
-    <w:p>
-      <w:pPr>
-        <w:pBdr/>
-        <w:spacing/>
-        <w:ind/>
-        <w:rPr/>
-      </w:pPr>
-      <w:r>
-        <w:rPr>
-          <w:rFonts w:ascii="Times New Roman" w:hAnsi="Times New Roman" w:cs="Times New Roman"/>
-          <w:b w:val="0"/>
-          <w:bCs w:val="0"/>
-          <w:sz w:val="28"/>
-          <w:szCs w:val="28"/>
-          <w:highlight w:val="none"/>
-        </w:rPr>
-        <w:t xml:space="preserve">c = std::move(d) (move assignment)</w:t>
-      </w:r>
-      <w:r/>
-    </w:p>
-    <w:p>
-      <w:pPr>
-        <w:pBdr/>
-        <w:spacing/>
-        <w:ind/>
-        <w:rPr/>
-      </w:pPr>
-      <w:r>
-        <w:rPr>
-          <w:rFonts w:ascii="Times New Roman" w:hAnsi="Times New Roman" w:cs="Times New Roman"/>
-          <w:b w:val="0"/>
-          <w:bCs w:val="0"/>
-          <w:sz w:val="28"/>
-          <w:szCs w:val="28"/>
-          <w:highlight w:val="none"/>
-        </w:rPr>
-        <w:t xml:space="preserve">    ↓</w:t>
-      </w:r>
-      <w:r/>
-    </w:p>
-    <w:p>
-      <w:pPr>
-        <w:pBdr/>
-        <w:spacing/>
-        <w:ind/>
-        <w:rPr/>
-      </w:pPr>
-      <w:r>
-        <w:rPr>
-          <w:rFonts w:ascii="Times New Roman" w:hAnsi="Times New Roman" w:cs="Times New Roman"/>
-          <w:b w:val="0"/>
-          <w:bCs w:val="0"/>
-          <w:sz w:val="28"/>
-          <w:szCs w:val="28"/>
-          <w:highlight w:val="none"/>
-        </w:rPr>
-        <w:t xml:space="preserve">takeByValue(std::move(a)) (move у параметр функції)</w:t>
-      </w:r>
-      <w:r/>
-    </w:p>
-    <w:p>
-      <w:pPr>
-        <w:pBdr/>
-        <w:spacing/>
-        <w:ind/>
-        <w:rPr/>
-      </w:pPr>
-      <w:r>
-        <w:rPr>
-          <w:rFonts w:ascii="Times New Roman" w:hAnsi="Times New Roman" w:cs="Times New Roman"/>
-          <w:b w:val="0"/>
-          <w:bCs w:val="0"/>
-          <w:sz w:val="28"/>
-          <w:szCs w:val="28"/>
-          <w:highlight w:val="none"/>
-        </w:rPr>
-        <w:t xml:space="preserve">    ↓</w:t>
-      </w:r>
-      <w:r/>
-    </w:p>
-    <w:p>
-      <w:pPr>
-        <w:pBdr/>
-        <w:spacing/>
-        <w:ind/>
-        <w:rPr/>
-      </w:pPr>
-      <w:r>
-        <w:rPr>
-          <w:rFonts w:ascii="Times New Roman" w:hAnsi="Times New Roman" w:cs="Times New Roman"/>
-          <w:b w:val="0"/>
-          <w:bCs w:val="0"/>
-          <w:sz w:val="28"/>
-          <w:szCs w:val="28"/>
-          <w:highlight w:val="none"/>
-        </w:rPr>
-        <w:t xml:space="preserve">e = makeSignaling() (повернення з функції / NRVO)</w:t>
-      </w:r>
-      <w:r/>
-    </w:p>
-    <w:p>
-      <w:pPr>
-        <w:pBdr/>
-        <w:spacing/>
-        <w:ind/>
-        <w:rPr/>
-      </w:pPr>
-      <w:r>
-        <w:rPr>
-          <w:rFonts w:ascii="Times New Roman" w:hAnsi="Times New Roman" w:cs="Times New Roman"/>
-          <w:b w:val="0"/>
-          <w:bCs w:val="0"/>
-          <w:sz w:val="28"/>
-          <w:szCs w:val="28"/>
-          <w:highlight w:val="none"/>
-        </w:rPr>
-        <w:t xml:space="preserve">    ↓</w:t>
-      </w:r>
-      <w:r/>
-    </w:p>
-    <w:p>
-      <w:pPr>
-        <w:pBdr/>
-        <w:spacing/>
-        <w:ind/>
-        <w:rPr/>
-      </w:pPr>
-      <w:r>
-        <w:rPr>
-          <w:rFonts w:ascii="Times New Roman" w:hAnsi="Times New Roman" w:cs="Times New Roman"/>
-          <w:b w:val="0"/>
-          <w:bCs w:val="0"/>
-          <w:sz w:val="28"/>
-          <w:szCs w:val="28"/>
-          <w:highlight w:val="none"/>
-        </w:rPr>
-        <w:t xml:space="preserve">Деструктори (delete[] або «порожній» об’єкт)</w:t>
-      </w:r>
-      <w:r/>
-    </w:p>
-    <w:p>
-      <w:pPr>
-        <w:pBdr/>
-        <w:spacing/>
-        <w:ind/>
-        <w:rPr/>
-      </w:pPr>
-      <w:r>
-        <w:rPr>
-          <w:rFonts w:ascii="Times New Roman" w:hAnsi="Times New Roman" w:cs="Times New Roman"/>
-          <w:b w:val="0"/>
-          <w:bCs w:val="0"/>
-          <w:sz w:val="28"/>
-          <w:szCs w:val="28"/>
-          <w:highlight w:val="none"/>
-        </w:rPr>
-        <w:t xml:space="preserve">    ↓</w:t>
-      </w:r>
-      <w:r/>
-    </w:p>
-    <w:p>
-      <w:pPr>
-        <w:pBdr/>
-        <w:spacing/>
-        <w:ind/>
-        <w:rPr/>
-      </w:pPr>
-      <w:r>
-        <w:rPr>
-          <w:rFonts w:ascii="Times New Roman" w:hAnsi="Times New Roman" w:cs="Times New Roman"/>
-          <w:b w:val="0"/>
-          <w:bCs w:val="0"/>
-          <w:sz w:val="28"/>
-          <w:szCs w:val="28"/>
-          <w:highlight w:val="none"/>
-        </w:rPr>
-        <w:t xml:space="preserve">[Кінець]</w:t>
-      </w:r>
-      <w:r/>
-    </w:p>
-    <w:p>
-      <w:pPr>
-        <w:pBdr/>
-        <w:spacing/>
-        <w:ind/>
-        <w:rPr/>
-      </w:pPr>
-      <w:r>
-        <w:rPr>
-          <w:rFonts w:ascii="Times New Roman" w:hAnsi="Times New Roman" w:cs="Times New Roman"/>
-          <w:b w:val="0"/>
-          <w:bCs w:val="0"/>
-          <w:sz w:val="28"/>
-          <w:szCs w:val="28"/>
-          <w:highlight w:val="none"/>
+          <w:b/>
+          <w:bCs/>
         </w:rPr>
       </w:r>
-      <w:r/>
     </w:p>
     <w:p>
       <w:pPr>
@@ -1520,15 +1196,17 @@
           <w:highlight w:val="none"/>
         </w:rPr>
       </w:r>
-      <w:r/>
-    </w:p>
-    <w:p>
-      <w:pPr>
-        <w:pBdr/>
-        <w:spacing/>
-        <w:ind/>
-        <w:rPr/>
-      </w:pPr>
+      <w:hyperlink r:id="rId13" w:tooltip="main.cpp" w:history="1">
+        <w:r>
+          <w:rPr>
+            <w:rStyle w:val="899"/>
+            <w:rFonts w:ascii="Segoe UI" w:hAnsi="Segoe UI" w:eastAsia="Segoe UI" w:cs="Segoe UI"/>
+            <w:color w:val="445799"/>
+            <w:sz w:val="28"/>
+          </w:rPr>
+          <w:t xml:space="preserve">main.cpp</w:t>
+        </w:r>
+      </w:hyperlink>
       <w:r>
         <w:rPr>
           <w:rFonts w:ascii="Times New Roman" w:hAnsi="Times New Roman" w:cs="Times New Roman"/>
@@ -1538,17 +1216,54 @@
           <w:szCs w:val="28"/>
           <w:highlight w:val="none"/>
         </w:rPr>
-        <w:t xml:space="preserve">—— Файл: signaling.h ———</w:t>
+        <w:br/>
       </w:r>
-      <w:r/>
-    </w:p>
-    <w:p>
-      <w:pPr>
-        <w:pBdr/>
-        <w:spacing/>
-        <w:ind/>
-        <w:rPr/>
-      </w:pPr>
+      <w:hyperlink r:id="rId14" w:tooltip="signaling.cpp" w:history="1">
+        <w:r>
+          <w:rPr>
+            <w:rStyle w:val="899"/>
+            <w:rFonts w:ascii="Segoe UI" w:hAnsi="Segoe UI" w:eastAsia="Segoe UI" w:cs="Segoe UI"/>
+            <w:color w:val="445799"/>
+            <w:sz w:val="28"/>
+          </w:rPr>
+          <w:t xml:space="preserve">signaling.cpp</w:t>
+        </w:r>
+      </w:hyperlink>
+      <w:r>
+        <w:rPr>
+          <w:rFonts w:ascii="Times New Roman" w:hAnsi="Times New Roman" w:cs="Times New Roman"/>
+          <w:b w:val="0"/>
+          <w:bCs w:val="0"/>
+          <w:sz w:val="28"/>
+          <w:szCs w:val="28"/>
+          <w:highlight w:val="none"/>
+          <w:lang w:val="en-US"/>
+        </w:rPr>
+        <w:t xml:space="preserve">|</w:t>
+        <w:br/>
+      </w:r>
+      <w:hyperlink r:id="rId15" w:tooltip="signaling.h" w:history="1">
+        <w:r>
+          <w:rPr>
+            <w:rStyle w:val="899"/>
+            <w:rFonts w:ascii="Segoe UI" w:hAnsi="Segoe UI" w:eastAsia="Segoe UI" w:cs="Segoe UI"/>
+            <w:color w:val="445799"/>
+            <w:sz w:val="28"/>
+          </w:rPr>
+          <w:t xml:space="preserve">signaling.h</w:t>
+        </w:r>
+      </w:hyperlink>
+      <w:r>
+        <w:rPr>
+          <w:rFonts w:ascii="Times New Roman" w:hAnsi="Times New Roman" w:cs="Times New Roman"/>
+          <w:b w:val="0"/>
+          <w:bCs w:val="0"/>
+          <w:sz w:val="28"/>
+          <w:szCs w:val="28"/>
+          <w:highlight w:val="none"/>
+          <w:lang w:val="en-US"/>
+        </w:rPr>
+      </w:r>
       <w:r>
         <w:rPr>
           <w:rFonts w:ascii="Times New Roman" w:hAnsi="Times New Roman" w:cs="Times New Roman"/>
@@ -1558,4468 +1273,7 @@
           <w:szCs w:val="28"/>
           <w:highlight w:val="none"/>
         </w:rPr>
-      </w:r>
-      <w:r/>
-    </w:p>
-    <w:p>
-      <w:pPr>
-        <w:pBdr/>
-        <w:spacing/>
-        <w:ind/>
-        <w:rPr/>
-      </w:pPr>
-      <w:r>
-        <w:rPr>
-          <w:rFonts w:ascii="Times New Roman" w:hAnsi="Times New Roman" w:cs="Times New Roman"/>
-          <w:b w:val="0"/>
-          <w:bCs w:val="0"/>
-          <w:sz w:val="28"/>
-          <w:szCs w:val="28"/>
-          <w:highlight w:val="none"/>
-        </w:rPr>
-        <w:t xml:space="preserve">#ifndef SIGNALING_H</w:t>
-      </w:r>
-      <w:r/>
-    </w:p>
-    <w:p>
-      <w:pPr>
-        <w:pBdr/>
-        <w:spacing/>
-        <w:ind/>
-        <w:rPr/>
-      </w:pPr>
-      <w:r>
-        <w:rPr>
-          <w:rFonts w:ascii="Times New Roman" w:hAnsi="Times New Roman" w:cs="Times New Roman"/>
-          <w:b w:val="0"/>
-          <w:bCs w:val="0"/>
-          <w:sz w:val="28"/>
-          <w:szCs w:val="28"/>
-          <w:highlight w:val="none"/>
-        </w:rPr>
-        <w:t xml:space="preserve">#define SIGNALING_H</w:t>
-      </w:r>
-      <w:r/>
-    </w:p>
-    <w:p>
-      <w:pPr>
-        <w:pBdr/>
-        <w:spacing/>
-        <w:ind/>
-        <w:rPr/>
-      </w:pPr>
-      <w:r>
-        <w:rPr>
-          <w:rFonts w:ascii="Times New Roman" w:hAnsi="Times New Roman" w:cs="Times New Roman"/>
-          <w:b w:val="0"/>
-          <w:bCs w:val="0"/>
-          <w:sz w:val="28"/>
-          <w:szCs w:val="28"/>
-          <w:highlight w:val="none"/>
-        </w:rPr>
-      </w:r>
-      <w:r/>
-    </w:p>
-    <w:p>
-      <w:pPr>
-        <w:pBdr/>
-        <w:spacing/>
-        <w:ind/>
-        <w:rPr/>
-      </w:pPr>
-      <w:r>
-        <w:rPr>
-          <w:rFonts w:ascii="Times New Roman" w:hAnsi="Times New Roman" w:cs="Times New Roman"/>
-          <w:b w:val="0"/>
-          <w:bCs w:val="0"/>
-          <w:sz w:val="28"/>
-          <w:szCs w:val="28"/>
-          <w:highlight w:val="none"/>
-        </w:rPr>
-        <w:t xml:space="preserve">#include &lt;cstddef&gt;</w:t>
-      </w:r>
-      <w:r/>
-    </w:p>
-    <w:p>
-      <w:pPr>
-        <w:pBdr/>
-        <w:spacing/>
-        <w:ind/>
-        <w:rPr/>
-      </w:pPr>
-      <w:r>
-        <w:rPr>
-          <w:rFonts w:ascii="Times New Roman" w:hAnsi="Times New Roman" w:cs="Times New Roman"/>
-          <w:b w:val="0"/>
-          <w:bCs w:val="0"/>
-          <w:sz w:val="28"/>
-          <w:szCs w:val="28"/>
-          <w:highlight w:val="none"/>
-        </w:rPr>
-        <w:t xml:space="preserve">#include &lt;iostream&gt;</w:t>
-      </w:r>
-      <w:r/>
-    </w:p>
-    <w:p>
-      <w:pPr>
-        <w:pBdr/>
-        <w:spacing/>
-        <w:ind/>
-        <w:rPr/>
-      </w:pPr>
-      <w:r>
-        <w:rPr>
-          <w:rFonts w:ascii="Times New Roman" w:hAnsi="Times New Roman" w:cs="Times New Roman"/>
-          <w:b w:val="0"/>
-          <w:bCs w:val="0"/>
-          <w:sz w:val="28"/>
-          <w:szCs w:val="28"/>
-          <w:highlight w:val="none"/>
-        </w:rPr>
-      </w:r>
-      <w:r/>
-    </w:p>
-    <w:p>
-      <w:pPr>
-        <w:pBdr/>
-        <w:spacing/>
-        <w:ind/>
-        <w:rPr/>
-      </w:pPr>
-      <w:r>
-        <w:rPr>
-          <w:rFonts w:ascii="Times New Roman" w:hAnsi="Times New Roman" w:cs="Times New Roman"/>
-          <w:b w:val="0"/>
-          <w:bCs w:val="0"/>
-          <w:sz w:val="28"/>
-          <w:szCs w:val="28"/>
-          <w:highlight w:val="none"/>
-        </w:rPr>
-        <w:t xml:space="preserve">class Signaling {</w:t>
-      </w:r>
-      <w:r/>
-    </w:p>
-    <w:p>
-      <w:pPr>
-        <w:pBdr/>
-        <w:spacing/>
-        <w:ind/>
-        <w:rPr/>
-      </w:pPr>
-      <w:r>
-        <w:rPr>
-          <w:rFonts w:ascii="Times New Roman" w:hAnsi="Times New Roman" w:cs="Times New Roman"/>
-          <w:b w:val="0"/>
-          <w:bCs w:val="0"/>
-          <w:sz w:val="28"/>
-          <w:szCs w:val="28"/>
-          <w:highlight w:val="none"/>
-        </w:rPr>
-        <w:t xml:space="preserve">private:</w:t>
-      </w:r>
-      <w:r/>
-    </w:p>
-    <w:p>
-      <w:pPr>
-        <w:pBdr/>
-        <w:spacing/>
-        <w:ind/>
-        <w:rPr/>
-      </w:pPr>
-      <w:r>
-        <w:rPr>
-          <w:rFonts w:ascii="Times New Roman" w:hAnsi="Times New Roman" w:cs="Times New Roman"/>
-          <w:b w:val="0"/>
-          <w:bCs w:val="0"/>
-          <w:sz w:val="28"/>
-          <w:szCs w:val="28"/>
-          <w:highlight w:val="none"/>
-        </w:rPr>
-        <w:t xml:space="preserve">    int* sensors;</w:t>
-      </w:r>
-      <w:r/>
-    </w:p>
-    <w:p>
-      <w:pPr>
-        <w:pBdr/>
-        <w:spacing/>
-        <w:ind/>
-        <w:rPr/>
-      </w:pPr>
-      <w:r>
-        <w:rPr>
-          <w:rFonts w:ascii="Times New Roman" w:hAnsi="Times New Roman" w:cs="Times New Roman"/>
-          <w:b w:val="0"/>
-          <w:bCs w:val="0"/>
-          <w:sz w:val="28"/>
-          <w:szCs w:val="28"/>
-          <w:highlight w:val="none"/>
-        </w:rPr>
-        <w:t xml:space="preserve">    std::size_t sensorCount;</w:t>
-      </w:r>
-      <w:r/>
-    </w:p>
-    <w:p>
-      <w:pPr>
-        <w:pBdr/>
-        <w:spacing/>
-        <w:ind/>
-        <w:rPr/>
-      </w:pPr>
-      <w:r>
-        <w:rPr>
-          <w:rFonts w:ascii="Times New Roman" w:hAnsi="Times New Roman" w:cs="Times New Roman"/>
-          <w:b w:val="0"/>
-          <w:bCs w:val="0"/>
-          <w:sz w:val="28"/>
-          <w:szCs w:val="28"/>
-          <w:highlight w:val="none"/>
-        </w:rPr>
-        <w:t xml:space="preserve">    bool hasWireless;</w:t>
-      </w:r>
-      <w:r/>
-    </w:p>
-    <w:p>
-      <w:pPr>
-        <w:pBdr/>
-        <w:spacing/>
-        <w:ind/>
-        <w:rPr/>
-      </w:pPr>
-      <w:r>
-        <w:rPr>
-          <w:rFonts w:ascii="Times New Roman" w:hAnsi="Times New Roman" w:cs="Times New Roman"/>
-          <w:b w:val="0"/>
-          <w:bCs w:val="0"/>
-          <w:sz w:val="28"/>
-          <w:szCs w:val="28"/>
-          <w:highlight w:val="none"/>
-        </w:rPr>
-        <w:t xml:space="preserve">    char* alertMethod;</w:t>
-      </w:r>
-      <w:r/>
-    </w:p>
-    <w:p>
-      <w:pPr>
-        <w:pBdr/>
-        <w:spacing/>
-        <w:ind/>
-        <w:rPr/>
-      </w:pPr>
-      <w:r>
-        <w:rPr>
-          <w:rFonts w:ascii="Times New Roman" w:hAnsi="Times New Roman" w:cs="Times New Roman"/>
-          <w:b w:val="0"/>
-          <w:bCs w:val="0"/>
-          <w:sz w:val="28"/>
-          <w:szCs w:val="28"/>
-          <w:highlight w:val="none"/>
-        </w:rPr>
-      </w:r>
-      <w:r/>
-    </w:p>
-    <w:p>
-      <w:pPr>
-        <w:pBdr/>
-        <w:spacing/>
-        <w:ind/>
-        <w:rPr/>
-      </w:pPr>
-      <w:r>
-        <w:rPr>
-          <w:rFonts w:ascii="Times New Roman" w:hAnsi="Times New Roman" w:cs="Times New Roman"/>
-          <w:b w:val="0"/>
-          <w:bCs w:val="0"/>
-          <w:sz w:val="28"/>
-          <w:szCs w:val="28"/>
-          <w:highlight w:val="none"/>
-        </w:rPr>
-        <w:t xml:space="preserve">    void allocate(std::size_t count, bool wireless, const char* method);</w:t>
-      </w:r>
-      <w:r/>
-    </w:p>
-    <w:p>
-      <w:pPr>
-        <w:pBdr/>
-        <w:spacing/>
-        <w:ind/>
-        <w:rPr/>
-      </w:pPr>
-      <w:r>
-        <w:rPr>
-          <w:rFonts w:ascii="Times New Roman" w:hAnsi="Times New Roman" w:cs="Times New Roman"/>
-          <w:b w:val="0"/>
-          <w:bCs w:val="0"/>
-          <w:sz w:val="28"/>
-          <w:szCs w:val="28"/>
-          <w:highlight w:val="none"/>
-        </w:rPr>
-        <w:t xml:space="preserve">    void freeResources();</w:t>
-      </w:r>
-      <w:r/>
-    </w:p>
-    <w:p>
-      <w:pPr>
-        <w:pBdr/>
-        <w:spacing/>
-        <w:ind/>
-        <w:rPr/>
-      </w:pPr>
-      <w:r>
-        <w:rPr>
-          <w:rFonts w:ascii="Times New Roman" w:hAnsi="Times New Roman" w:cs="Times New Roman"/>
-          <w:b w:val="0"/>
-          <w:bCs w:val="0"/>
-          <w:sz w:val="28"/>
-          <w:szCs w:val="28"/>
-          <w:highlight w:val="none"/>
-        </w:rPr>
-      </w:r>
-      <w:r/>
-    </w:p>
-    <w:p>
-      <w:pPr>
-        <w:pBdr/>
-        <w:spacing/>
-        <w:ind/>
-        <w:rPr/>
-      </w:pPr>
-      <w:r>
-        <w:rPr>
-          <w:rFonts w:ascii="Times New Roman" w:hAnsi="Times New Roman" w:cs="Times New Roman"/>
-          <w:b w:val="0"/>
-          <w:bCs w:val="0"/>
-          <w:sz w:val="28"/>
-          <w:szCs w:val="28"/>
-          <w:highlight w:val="none"/>
-        </w:rPr>
-        <w:t xml:space="preserve">public:</w:t>
-      </w:r>
-      <w:r/>
-    </w:p>
-    <w:p>
-      <w:pPr>
-        <w:pBdr/>
-        <w:spacing/>
-        <w:ind/>
-        <w:rPr/>
-      </w:pPr>
-      <w:r>
-        <w:rPr>
-          <w:rFonts w:ascii="Times New Roman" w:hAnsi="Times New Roman" w:cs="Times New Roman"/>
-          <w:b w:val="0"/>
-          <w:bCs w:val="0"/>
-          <w:sz w:val="28"/>
-          <w:szCs w:val="28"/>
-          <w:highlight w:val="none"/>
-        </w:rPr>
-        <w:t xml:space="preserve">    Signaling(std::size_t count, bool wireless, const char* method);</w:t>
-      </w:r>
-      <w:r/>
-    </w:p>
-    <w:p>
-      <w:pPr>
-        <w:pBdr/>
-        <w:spacing/>
-        <w:ind/>
-        <w:rPr/>
-      </w:pPr>
-      <w:r>
-        <w:rPr>
-          <w:rFonts w:ascii="Times New Roman" w:hAnsi="Times New Roman" w:cs="Times New Roman"/>
-          <w:b w:val="0"/>
-          <w:bCs w:val="0"/>
-          <w:sz w:val="28"/>
-          <w:szCs w:val="28"/>
-          <w:highlight w:val="none"/>
-        </w:rPr>
-        <w:t xml:space="preserve">    ~Signaling();</w:t>
-      </w:r>
-      <w:r/>
-    </w:p>
-    <w:p>
-      <w:pPr>
-        <w:pBdr/>
-        <w:spacing/>
-        <w:ind/>
-        <w:rPr/>
-      </w:pPr>
-      <w:r>
-        <w:rPr>
-          <w:rFonts w:ascii="Times New Roman" w:hAnsi="Times New Roman" w:cs="Times New Roman"/>
-          <w:b w:val="0"/>
-          <w:bCs w:val="0"/>
-          <w:sz w:val="28"/>
-          <w:szCs w:val="28"/>
-          <w:highlight w:val="none"/>
-        </w:rPr>
-      </w:r>
-      <w:r/>
-    </w:p>
-    <w:p>
-      <w:pPr>
-        <w:pBdr/>
-        <w:spacing/>
-        <w:ind/>
-        <w:rPr/>
-      </w:pPr>
-      <w:r>
-        <w:rPr>
-          <w:rFonts w:ascii="Times New Roman" w:hAnsi="Times New Roman" w:cs="Times New Roman"/>
-          <w:b w:val="0"/>
-          <w:bCs w:val="0"/>
-          <w:sz w:val="28"/>
-          <w:szCs w:val="28"/>
-          <w:highlight w:val="none"/>
-        </w:rPr>
-        <w:t xml:space="preserve">    Signaling(const Signaling&amp; other);</w:t>
-      </w:r>
-      <w:r/>
-    </w:p>
-    <w:p>
-      <w:pPr>
-        <w:pBdr/>
-        <w:spacing/>
-        <w:ind/>
-        <w:rPr/>
-      </w:pPr>
-      <w:r>
-        <w:rPr>
-          <w:rFonts w:ascii="Times New Roman" w:hAnsi="Times New Roman" w:cs="Times New Roman"/>
-          <w:b w:val="0"/>
-          <w:bCs w:val="0"/>
-          <w:sz w:val="28"/>
-          <w:szCs w:val="28"/>
-          <w:highlight w:val="none"/>
-        </w:rPr>
-        <w:t xml:space="preserve">    Signaling&amp; operator=(const Signaling&amp; other);</w:t>
-      </w:r>
-      <w:r/>
-    </w:p>
-    <w:p>
-      <w:pPr>
-        <w:pBdr/>
-        <w:spacing/>
-        <w:ind/>
-        <w:rPr/>
-      </w:pPr>
-      <w:r>
-        <w:rPr>
-          <w:rFonts w:ascii="Times New Roman" w:hAnsi="Times New Roman" w:cs="Times New Roman"/>
-          <w:b w:val="0"/>
-          <w:bCs w:val="0"/>
-          <w:sz w:val="28"/>
-          <w:szCs w:val="28"/>
-          <w:highlight w:val="none"/>
-        </w:rPr>
-      </w:r>
-      <w:r/>
-    </w:p>
-    <w:p>
-      <w:pPr>
-        <w:pBdr/>
-        <w:spacing/>
-        <w:ind/>
-        <w:rPr/>
-      </w:pPr>
-      <w:r>
-        <w:rPr>
-          <w:rFonts w:ascii="Times New Roman" w:hAnsi="Times New Roman" w:cs="Times New Roman"/>
-          <w:b w:val="0"/>
-          <w:bCs w:val="0"/>
-          <w:sz w:val="28"/>
-          <w:szCs w:val="28"/>
-          <w:highlight w:val="none"/>
-        </w:rPr>
-        <w:t xml:space="preserve">    Signaling(Signaling&amp;&amp; other) noexcept;</w:t>
-      </w:r>
-      <w:r/>
-    </w:p>
-    <w:p>
-      <w:pPr>
-        <w:pBdr/>
-        <w:spacing/>
-        <w:ind/>
-        <w:rPr/>
-      </w:pPr>
-      <w:r>
-        <w:rPr>
-          <w:rFonts w:ascii="Times New Roman" w:hAnsi="Times New Roman" w:cs="Times New Roman"/>
-          <w:b w:val="0"/>
-          <w:bCs w:val="0"/>
-          <w:sz w:val="28"/>
-          <w:szCs w:val="28"/>
-          <w:highlight w:val="none"/>
-        </w:rPr>
-        <w:t xml:space="preserve">    Signaling&amp; operator=(Signaling&amp;&amp; other) noexcept;</w:t>
-      </w:r>
-      <w:r/>
-    </w:p>
-    <w:p>
-      <w:pPr>
-        <w:pBdr/>
-        <w:spacing/>
-        <w:ind/>
-        <w:rPr/>
-      </w:pPr>
-      <w:r>
-        <w:rPr>
-          <w:rFonts w:ascii="Times New Roman" w:hAnsi="Times New Roman" w:cs="Times New Roman"/>
-          <w:b w:val="0"/>
-          <w:bCs w:val="0"/>
-          <w:sz w:val="28"/>
-          <w:szCs w:val="28"/>
-          <w:highlight w:val="none"/>
-        </w:rPr>
-      </w:r>
-      <w:r/>
-    </w:p>
-    <w:p>
-      <w:pPr>
-        <w:pBdr/>
-        <w:spacing/>
-        <w:ind/>
-        <w:rPr/>
-      </w:pPr>
-      <w:r>
-        <w:rPr>
-          <w:rFonts w:ascii="Times New Roman" w:hAnsi="Times New Roman" w:cs="Times New Roman"/>
-          <w:b w:val="0"/>
-          <w:bCs w:val="0"/>
-          <w:sz w:val="28"/>
-          <w:szCs w:val="28"/>
-          <w:highlight w:val="none"/>
-        </w:rPr>
-        <w:t xml:space="preserve">    std::size_t getSensorCount() const;</w:t>
-      </w:r>
-      <w:r/>
-    </w:p>
-    <w:p>
-      <w:pPr>
-        <w:pBdr/>
-        <w:spacing/>
-        <w:ind/>
-        <w:rPr/>
-      </w:pPr>
-      <w:r>
-        <w:rPr>
-          <w:rFonts w:ascii="Times New Roman" w:hAnsi="Times New Roman" w:cs="Times New Roman"/>
-          <w:b w:val="0"/>
-          <w:bCs w:val="0"/>
-          <w:sz w:val="28"/>
-          <w:szCs w:val="28"/>
-          <w:highlight w:val="none"/>
-        </w:rPr>
-        <w:t xml:space="preserve">    bool getHasWireless() const;</w:t>
-      </w:r>
-      <w:r/>
-    </w:p>
-    <w:p>
-      <w:pPr>
-        <w:pBdr/>
-        <w:spacing/>
-        <w:ind/>
-        <w:rPr/>
-      </w:pPr>
-      <w:r>
-        <w:rPr>
-          <w:rFonts w:ascii="Times New Roman" w:hAnsi="Times New Roman" w:cs="Times New Roman"/>
-          <w:b w:val="0"/>
-          <w:bCs w:val="0"/>
-          <w:sz w:val="28"/>
-          <w:szCs w:val="28"/>
-          <w:highlight w:val="none"/>
-        </w:rPr>
-        <w:t xml:space="preserve">    const char* getAlertMethod() const;</w:t>
-      </w:r>
-      <w:r/>
-    </w:p>
-    <w:p>
-      <w:pPr>
-        <w:pBdr/>
-        <w:spacing/>
-        <w:ind/>
-        <w:rPr/>
-      </w:pPr>
-      <w:r>
-        <w:rPr>
-          <w:rFonts w:ascii="Times New Roman" w:hAnsi="Times New Roman" w:cs="Times New Roman"/>
-          <w:b w:val="0"/>
-          <w:bCs w:val="0"/>
-          <w:sz w:val="28"/>
-          <w:szCs w:val="28"/>
-          <w:highlight w:val="none"/>
-        </w:rPr>
-        <w:t xml:space="preserve">    const int* getSensors() const;</w:t>
-      </w:r>
-      <w:r/>
-    </w:p>
-    <w:p>
-      <w:pPr>
-        <w:pBdr/>
-        <w:spacing/>
-        <w:ind/>
-        <w:rPr/>
-      </w:pPr>
-      <w:r>
-        <w:rPr>
-          <w:rFonts w:ascii="Times New Roman" w:hAnsi="Times New Roman" w:cs="Times New Roman"/>
-          <w:b w:val="0"/>
-          <w:bCs w:val="0"/>
-          <w:sz w:val="28"/>
-          <w:szCs w:val="28"/>
-          <w:highlight w:val="none"/>
-        </w:rPr>
-      </w:r>
-      <w:r/>
-    </w:p>
-    <w:p>
-      <w:pPr>
-        <w:pBdr/>
-        <w:spacing/>
-        <w:ind/>
-        <w:rPr/>
-      </w:pPr>
-      <w:r>
-        <w:rPr>
-          <w:rFonts w:ascii="Times New Roman" w:hAnsi="Times New Roman" w:cs="Times New Roman"/>
-          <w:b w:val="0"/>
-          <w:bCs w:val="0"/>
-          <w:sz w:val="28"/>
-          <w:szCs w:val="28"/>
-          <w:highlight w:val="none"/>
-        </w:rPr>
-        <w:t xml:space="preserve">    void display() const;</w:t>
-      </w:r>
-      <w:r/>
-    </w:p>
-    <w:p>
-      <w:pPr>
-        <w:pBdr/>
-        <w:spacing/>
-        <w:ind/>
-        <w:rPr/>
-      </w:pPr>
-      <w:r>
-        <w:rPr>
-          <w:rFonts w:ascii="Times New Roman" w:hAnsi="Times New Roman" w:cs="Times New Roman"/>
-          <w:b w:val="0"/>
-          <w:bCs w:val="0"/>
-          <w:sz w:val="28"/>
-          <w:szCs w:val="28"/>
-          <w:highlight w:val="none"/>
-        </w:rPr>
-        <w:t xml:space="preserve">};</w:t>
-      </w:r>
-      <w:r/>
-    </w:p>
-    <w:p>
-      <w:pPr>
-        <w:pBdr/>
-        <w:spacing/>
-        <w:ind/>
-        <w:rPr/>
-      </w:pPr>
-      <w:r>
-        <w:rPr>
-          <w:rFonts w:ascii="Times New Roman" w:hAnsi="Times New Roman" w:cs="Times New Roman"/>
-          <w:b w:val="0"/>
-          <w:bCs w:val="0"/>
-          <w:sz w:val="28"/>
-          <w:szCs w:val="28"/>
-          <w:highlight w:val="none"/>
-        </w:rPr>
-      </w:r>
-      <w:r/>
-    </w:p>
-    <w:p>
-      <w:pPr>
-        <w:pBdr/>
-        <w:spacing/>
-        <w:ind/>
-        <w:rPr/>
-      </w:pPr>
-      <w:r>
-        <w:rPr>
-          <w:rFonts w:ascii="Times New Roman" w:hAnsi="Times New Roman" w:cs="Times New Roman"/>
-          <w:b w:val="0"/>
-          <w:bCs w:val="0"/>
-          <w:sz w:val="28"/>
-          <w:szCs w:val="28"/>
-          <w:highlight w:val="none"/>
-        </w:rPr>
-        <w:t xml:space="preserve">#endif</w:t>
-      </w:r>
-      <w:r/>
-    </w:p>
-    <w:p>
-      <w:pPr>
-        <w:pBdr/>
-        <w:spacing/>
-        <w:ind/>
-        <w:rPr/>
-      </w:pPr>
-      <w:r>
-        <w:rPr>
-          <w:rFonts w:ascii="Times New Roman" w:hAnsi="Times New Roman" w:cs="Times New Roman"/>
-          <w:b w:val="0"/>
-          <w:bCs w:val="0"/>
-          <w:sz w:val="28"/>
-          <w:szCs w:val="28"/>
-          <w:highlight w:val="none"/>
-        </w:rPr>
-      </w:r>
-      <w:r/>
-    </w:p>
-    <w:p>
-      <w:pPr>
-        <w:pBdr/>
-        <w:spacing/>
-        <w:ind/>
-        <w:rPr/>
-      </w:pPr>
-      <w:r>
-        <w:rPr>
-          <w:rFonts w:ascii="Times New Roman" w:hAnsi="Times New Roman" w:cs="Times New Roman"/>
-          <w:b w:val="0"/>
-          <w:bCs w:val="0"/>
-          <w:sz w:val="28"/>
-          <w:szCs w:val="28"/>
-          <w:highlight w:val="none"/>
-        </w:rPr>
-        <w:t xml:space="preserve">—— Файл: signaling.cpp ———</w:t>
-      </w:r>
-      <w:r/>
-    </w:p>
-    <w:p>
-      <w:pPr>
-        <w:pBdr/>
-        <w:spacing/>
-        <w:ind/>
-        <w:rPr/>
-      </w:pPr>
-      <w:r>
-        <w:rPr>
-          <w:rFonts w:ascii="Times New Roman" w:hAnsi="Times New Roman" w:cs="Times New Roman"/>
-          <w:b w:val="0"/>
-          <w:bCs w:val="0"/>
-          <w:sz w:val="28"/>
-          <w:szCs w:val="28"/>
-          <w:highlight w:val="none"/>
-        </w:rPr>
-      </w:r>
-      <w:r/>
-    </w:p>
-    <w:p>
-      <w:pPr>
-        <w:pBdr/>
-        <w:spacing/>
-        <w:ind/>
-        <w:rPr/>
-      </w:pPr>
-      <w:r>
-        <w:rPr>
-          <w:rFonts w:ascii="Times New Roman" w:hAnsi="Times New Roman" w:cs="Times New Roman"/>
-          <w:b w:val="0"/>
-          <w:bCs w:val="0"/>
-          <w:sz w:val="28"/>
-          <w:szCs w:val="28"/>
-          <w:highlight w:val="none"/>
-        </w:rPr>
-        <w:t xml:space="preserve">#include "signaling.h"</w:t>
-      </w:r>
-      <w:r/>
-    </w:p>
-    <w:p>
-      <w:pPr>
-        <w:pBdr/>
-        <w:spacing/>
-        <w:ind/>
-        <w:rPr/>
-      </w:pPr>
-      <w:r>
-        <w:rPr>
-          <w:rFonts w:ascii="Times New Roman" w:hAnsi="Times New Roman" w:cs="Times New Roman"/>
-          <w:b w:val="0"/>
-          <w:bCs w:val="0"/>
-          <w:sz w:val="28"/>
-          <w:szCs w:val="28"/>
-          <w:highlight w:val="none"/>
-        </w:rPr>
-        <w:t xml:space="preserve">#include &lt;cstring&gt;</w:t>
-      </w:r>
-      <w:r/>
-    </w:p>
-    <w:p>
-      <w:pPr>
-        <w:pBdr/>
-        <w:spacing/>
-        <w:ind/>
-        <w:rPr/>
-      </w:pPr>
-      <w:r>
-        <w:rPr>
-          <w:rFonts w:ascii="Times New Roman" w:hAnsi="Times New Roman" w:cs="Times New Roman"/>
-          <w:b w:val="0"/>
-          <w:bCs w:val="0"/>
-          <w:sz w:val="28"/>
-          <w:szCs w:val="28"/>
-          <w:highlight w:val="none"/>
-        </w:rPr>
-      </w:r>
-      <w:r/>
-    </w:p>
-    <w:p>
-      <w:pPr>
-        <w:pBdr/>
-        <w:spacing/>
-        <w:ind/>
-        <w:rPr/>
-      </w:pPr>
-      <w:r>
-        <w:rPr>
-          <w:rFonts w:ascii="Times New Roman" w:hAnsi="Times New Roman" w:cs="Times New Roman"/>
-          <w:b w:val="0"/>
-          <w:bCs w:val="0"/>
-          <w:sz w:val="28"/>
-          <w:szCs w:val="28"/>
-          <w:highlight w:val="none"/>
-        </w:rPr>
-        <w:t xml:space="preserve">using namespace std;</w:t>
-      </w:r>
-      <w:r/>
-    </w:p>
-    <w:p>
-      <w:pPr>
-        <w:pBdr/>
-        <w:spacing/>
-        <w:ind/>
-        <w:rPr/>
-      </w:pPr>
-      <w:r>
-        <w:rPr>
-          <w:rFonts w:ascii="Times New Roman" w:hAnsi="Times New Roman" w:cs="Times New Roman"/>
-          <w:b w:val="0"/>
-          <w:bCs w:val="0"/>
-          <w:sz w:val="28"/>
-          <w:szCs w:val="28"/>
-          <w:highlight w:val="none"/>
-        </w:rPr>
-      </w:r>
-      <w:r/>
-    </w:p>
-    <w:p>
-      <w:pPr>
-        <w:pBdr/>
-        <w:spacing/>
-        <w:ind/>
-        <w:rPr/>
-      </w:pPr>
-      <w:r>
-        <w:rPr>
-          <w:rFonts w:ascii="Times New Roman" w:hAnsi="Times New Roman" w:cs="Times New Roman"/>
-          <w:b w:val="0"/>
-          <w:bCs w:val="0"/>
-          <w:sz w:val="28"/>
-          <w:szCs w:val="28"/>
-          <w:highlight w:val="none"/>
-        </w:rPr>
-        <w:t xml:space="preserve">void Signaling::allocate(size_t count, bool wireless, const char* method) {</w:t>
-      </w:r>
-      <w:r/>
-    </w:p>
-    <w:p>
-      <w:pPr>
-        <w:pBdr/>
-        <w:spacing/>
-        <w:ind/>
-        <w:rPr/>
-      </w:pPr>
-      <w:r>
-        <w:rPr>
-          <w:rFonts w:ascii="Times New Roman" w:hAnsi="Times New Roman" w:cs="Times New Roman"/>
-          <w:b w:val="0"/>
-          <w:bCs w:val="0"/>
-          <w:sz w:val="28"/>
-          <w:szCs w:val="28"/>
-          <w:highlight w:val="none"/>
-        </w:rPr>
-        <w:t xml:space="preserve">    if (count &lt; 1) {</w:t>
-      </w:r>
-      <w:r/>
-    </w:p>
-    <w:p>
-      <w:pPr>
-        <w:pBdr/>
-        <w:spacing/>
-        <w:ind/>
-        <w:rPr/>
-      </w:pPr>
-      <w:r>
-        <w:rPr>
-          <w:rFonts w:ascii="Times New Roman" w:hAnsi="Times New Roman" w:cs="Times New Roman"/>
-          <w:b w:val="0"/>
-          <w:bCs w:val="0"/>
-          <w:sz w:val="28"/>
-          <w:szCs w:val="28"/>
-          <w:highlight w:val="none"/>
-        </w:rPr>
-        <w:t xml:space="preserve">        count = 1;</w:t>
-      </w:r>
-      <w:r/>
-    </w:p>
-    <w:p>
-      <w:pPr>
-        <w:pBdr/>
-        <w:spacing/>
-        <w:ind/>
-        <w:rPr/>
-      </w:pPr>
-      <w:r>
-        <w:rPr>
-          <w:rFonts w:ascii="Times New Roman" w:hAnsi="Times New Roman" w:cs="Times New Roman"/>
-          <w:b w:val="0"/>
-          <w:bCs w:val="0"/>
-          <w:sz w:val="28"/>
-          <w:szCs w:val="28"/>
-          <w:highlight w:val="none"/>
-        </w:rPr>
-        <w:t xml:space="preserve">    }</w:t>
-      </w:r>
-      <w:r/>
-    </w:p>
-    <w:p>
-      <w:pPr>
-        <w:pBdr/>
-        <w:spacing/>
-        <w:ind/>
-        <w:rPr/>
-      </w:pPr>
-      <w:r>
-        <w:rPr>
-          <w:rFonts w:ascii="Times New Roman" w:hAnsi="Times New Roman" w:cs="Times New Roman"/>
-          <w:b w:val="0"/>
-          <w:bCs w:val="0"/>
-          <w:sz w:val="28"/>
-          <w:szCs w:val="28"/>
-          <w:highlight w:val="none"/>
-        </w:rPr>
-        <w:t xml:space="preserve">    sensorCount = count;</w:t>
-      </w:r>
-      <w:r/>
-    </w:p>
-    <w:p>
-      <w:pPr>
-        <w:pBdr/>
-        <w:spacing/>
-        <w:ind/>
-        <w:rPr/>
-      </w:pPr>
-      <w:r>
-        <w:rPr>
-          <w:rFonts w:ascii="Times New Roman" w:hAnsi="Times New Roman" w:cs="Times New Roman"/>
-          <w:b w:val="0"/>
-          <w:bCs w:val="0"/>
-          <w:sz w:val="28"/>
-          <w:szCs w:val="28"/>
-          <w:highlight w:val="none"/>
-        </w:rPr>
-        <w:t xml:space="preserve">    hasWireless = wireless;</w:t>
-      </w:r>
-      <w:r/>
-    </w:p>
-    <w:p>
-      <w:pPr>
-        <w:pBdr/>
-        <w:spacing/>
-        <w:ind/>
-        <w:rPr/>
-      </w:pPr>
-      <w:r>
-        <w:rPr>
-          <w:rFonts w:ascii="Times New Roman" w:hAnsi="Times New Roman" w:cs="Times New Roman"/>
-          <w:b w:val="0"/>
-          <w:bCs w:val="0"/>
-          <w:sz w:val="28"/>
-          <w:szCs w:val="28"/>
-          <w:highlight w:val="none"/>
-        </w:rPr>
-        <w:t xml:space="preserve">    sensors = new int[sensorCount];</w:t>
-      </w:r>
-      <w:r/>
-    </w:p>
-    <w:p>
-      <w:pPr>
-        <w:pBdr/>
-        <w:spacing/>
-        <w:ind/>
-        <w:rPr/>
-      </w:pPr>
-      <w:r>
-        <w:rPr>
-          <w:rFonts w:ascii="Times New Roman" w:hAnsi="Times New Roman" w:cs="Times New Roman"/>
-          <w:b w:val="0"/>
-          <w:bCs w:val="0"/>
-          <w:sz w:val="28"/>
-          <w:szCs w:val="28"/>
-          <w:highlight w:val="none"/>
-        </w:rPr>
-        <w:t xml:space="preserve">    for (size_t i = 0; i &lt; sensorCount; ++i) {</w:t>
-      </w:r>
-      <w:r/>
-    </w:p>
-    <w:p>
-      <w:pPr>
-        <w:pBdr/>
-        <w:spacing/>
-        <w:ind/>
-        <w:rPr/>
-      </w:pPr>
-      <w:r>
-        <w:rPr>
-          <w:rFonts w:ascii="Times New Roman" w:hAnsi="Times New Roman" w:cs="Times New Roman"/>
-          <w:b w:val="0"/>
-          <w:bCs w:val="0"/>
-          <w:sz w:val="28"/>
-          <w:szCs w:val="28"/>
-          <w:highlight w:val="none"/>
-        </w:rPr>
-        <w:t xml:space="preserve">        sensors[i] = static_cast&lt;int&gt;(i + 1);</w:t>
-      </w:r>
-      <w:r/>
-    </w:p>
-    <w:p>
-      <w:pPr>
-        <w:pBdr/>
-        <w:spacing/>
-        <w:ind/>
-        <w:rPr/>
-      </w:pPr>
-      <w:r>
-        <w:rPr>
-          <w:rFonts w:ascii="Times New Roman" w:hAnsi="Times New Roman" w:cs="Times New Roman"/>
-          <w:b w:val="0"/>
-          <w:bCs w:val="0"/>
-          <w:sz w:val="28"/>
-          <w:szCs w:val="28"/>
-          <w:highlight w:val="none"/>
-        </w:rPr>
-        <w:t xml:space="preserve">    }</w:t>
-      </w:r>
-      <w:r/>
-    </w:p>
-    <w:p>
-      <w:pPr>
-        <w:pBdr/>
-        <w:spacing/>
-        <w:ind/>
-        <w:rPr/>
-      </w:pPr>
-      <w:r>
-        <w:rPr>
-          <w:rFonts w:ascii="Times New Roman" w:hAnsi="Times New Roman" w:cs="Times New Roman"/>
-          <w:b w:val="0"/>
-          <w:bCs w:val="0"/>
-          <w:sz w:val="28"/>
-          <w:szCs w:val="28"/>
-          <w:highlight w:val="none"/>
-        </w:rPr>
-        <w:t xml:space="preserve">    size_t len = strlen(method);</w:t>
-      </w:r>
-      <w:r/>
-    </w:p>
-    <w:p>
-      <w:pPr>
-        <w:pBdr/>
-        <w:spacing/>
-        <w:ind/>
-        <w:rPr/>
-      </w:pPr>
-      <w:r>
-        <w:rPr>
-          <w:rFonts w:ascii="Times New Roman" w:hAnsi="Times New Roman" w:cs="Times New Roman"/>
-          <w:b w:val="0"/>
-          <w:bCs w:val="0"/>
-          <w:sz w:val="28"/>
-          <w:szCs w:val="28"/>
-          <w:highlight w:val="none"/>
-        </w:rPr>
-        <w:t xml:space="preserve">    alertMethod = new char[len + 1];</w:t>
-      </w:r>
-      <w:r/>
-    </w:p>
-    <w:p>
-      <w:pPr>
-        <w:pBdr/>
-        <w:spacing/>
-        <w:ind/>
-        <w:rPr/>
-      </w:pPr>
-      <w:r>
-        <w:rPr>
-          <w:rFonts w:ascii="Times New Roman" w:hAnsi="Times New Roman" w:cs="Times New Roman"/>
-          <w:b w:val="0"/>
-          <w:bCs w:val="0"/>
-          <w:sz w:val="28"/>
-          <w:szCs w:val="28"/>
-          <w:highlight w:val="none"/>
-        </w:rPr>
-        <w:t xml:space="preserve">    strcpy(alertMethod, method);</w:t>
-      </w:r>
-      <w:r/>
-    </w:p>
-    <w:p>
-      <w:pPr>
-        <w:pBdr/>
-        <w:spacing/>
-        <w:ind/>
-        <w:rPr/>
-      </w:pPr>
-      <w:r>
-        <w:rPr>
-          <w:rFonts w:ascii="Times New Roman" w:hAnsi="Times New Roman" w:cs="Times New Roman"/>
-          <w:b w:val="0"/>
-          <w:bCs w:val="0"/>
-          <w:sz w:val="28"/>
-          <w:szCs w:val="28"/>
-          <w:highlight w:val="none"/>
-        </w:rPr>
-        <w:t xml:space="preserve">}</w:t>
-      </w:r>
-      <w:r/>
-    </w:p>
-    <w:p>
-      <w:pPr>
-        <w:pBdr/>
-        <w:spacing/>
-        <w:ind/>
-        <w:rPr/>
-      </w:pPr>
-      <w:r>
-        <w:rPr>
-          <w:rFonts w:ascii="Times New Roman" w:hAnsi="Times New Roman" w:cs="Times New Roman"/>
-          <w:b w:val="0"/>
-          <w:bCs w:val="0"/>
-          <w:sz w:val="28"/>
-          <w:szCs w:val="28"/>
-          <w:highlight w:val="none"/>
-        </w:rPr>
-      </w:r>
-      <w:r/>
-    </w:p>
-    <w:p>
-      <w:pPr>
-        <w:pBdr/>
-        <w:spacing/>
-        <w:ind/>
-        <w:rPr/>
-      </w:pPr>
-      <w:r>
-        <w:rPr>
-          <w:rFonts w:ascii="Times New Roman" w:hAnsi="Times New Roman" w:cs="Times New Roman"/>
-          <w:b w:val="0"/>
-          <w:bCs w:val="0"/>
-          <w:sz w:val="28"/>
-          <w:szCs w:val="28"/>
-          <w:highlight w:val="none"/>
-        </w:rPr>
-        <w:t xml:space="preserve">void Signaling::freeResources() {</w:t>
-      </w:r>
-      <w:r/>
-    </w:p>
-    <w:p>
-      <w:pPr>
-        <w:pBdr/>
-        <w:spacing/>
-        <w:ind/>
-        <w:rPr/>
-      </w:pPr>
-      <w:r>
-        <w:rPr>
-          <w:rFonts w:ascii="Times New Roman" w:hAnsi="Times New Roman" w:cs="Times New Roman"/>
-          <w:b w:val="0"/>
-          <w:bCs w:val="0"/>
-          <w:sz w:val="28"/>
-          <w:szCs w:val="28"/>
-          <w:highlight w:val="none"/>
-        </w:rPr>
-        <w:t xml:space="preserve">    delete[] sensors;</w:t>
-      </w:r>
-      <w:r/>
-    </w:p>
-    <w:p>
-      <w:pPr>
-        <w:pBdr/>
-        <w:spacing/>
-        <w:ind/>
-        <w:rPr/>
-      </w:pPr>
-      <w:r>
-        <w:rPr>
-          <w:rFonts w:ascii="Times New Roman" w:hAnsi="Times New Roman" w:cs="Times New Roman"/>
-          <w:b w:val="0"/>
-          <w:bCs w:val="0"/>
-          <w:sz w:val="28"/>
-          <w:szCs w:val="28"/>
-          <w:highlight w:val="none"/>
-        </w:rPr>
-        <w:t xml:space="preserve">    delete[] alertMethod;</w:t>
-      </w:r>
-      <w:r/>
-    </w:p>
-    <w:p>
-      <w:pPr>
-        <w:pBdr/>
-        <w:spacing/>
-        <w:ind/>
-        <w:rPr/>
-      </w:pPr>
-      <w:r>
-        <w:rPr>
-          <w:rFonts w:ascii="Times New Roman" w:hAnsi="Times New Roman" w:cs="Times New Roman"/>
-          <w:b w:val="0"/>
-          <w:bCs w:val="0"/>
-          <w:sz w:val="28"/>
-          <w:szCs w:val="28"/>
-          <w:highlight w:val="none"/>
-        </w:rPr>
-        <w:t xml:space="preserve">    sensors = nullptr;</w:t>
-      </w:r>
-      <w:r/>
-    </w:p>
-    <w:p>
-      <w:pPr>
-        <w:pBdr/>
-        <w:spacing/>
-        <w:ind/>
-        <w:rPr/>
-      </w:pPr>
-      <w:r>
-        <w:rPr>
-          <w:rFonts w:ascii="Times New Roman" w:hAnsi="Times New Roman" w:cs="Times New Roman"/>
-          <w:b w:val="0"/>
-          <w:bCs w:val="0"/>
-          <w:sz w:val="28"/>
-          <w:szCs w:val="28"/>
-          <w:highlight w:val="none"/>
-        </w:rPr>
-        <w:t xml:space="preserve">    alertMethod = nullptr;</w:t>
-      </w:r>
-      <w:r/>
-    </w:p>
-    <w:p>
-      <w:pPr>
-        <w:pBdr/>
-        <w:spacing/>
-        <w:ind/>
-        <w:rPr/>
-      </w:pPr>
-      <w:r>
-        <w:rPr>
-          <w:rFonts w:ascii="Times New Roman" w:hAnsi="Times New Roman" w:cs="Times New Roman"/>
-          <w:b w:val="0"/>
-          <w:bCs w:val="0"/>
-          <w:sz w:val="28"/>
-          <w:szCs w:val="28"/>
-          <w:highlight w:val="none"/>
-        </w:rPr>
-        <w:t xml:space="preserve">    sensorCount = 0;</w:t>
-      </w:r>
-      <w:r/>
-    </w:p>
-    <w:p>
-      <w:pPr>
-        <w:pBdr/>
-        <w:spacing/>
-        <w:ind/>
-        <w:rPr/>
-      </w:pPr>
-      <w:r>
-        <w:rPr>
-          <w:rFonts w:ascii="Times New Roman" w:hAnsi="Times New Roman" w:cs="Times New Roman"/>
-          <w:b w:val="0"/>
-          <w:bCs w:val="0"/>
-          <w:sz w:val="28"/>
-          <w:szCs w:val="28"/>
-          <w:highlight w:val="none"/>
-        </w:rPr>
-        <w:t xml:space="preserve">    hasWireless = false;</w:t>
-      </w:r>
-      <w:r/>
-    </w:p>
-    <w:p>
-      <w:pPr>
-        <w:pBdr/>
-        <w:spacing/>
-        <w:ind/>
-        <w:rPr/>
-      </w:pPr>
-      <w:r>
-        <w:rPr>
-          <w:rFonts w:ascii="Times New Roman" w:hAnsi="Times New Roman" w:cs="Times New Roman"/>
-          <w:b w:val="0"/>
-          <w:bCs w:val="0"/>
-          <w:sz w:val="28"/>
-          <w:szCs w:val="28"/>
-          <w:highlight w:val="none"/>
-        </w:rPr>
-        <w:t xml:space="preserve">}</w:t>
-      </w:r>
-      <w:r/>
-    </w:p>
-    <w:p>
-      <w:pPr>
-        <w:pBdr/>
-        <w:spacing/>
-        <w:ind/>
-        <w:rPr/>
-      </w:pPr>
-      <w:r>
-        <w:rPr>
-          <w:rFonts w:ascii="Times New Roman" w:hAnsi="Times New Roman" w:cs="Times New Roman"/>
-          <w:b w:val="0"/>
-          <w:bCs w:val="0"/>
-          <w:sz w:val="28"/>
-          <w:szCs w:val="28"/>
-          <w:highlight w:val="none"/>
-        </w:rPr>
-      </w:r>
-      <w:r/>
-    </w:p>
-    <w:p>
-      <w:pPr>
-        <w:pBdr/>
-        <w:spacing/>
-        <w:ind/>
-        <w:rPr/>
-      </w:pPr>
-      <w:r>
-        <w:rPr>
-          <w:rFonts w:ascii="Times New Roman" w:hAnsi="Times New Roman" w:cs="Times New Roman"/>
-          <w:b w:val="0"/>
-          <w:bCs w:val="0"/>
-          <w:sz w:val="28"/>
-          <w:szCs w:val="28"/>
-          <w:highlight w:val="none"/>
-        </w:rPr>
-        <w:t xml:space="preserve">Signaling::Signaling(size_t count, bool wireless, const char* method)</w:t>
-      </w:r>
-      <w:r/>
-    </w:p>
-    <w:p>
-      <w:pPr>
-        <w:pBdr/>
-        <w:spacing/>
-        <w:ind/>
-        <w:rPr/>
-      </w:pPr>
-      <w:r>
-        <w:rPr>
-          <w:rFonts w:ascii="Times New Roman" w:hAnsi="Times New Roman" w:cs="Times New Roman"/>
-          <w:b w:val="0"/>
-          <w:bCs w:val="0"/>
-          <w:sz w:val="28"/>
-          <w:szCs w:val="28"/>
-          <w:highlight w:val="none"/>
-        </w:rPr>
-        <w:t xml:space="preserve">    : sensors(nullptr), sensorCount(0), hasWireless(false), alertMethod(nullptr) {</w:t>
-      </w:r>
-      <w:r/>
-    </w:p>
-    <w:p>
-      <w:pPr>
-        <w:pBdr/>
-        <w:spacing/>
-        <w:ind/>
-        <w:rPr/>
-      </w:pPr>
-      <w:r>
-        <w:rPr>
-          <w:rFonts w:ascii="Times New Roman" w:hAnsi="Times New Roman" w:cs="Times New Roman"/>
-          <w:b w:val="0"/>
-          <w:bCs w:val="0"/>
-          <w:sz w:val="28"/>
-          <w:szCs w:val="28"/>
-          <w:highlight w:val="none"/>
-        </w:rPr>
-        <w:t xml:space="preserve">    allocate(count, wireless, method);</w:t>
-      </w:r>
-      <w:r/>
-    </w:p>
-    <w:p>
-      <w:pPr>
-        <w:pBdr/>
-        <w:spacing/>
-        <w:ind/>
-        <w:rPr/>
-      </w:pPr>
-      <w:r>
-        <w:rPr>
-          <w:rFonts w:ascii="Times New Roman" w:hAnsi="Times New Roman" w:cs="Times New Roman"/>
-          <w:b w:val="0"/>
-          <w:bCs w:val="0"/>
-          <w:sz w:val="28"/>
-          <w:szCs w:val="28"/>
-          <w:highlight w:val="none"/>
-        </w:rPr>
-        <w:t xml:space="preserve">    cout &lt;&lt; "[Constructor] Ресурс виділено, датчиків: " &lt;&lt; sensorCount</w:t>
-      </w:r>
-      <w:r/>
-    </w:p>
-    <w:p>
-      <w:pPr>
-        <w:pBdr/>
-        <w:spacing/>
-        <w:ind/>
-        <w:rPr/>
-      </w:pPr>
-      <w:r>
-        <w:rPr>
-          <w:rFonts w:ascii="Times New Roman" w:hAnsi="Times New Roman" w:cs="Times New Roman"/>
-          <w:b w:val="0"/>
-          <w:bCs w:val="0"/>
-          <w:sz w:val="28"/>
-          <w:szCs w:val="28"/>
-          <w:highlight w:val="none"/>
-        </w:rPr>
-        <w:t xml:space="preserve">         &lt;&lt; ", адреса sensors: " &lt;&lt; sensors &lt;&lt; "\n";</w:t>
-      </w:r>
-      <w:r/>
-    </w:p>
-    <w:p>
-      <w:pPr>
-        <w:pBdr/>
-        <w:spacing/>
-        <w:ind/>
-        <w:rPr/>
-      </w:pPr>
-      <w:r>
-        <w:rPr>
-          <w:rFonts w:ascii="Times New Roman" w:hAnsi="Times New Roman" w:cs="Times New Roman"/>
-          <w:b w:val="0"/>
-          <w:bCs w:val="0"/>
-          <w:sz w:val="28"/>
-          <w:szCs w:val="28"/>
-          <w:highlight w:val="none"/>
-        </w:rPr>
-        <w:t xml:space="preserve">}</w:t>
-      </w:r>
-      <w:r/>
-    </w:p>
-    <w:p>
-      <w:pPr>
-        <w:pBdr/>
-        <w:spacing/>
-        <w:ind/>
-        <w:rPr/>
-      </w:pPr>
-      <w:r>
-        <w:rPr>
-          <w:rFonts w:ascii="Times New Roman" w:hAnsi="Times New Roman" w:cs="Times New Roman"/>
-          <w:b w:val="0"/>
-          <w:bCs w:val="0"/>
-          <w:sz w:val="28"/>
-          <w:szCs w:val="28"/>
-          <w:highlight w:val="none"/>
-        </w:rPr>
-      </w:r>
-      <w:r/>
-    </w:p>
-    <w:p>
-      <w:pPr>
-        <w:pBdr/>
-        <w:spacing/>
-        <w:ind/>
-        <w:rPr/>
-      </w:pPr>
-      <w:r>
-        <w:rPr>
-          <w:rFonts w:ascii="Times New Roman" w:hAnsi="Times New Roman" w:cs="Times New Roman"/>
-          <w:b w:val="0"/>
-          <w:bCs w:val="0"/>
-          <w:sz w:val="28"/>
-          <w:szCs w:val="28"/>
-          <w:highlight w:val="none"/>
-        </w:rPr>
-        <w:t xml:space="preserve">Signaling::~Signaling() {</w:t>
-      </w:r>
-      <w:r/>
-    </w:p>
-    <w:p>
-      <w:pPr>
-        <w:pBdr/>
-        <w:spacing/>
-        <w:ind/>
-        <w:rPr/>
-      </w:pPr>
-      <w:r>
-        <w:rPr>
-          <w:rFonts w:ascii="Times New Roman" w:hAnsi="Times New Roman" w:cs="Times New Roman"/>
-          <w:b w:val="0"/>
-          <w:bCs w:val="0"/>
-          <w:sz w:val="28"/>
-          <w:szCs w:val="28"/>
-          <w:highlight w:val="none"/>
-        </w:rPr>
-        <w:t xml:space="preserve">    if (sensors != nullptr || alertMethod != nullptr) {</w:t>
-      </w:r>
-      <w:r/>
-    </w:p>
-    <w:p>
-      <w:pPr>
-        <w:pBdr/>
-        <w:spacing/>
-        <w:ind/>
-        <w:rPr/>
-      </w:pPr>
-      <w:r>
-        <w:rPr>
-          <w:rFonts w:ascii="Times New Roman" w:hAnsi="Times New Roman" w:cs="Times New Roman"/>
-          <w:b w:val="0"/>
-          <w:bCs w:val="0"/>
-          <w:sz w:val="28"/>
-          <w:szCs w:val="28"/>
-          <w:highlight w:val="none"/>
-        </w:rPr>
-        <w:t xml:space="preserve">        cout &lt;&lt; "[Destructor] Звільнення ресурсу, адреса sensors: " &lt;&lt; sensors &lt;&lt; "\n";</w:t>
-      </w:r>
-      <w:r/>
-    </w:p>
-    <w:p>
-      <w:pPr>
-        <w:pBdr/>
-        <w:spacing/>
-        <w:ind/>
-        <w:rPr/>
-      </w:pPr>
-      <w:r>
-        <w:rPr>
-          <w:rFonts w:ascii="Times New Roman" w:hAnsi="Times New Roman" w:cs="Times New Roman"/>
-          <w:b w:val="0"/>
-          <w:bCs w:val="0"/>
-          <w:sz w:val="28"/>
-          <w:szCs w:val="28"/>
-          <w:highlight w:val="none"/>
-        </w:rPr>
-        <w:t xml:space="preserve">    } else {</w:t>
-      </w:r>
-      <w:r/>
-    </w:p>
-    <w:p>
-      <w:pPr>
-        <w:pBdr/>
-        <w:spacing/>
-        <w:ind/>
-        <w:rPr/>
-      </w:pPr>
-      <w:r>
-        <w:rPr>
-          <w:rFonts w:ascii="Times New Roman" w:hAnsi="Times New Roman" w:cs="Times New Roman"/>
-          <w:b w:val="0"/>
-          <w:bCs w:val="0"/>
-          <w:sz w:val="28"/>
-          <w:szCs w:val="28"/>
-          <w:highlight w:val="none"/>
-        </w:rPr>
-        <w:t xml:space="preserve">        cout &lt;&lt; "[Destructor] Об'єкт порожній, видаляти нічого\n";</w:t>
-      </w:r>
-      <w:r/>
-    </w:p>
-    <w:p>
-      <w:pPr>
-        <w:pBdr/>
-        <w:spacing/>
-        <w:ind/>
-        <w:rPr/>
-      </w:pPr>
-      <w:r>
-        <w:rPr>
-          <w:rFonts w:ascii="Times New Roman" w:hAnsi="Times New Roman" w:cs="Times New Roman"/>
-          <w:b w:val="0"/>
-          <w:bCs w:val="0"/>
-          <w:sz w:val="28"/>
-          <w:szCs w:val="28"/>
-          <w:highlight w:val="none"/>
-        </w:rPr>
-        <w:t xml:space="preserve">    }</w:t>
-      </w:r>
-      <w:r/>
-    </w:p>
-    <w:p>
-      <w:pPr>
-        <w:pBdr/>
-        <w:spacing/>
-        <w:ind/>
-        <w:rPr/>
-      </w:pPr>
-      <w:r>
-        <w:rPr>
-          <w:rFonts w:ascii="Times New Roman" w:hAnsi="Times New Roman" w:cs="Times New Roman"/>
-          <w:b w:val="0"/>
-          <w:bCs w:val="0"/>
-          <w:sz w:val="28"/>
-          <w:szCs w:val="28"/>
-          <w:highlight w:val="none"/>
-        </w:rPr>
-        <w:t xml:space="preserve">    freeResources();</w:t>
-      </w:r>
-      <w:r/>
-    </w:p>
-    <w:p>
-      <w:pPr>
-        <w:pBdr/>
-        <w:spacing/>
-        <w:ind/>
-        <w:rPr/>
-      </w:pPr>
-      <w:r>
-        <w:rPr>
-          <w:rFonts w:ascii="Times New Roman" w:hAnsi="Times New Roman" w:cs="Times New Roman"/>
-          <w:b w:val="0"/>
-          <w:bCs w:val="0"/>
-          <w:sz w:val="28"/>
-          <w:szCs w:val="28"/>
-          <w:highlight w:val="none"/>
-        </w:rPr>
-        <w:t xml:space="preserve">}</w:t>
-      </w:r>
-      <w:r/>
-    </w:p>
-    <w:p>
-      <w:pPr>
-        <w:pBdr/>
-        <w:spacing/>
-        <w:ind/>
-        <w:rPr/>
-      </w:pPr>
-      <w:r>
-        <w:rPr>
-          <w:rFonts w:ascii="Times New Roman" w:hAnsi="Times New Roman" w:cs="Times New Roman"/>
-          <w:b w:val="0"/>
-          <w:bCs w:val="0"/>
-          <w:sz w:val="28"/>
-          <w:szCs w:val="28"/>
-          <w:highlight w:val="none"/>
-        </w:rPr>
-      </w:r>
-      <w:r/>
-    </w:p>
-    <w:p>
-      <w:pPr>
-        <w:pBdr/>
-        <w:spacing/>
-        <w:ind/>
-        <w:rPr/>
-      </w:pPr>
-      <w:r>
-        <w:rPr>
-          <w:rFonts w:ascii="Times New Roman" w:hAnsi="Times New Roman" w:cs="Times New Roman"/>
-          <w:b w:val="0"/>
-          <w:bCs w:val="0"/>
-          <w:sz w:val="28"/>
-          <w:szCs w:val="28"/>
-          <w:highlight w:val="none"/>
-        </w:rPr>
-        <w:t xml:space="preserve">Signaling::Signaling(const Signaling&amp; other)</w:t>
-      </w:r>
-      <w:r/>
-    </w:p>
-    <w:p>
-      <w:pPr>
-        <w:pBdr/>
-        <w:spacing/>
-        <w:ind/>
-        <w:rPr/>
-      </w:pPr>
-      <w:r>
-        <w:rPr>
-          <w:rFonts w:ascii="Times New Roman" w:hAnsi="Times New Roman" w:cs="Times New Roman"/>
-          <w:b w:val="0"/>
-          <w:bCs w:val="0"/>
-          <w:sz w:val="28"/>
-          <w:szCs w:val="28"/>
-          <w:highlight w:val="none"/>
-        </w:rPr>
-        <w:t xml:space="preserve">    : sensors(nullptr), sensorCount(0), hasWireless(false), alertMethod(nullptr) {</w:t>
-      </w:r>
-      <w:r/>
-    </w:p>
-    <w:p>
-      <w:pPr>
-        <w:pBdr/>
-        <w:spacing/>
-        <w:ind/>
-        <w:rPr/>
-      </w:pPr>
-      <w:r>
-        <w:rPr>
-          <w:rFonts w:ascii="Times New Roman" w:hAnsi="Times New Roman" w:cs="Times New Roman"/>
-          <w:b w:val="0"/>
-          <w:bCs w:val="0"/>
-          <w:sz w:val="28"/>
-          <w:szCs w:val="28"/>
-          <w:highlight w:val="none"/>
-        </w:rPr>
-        <w:t xml:space="preserve">    allocate(other.sensorCount, other.hasWireless, other.alertMethod);</w:t>
-      </w:r>
-      <w:r/>
-    </w:p>
-    <w:p>
-      <w:pPr>
-        <w:pBdr/>
-        <w:spacing/>
-        <w:ind/>
-        <w:rPr/>
-      </w:pPr>
-      <w:r>
-        <w:rPr>
-          <w:rFonts w:ascii="Times New Roman" w:hAnsi="Times New Roman" w:cs="Times New Roman"/>
-          <w:b w:val="0"/>
-          <w:bCs w:val="0"/>
-          <w:sz w:val="28"/>
-          <w:szCs w:val="28"/>
-          <w:highlight w:val="none"/>
-        </w:rPr>
-        <w:t xml:space="preserve">    for (size_t i = 0; i &lt; sensorCount; ++i) {</w:t>
-      </w:r>
-      <w:r/>
-    </w:p>
-    <w:p>
-      <w:pPr>
-        <w:pBdr/>
-        <w:spacing/>
-        <w:ind/>
-        <w:rPr/>
-      </w:pPr>
-      <w:r>
-        <w:rPr>
-          <w:rFonts w:ascii="Times New Roman" w:hAnsi="Times New Roman" w:cs="Times New Roman"/>
-          <w:b w:val="0"/>
-          <w:bCs w:val="0"/>
-          <w:sz w:val="28"/>
-          <w:szCs w:val="28"/>
-          <w:highlight w:val="none"/>
-        </w:rPr>
-        <w:t xml:space="preserve">        sensors[i] = other.sensors[i];</w:t>
-      </w:r>
-      <w:r/>
-    </w:p>
-    <w:p>
-      <w:pPr>
-        <w:pBdr/>
-        <w:spacing/>
-        <w:ind/>
-        <w:rPr/>
-      </w:pPr>
-      <w:r>
-        <w:rPr>
-          <w:rFonts w:ascii="Times New Roman" w:hAnsi="Times New Roman" w:cs="Times New Roman"/>
-          <w:b w:val="0"/>
-          <w:bCs w:val="0"/>
-          <w:sz w:val="28"/>
-          <w:szCs w:val="28"/>
-          <w:highlight w:val="none"/>
-        </w:rPr>
-        <w:t xml:space="preserve">    }</w:t>
-      </w:r>
-      <w:r/>
-    </w:p>
-    <w:p>
-      <w:pPr>
-        <w:pBdr/>
-        <w:spacing/>
-        <w:ind/>
-        <w:rPr/>
-      </w:pPr>
-      <w:r>
-        <w:rPr>
-          <w:rFonts w:ascii="Times New Roman" w:hAnsi="Times New Roman" w:cs="Times New Roman"/>
-          <w:b w:val="0"/>
-          <w:bCs w:val="0"/>
-          <w:sz w:val="28"/>
-          <w:szCs w:val="28"/>
-          <w:highlight w:val="none"/>
-        </w:rPr>
-        <w:t xml:space="preserve">    cout &lt;&lt; "[Copy Constructor] Глибоке копіювання, адреса sensors: " &lt;&lt; sensors &lt;&lt; "\n";</w:t>
-      </w:r>
-      <w:r/>
-    </w:p>
-    <w:p>
-      <w:pPr>
-        <w:pBdr/>
-        <w:spacing/>
-        <w:ind/>
-        <w:rPr/>
-      </w:pPr>
-      <w:r>
-        <w:rPr>
-          <w:rFonts w:ascii="Times New Roman" w:hAnsi="Times New Roman" w:cs="Times New Roman"/>
-          <w:b w:val="0"/>
-          <w:bCs w:val="0"/>
-          <w:sz w:val="28"/>
-          <w:szCs w:val="28"/>
-          <w:highlight w:val="none"/>
-        </w:rPr>
-        <w:t xml:space="preserve">}</w:t>
-      </w:r>
-      <w:r/>
-    </w:p>
-    <w:p>
-      <w:pPr>
-        <w:pBdr/>
-        <w:spacing/>
-        <w:ind/>
-        <w:rPr/>
-      </w:pPr>
-      <w:r>
-        <w:rPr>
-          <w:rFonts w:ascii="Times New Roman" w:hAnsi="Times New Roman" w:cs="Times New Roman"/>
-          <w:b w:val="0"/>
-          <w:bCs w:val="0"/>
-          <w:sz w:val="28"/>
-          <w:szCs w:val="28"/>
-          <w:highlight w:val="none"/>
-        </w:rPr>
-      </w:r>
-      <w:r/>
-    </w:p>
-    <w:p>
-      <w:pPr>
-        <w:pBdr/>
-        <w:spacing/>
-        <w:ind/>
-        <w:rPr/>
-      </w:pPr>
-      <w:r>
-        <w:rPr>
-          <w:rFonts w:ascii="Times New Roman" w:hAnsi="Times New Roman" w:cs="Times New Roman"/>
-          <w:b w:val="0"/>
-          <w:bCs w:val="0"/>
-          <w:sz w:val="28"/>
-          <w:szCs w:val="28"/>
-          <w:highlight w:val="none"/>
-        </w:rPr>
-        <w:t xml:space="preserve">Signaling&amp; Signaling::operator=(const Signaling&amp; other) {</w:t>
-      </w:r>
-      <w:r/>
-    </w:p>
-    <w:p>
-      <w:pPr>
-        <w:pBdr/>
-        <w:spacing/>
-        <w:ind/>
-        <w:rPr/>
-      </w:pPr>
-      <w:r>
-        <w:rPr>
-          <w:rFonts w:ascii="Times New Roman" w:hAnsi="Times New Roman" w:cs="Times New Roman"/>
-          <w:b w:val="0"/>
-          <w:bCs w:val="0"/>
-          <w:sz w:val="28"/>
-          <w:szCs w:val="28"/>
-          <w:highlight w:val="none"/>
-        </w:rPr>
-        <w:t xml:space="preserve">    if (this != &amp;other) {</w:t>
-      </w:r>
-      <w:r/>
-    </w:p>
-    <w:p>
-      <w:pPr>
-        <w:pBdr/>
-        <w:spacing/>
-        <w:ind/>
-        <w:rPr/>
-      </w:pPr>
-      <w:r>
-        <w:rPr>
-          <w:rFonts w:ascii="Times New Roman" w:hAnsi="Times New Roman" w:cs="Times New Roman"/>
-          <w:b w:val="0"/>
-          <w:bCs w:val="0"/>
-          <w:sz w:val="28"/>
-          <w:szCs w:val="28"/>
-          <w:highlight w:val="none"/>
-        </w:rPr>
-        <w:t xml:space="preserve">        freeResources();</w:t>
-      </w:r>
-      <w:r/>
-    </w:p>
-    <w:p>
-      <w:pPr>
-        <w:pBdr/>
-        <w:spacing/>
-        <w:ind/>
-        <w:rPr/>
-      </w:pPr>
-      <w:r>
-        <w:rPr>
-          <w:rFonts w:ascii="Times New Roman" w:hAnsi="Times New Roman" w:cs="Times New Roman"/>
-          <w:b w:val="0"/>
-          <w:bCs w:val="0"/>
-          <w:sz w:val="28"/>
-          <w:szCs w:val="28"/>
-          <w:highlight w:val="none"/>
-        </w:rPr>
-        <w:t xml:space="preserve">        allocate(other.sensorCount, other.hasWireless, other.alertMethod);</w:t>
-      </w:r>
-      <w:r/>
-    </w:p>
-    <w:p>
-      <w:pPr>
-        <w:pBdr/>
-        <w:spacing/>
-        <w:ind/>
-        <w:rPr/>
-      </w:pPr>
-      <w:r>
-        <w:rPr>
-          <w:rFonts w:ascii="Times New Roman" w:hAnsi="Times New Roman" w:cs="Times New Roman"/>
-          <w:b w:val="0"/>
-          <w:bCs w:val="0"/>
-          <w:sz w:val="28"/>
-          <w:szCs w:val="28"/>
-          <w:highlight w:val="none"/>
-        </w:rPr>
-        <w:t xml:space="preserve">        for (size_t i = 0; i &lt; sensorCount; ++i) {</w:t>
-      </w:r>
-      <w:r/>
-    </w:p>
-    <w:p>
-      <w:pPr>
-        <w:pBdr/>
-        <w:spacing/>
-        <w:ind/>
-        <w:rPr/>
-      </w:pPr>
-      <w:r>
-        <w:rPr>
-          <w:rFonts w:ascii="Times New Roman" w:hAnsi="Times New Roman" w:cs="Times New Roman"/>
-          <w:b w:val="0"/>
-          <w:bCs w:val="0"/>
-          <w:sz w:val="28"/>
-          <w:szCs w:val="28"/>
-          <w:highlight w:val="none"/>
-        </w:rPr>
-        <w:t xml:space="preserve">            sensors[i] = other.sensors[i];</w:t>
-      </w:r>
-      <w:r/>
-    </w:p>
-    <w:p>
-      <w:pPr>
-        <w:pBdr/>
-        <w:spacing/>
-        <w:ind/>
-        <w:rPr/>
-      </w:pPr>
-      <w:r>
-        <w:rPr>
-          <w:rFonts w:ascii="Times New Roman" w:hAnsi="Times New Roman" w:cs="Times New Roman"/>
-          <w:b w:val="0"/>
-          <w:bCs w:val="0"/>
-          <w:sz w:val="28"/>
-          <w:szCs w:val="28"/>
-          <w:highlight w:val="none"/>
-        </w:rPr>
-        <w:t xml:space="preserve">        }</w:t>
-      </w:r>
-      <w:r/>
-    </w:p>
-    <w:p>
-      <w:pPr>
-        <w:pBdr/>
-        <w:spacing/>
-        <w:ind/>
-        <w:rPr/>
-      </w:pPr>
-      <w:r>
-        <w:rPr>
-          <w:rFonts w:ascii="Times New Roman" w:hAnsi="Times New Roman" w:cs="Times New Roman"/>
-          <w:b w:val="0"/>
-          <w:bCs w:val="0"/>
-          <w:sz w:val="28"/>
-          <w:szCs w:val="28"/>
-          <w:highlight w:val="none"/>
-        </w:rPr>
-        <w:t xml:space="preserve">    }</w:t>
-      </w:r>
-      <w:r/>
-    </w:p>
-    <w:p>
-      <w:pPr>
-        <w:pBdr/>
-        <w:spacing/>
-        <w:ind/>
-        <w:rPr/>
-      </w:pPr>
-      <w:r>
-        <w:rPr>
-          <w:rFonts w:ascii="Times New Roman" w:hAnsi="Times New Roman" w:cs="Times New Roman"/>
-          <w:b w:val="0"/>
-          <w:bCs w:val="0"/>
-          <w:sz w:val="28"/>
-          <w:szCs w:val="28"/>
-          <w:highlight w:val="none"/>
-        </w:rPr>
-        <w:t xml:space="preserve">    cout &lt;&lt; "[Copy Assignment] Копіююче присвоювання\n";</w:t>
-      </w:r>
-      <w:r/>
-    </w:p>
-    <w:p>
-      <w:pPr>
-        <w:pBdr/>
-        <w:spacing/>
-        <w:ind/>
-        <w:rPr/>
-      </w:pPr>
-      <w:r>
-        <w:rPr>
-          <w:rFonts w:ascii="Times New Roman" w:hAnsi="Times New Roman" w:cs="Times New Roman"/>
-          <w:b w:val="0"/>
-          <w:bCs w:val="0"/>
-          <w:sz w:val="28"/>
-          <w:szCs w:val="28"/>
-          <w:highlight w:val="none"/>
-        </w:rPr>
-        <w:t xml:space="preserve">    return *this;</w:t>
-      </w:r>
-      <w:r/>
-    </w:p>
-    <w:p>
-      <w:pPr>
-        <w:pBdr/>
-        <w:spacing/>
-        <w:ind/>
-        <w:rPr/>
-      </w:pPr>
-      <w:r>
-        <w:rPr>
-          <w:rFonts w:ascii="Times New Roman" w:hAnsi="Times New Roman" w:cs="Times New Roman"/>
-          <w:b w:val="0"/>
-          <w:bCs w:val="0"/>
-          <w:sz w:val="28"/>
-          <w:szCs w:val="28"/>
-          <w:highlight w:val="none"/>
-        </w:rPr>
-        <w:t xml:space="preserve">}</w:t>
-      </w:r>
-      <w:r/>
-    </w:p>
-    <w:p>
-      <w:pPr>
-        <w:pBdr/>
-        <w:spacing/>
-        <w:ind/>
-        <w:rPr/>
-      </w:pPr>
-      <w:r>
-        <w:rPr>
-          <w:rFonts w:ascii="Times New Roman" w:hAnsi="Times New Roman" w:cs="Times New Roman"/>
-          <w:b w:val="0"/>
-          <w:bCs w:val="0"/>
-          <w:sz w:val="28"/>
-          <w:szCs w:val="28"/>
-          <w:highlight w:val="none"/>
-        </w:rPr>
-      </w:r>
-      <w:r/>
-    </w:p>
-    <w:p>
-      <w:pPr>
-        <w:pBdr/>
-        <w:spacing/>
-        <w:ind/>
-        <w:rPr/>
-      </w:pPr>
-      <w:r>
-        <w:rPr>
-          <w:rFonts w:ascii="Times New Roman" w:hAnsi="Times New Roman" w:cs="Times New Roman"/>
-          <w:b w:val="0"/>
-          <w:bCs w:val="0"/>
-          <w:sz w:val="28"/>
-          <w:szCs w:val="28"/>
-          <w:highlight w:val="none"/>
-        </w:rPr>
-        <w:t xml:space="preserve">Signaling::Signaling(Signaling&amp;&amp; other) noexcept</w:t>
-      </w:r>
-      <w:r/>
-    </w:p>
-    <w:p>
-      <w:pPr>
-        <w:pBdr/>
-        <w:spacing/>
-        <w:ind/>
-        <w:rPr/>
-      </w:pPr>
-      <w:r>
-        <w:rPr>
-          <w:rFonts w:ascii="Times New Roman" w:hAnsi="Times New Roman" w:cs="Times New Roman"/>
-          <w:b w:val="0"/>
-          <w:bCs w:val="0"/>
-          <w:sz w:val="28"/>
-          <w:szCs w:val="28"/>
-          <w:highlight w:val="none"/>
-        </w:rPr>
-        <w:t xml:space="preserve">    : sensors(other.sensors),</w:t>
-      </w:r>
-      <w:r/>
-    </w:p>
-    <w:p>
-      <w:pPr>
-        <w:pBdr/>
-        <w:spacing/>
-        <w:ind/>
-        <w:rPr/>
-      </w:pPr>
-      <w:r>
-        <w:rPr>
-          <w:rFonts w:ascii="Times New Roman" w:hAnsi="Times New Roman" w:cs="Times New Roman"/>
-          <w:b w:val="0"/>
-          <w:bCs w:val="0"/>
-          <w:sz w:val="28"/>
-          <w:szCs w:val="28"/>
-          <w:highlight w:val="none"/>
-        </w:rPr>
-        <w:t xml:space="preserve">      sensorCount(other.sensorCount),</w:t>
-      </w:r>
-      <w:r/>
-    </w:p>
-    <w:p>
-      <w:pPr>
-        <w:pBdr/>
-        <w:spacing/>
-        <w:ind/>
-        <w:rPr/>
-      </w:pPr>
-      <w:r>
-        <w:rPr>
-          <w:rFonts w:ascii="Times New Roman" w:hAnsi="Times New Roman" w:cs="Times New Roman"/>
-          <w:b w:val="0"/>
-          <w:bCs w:val="0"/>
-          <w:sz w:val="28"/>
-          <w:szCs w:val="28"/>
-          <w:highlight w:val="none"/>
-        </w:rPr>
-        <w:t xml:space="preserve">      hasWireless(other.hasWireless),</w:t>
-      </w:r>
-      <w:r/>
-    </w:p>
-    <w:p>
-      <w:pPr>
-        <w:pBdr/>
-        <w:spacing/>
-        <w:ind/>
-        <w:rPr/>
-      </w:pPr>
-      <w:r>
-        <w:rPr>
-          <w:rFonts w:ascii="Times New Roman" w:hAnsi="Times New Roman" w:cs="Times New Roman"/>
-          <w:b w:val="0"/>
-          <w:bCs w:val="0"/>
-          <w:sz w:val="28"/>
-          <w:szCs w:val="28"/>
-          <w:highlight w:val="none"/>
-        </w:rPr>
-        <w:t xml:space="preserve">      alertMethod(other.alertMethod) {</w:t>
-      </w:r>
-      <w:r/>
-    </w:p>
-    <w:p>
-      <w:pPr>
-        <w:pBdr/>
-        <w:spacing/>
-        <w:ind/>
-        <w:rPr/>
-      </w:pPr>
-      <w:r>
-        <w:rPr>
-          <w:rFonts w:ascii="Times New Roman" w:hAnsi="Times New Roman" w:cs="Times New Roman"/>
-          <w:b w:val="0"/>
-          <w:bCs w:val="0"/>
-          <w:sz w:val="28"/>
-          <w:szCs w:val="28"/>
-          <w:highlight w:val="none"/>
-        </w:rPr>
-        <w:t xml:space="preserve">    other.sensors = nullptr;</w:t>
-      </w:r>
-      <w:r/>
-    </w:p>
-    <w:p>
-      <w:pPr>
-        <w:pBdr/>
-        <w:spacing/>
-        <w:ind/>
-        <w:rPr/>
-      </w:pPr>
-      <w:r>
-        <w:rPr>
-          <w:rFonts w:ascii="Times New Roman" w:hAnsi="Times New Roman" w:cs="Times New Roman"/>
-          <w:b w:val="0"/>
-          <w:bCs w:val="0"/>
-          <w:sz w:val="28"/>
-          <w:szCs w:val="28"/>
-          <w:highlight w:val="none"/>
-        </w:rPr>
-        <w:t xml:space="preserve">    other.sensorCount = 0;</w:t>
-      </w:r>
-      <w:r/>
-    </w:p>
-    <w:p>
-      <w:pPr>
-        <w:pBdr/>
-        <w:spacing/>
-        <w:ind/>
-        <w:rPr/>
-      </w:pPr>
-      <w:r>
-        <w:rPr>
-          <w:rFonts w:ascii="Times New Roman" w:hAnsi="Times New Roman" w:cs="Times New Roman"/>
-          <w:b w:val="0"/>
-          <w:bCs w:val="0"/>
-          <w:sz w:val="28"/>
-          <w:szCs w:val="28"/>
-          <w:highlight w:val="none"/>
-        </w:rPr>
-        <w:t xml:space="preserve">    other.hasWireless = false;</w:t>
-      </w:r>
-      <w:r/>
-    </w:p>
-    <w:p>
-      <w:pPr>
-        <w:pBdr/>
-        <w:spacing/>
-        <w:ind/>
-        <w:rPr/>
-      </w:pPr>
-      <w:r>
-        <w:rPr>
-          <w:rFonts w:ascii="Times New Roman" w:hAnsi="Times New Roman" w:cs="Times New Roman"/>
-          <w:b w:val="0"/>
-          <w:bCs w:val="0"/>
-          <w:sz w:val="28"/>
-          <w:szCs w:val="28"/>
-          <w:highlight w:val="none"/>
-        </w:rPr>
-        <w:t xml:space="preserve">    other.alertMethod = nullptr;</w:t>
-      </w:r>
-      <w:r/>
-    </w:p>
-    <w:p>
-      <w:pPr>
-        <w:pBdr/>
-        <w:spacing/>
-        <w:ind/>
-        <w:rPr/>
-      </w:pPr>
-      <w:r>
-        <w:rPr>
-          <w:rFonts w:ascii="Times New Roman" w:hAnsi="Times New Roman" w:cs="Times New Roman"/>
-          <w:b w:val="0"/>
-          <w:bCs w:val="0"/>
-          <w:sz w:val="28"/>
-          <w:szCs w:val="28"/>
-          <w:highlight w:val="none"/>
-        </w:rPr>
-        <w:t xml:space="preserve">    cout &lt;&lt; "[Move Constructor] Ресурс передано, адреса sensors: " &lt;&lt; sensors &lt;&lt; "\n";</w:t>
-      </w:r>
-      <w:r/>
-    </w:p>
-    <w:p>
-      <w:pPr>
-        <w:pBdr/>
-        <w:spacing/>
-        <w:ind/>
-        <w:rPr/>
-      </w:pPr>
-      <w:r>
-        <w:rPr>
-          <w:rFonts w:ascii="Times New Roman" w:hAnsi="Times New Roman" w:cs="Times New Roman"/>
-          <w:b w:val="0"/>
-          <w:bCs w:val="0"/>
-          <w:sz w:val="28"/>
-          <w:szCs w:val="28"/>
-          <w:highlight w:val="none"/>
-        </w:rPr>
-        <w:t xml:space="preserve">}</w:t>
-      </w:r>
-      <w:r/>
-    </w:p>
-    <w:p>
-      <w:pPr>
-        <w:pBdr/>
-        <w:spacing/>
-        <w:ind/>
-        <w:rPr/>
-      </w:pPr>
-      <w:r>
-        <w:rPr>
-          <w:rFonts w:ascii="Times New Roman" w:hAnsi="Times New Roman" w:cs="Times New Roman"/>
-          <w:b w:val="0"/>
-          <w:bCs w:val="0"/>
-          <w:sz w:val="28"/>
-          <w:szCs w:val="28"/>
-          <w:highlight w:val="none"/>
-        </w:rPr>
-      </w:r>
-      <w:r/>
-    </w:p>
-    <w:p>
-      <w:pPr>
-        <w:pBdr/>
-        <w:spacing/>
-        <w:ind/>
-        <w:rPr/>
-      </w:pPr>
-      <w:r>
-        <w:rPr>
-          <w:rFonts w:ascii="Times New Roman" w:hAnsi="Times New Roman" w:cs="Times New Roman"/>
-          <w:b w:val="0"/>
-          <w:bCs w:val="0"/>
-          <w:sz w:val="28"/>
-          <w:szCs w:val="28"/>
-          <w:highlight w:val="none"/>
-        </w:rPr>
-        <w:t xml:space="preserve">Signaling&amp; Signaling::operator=(Signaling&amp;&amp; other) noexcept {</w:t>
-      </w:r>
-      <w:r/>
-    </w:p>
-    <w:p>
-      <w:pPr>
-        <w:pBdr/>
-        <w:spacing/>
-        <w:ind/>
-        <w:rPr/>
-      </w:pPr>
-      <w:r>
-        <w:rPr>
-          <w:rFonts w:ascii="Times New Roman" w:hAnsi="Times New Roman" w:cs="Times New Roman"/>
-          <w:b w:val="0"/>
-          <w:bCs w:val="0"/>
-          <w:sz w:val="28"/>
-          <w:szCs w:val="28"/>
-          <w:highlight w:val="none"/>
-        </w:rPr>
-        <w:t xml:space="preserve">    if (this != &amp;other) {</w:t>
-      </w:r>
-      <w:r/>
-    </w:p>
-    <w:p>
-      <w:pPr>
-        <w:pBdr/>
-        <w:spacing/>
-        <w:ind/>
-        <w:rPr/>
-      </w:pPr>
-      <w:r>
-        <w:rPr>
-          <w:rFonts w:ascii="Times New Roman" w:hAnsi="Times New Roman" w:cs="Times New Roman"/>
-          <w:b w:val="0"/>
-          <w:bCs w:val="0"/>
-          <w:sz w:val="28"/>
-          <w:szCs w:val="28"/>
-          <w:highlight w:val="none"/>
-        </w:rPr>
-        <w:t xml:space="preserve">        freeResources();</w:t>
-      </w:r>
-      <w:r/>
-    </w:p>
-    <w:p>
-      <w:pPr>
-        <w:pBdr/>
-        <w:spacing/>
-        <w:ind/>
-        <w:rPr/>
-      </w:pPr>
-      <w:r>
-        <w:rPr>
-          <w:rFonts w:ascii="Times New Roman" w:hAnsi="Times New Roman" w:cs="Times New Roman"/>
-          <w:b w:val="0"/>
-          <w:bCs w:val="0"/>
-          <w:sz w:val="28"/>
-          <w:szCs w:val="28"/>
-          <w:highlight w:val="none"/>
-        </w:rPr>
-        <w:t xml:space="preserve">        sensors = other.sensors;</w:t>
-      </w:r>
-      <w:r/>
-    </w:p>
-    <w:p>
-      <w:pPr>
-        <w:pBdr/>
-        <w:spacing/>
-        <w:ind/>
-        <w:rPr/>
-      </w:pPr>
-      <w:r>
-        <w:rPr>
-          <w:rFonts w:ascii="Times New Roman" w:hAnsi="Times New Roman" w:cs="Times New Roman"/>
-          <w:b w:val="0"/>
-          <w:bCs w:val="0"/>
-          <w:sz w:val="28"/>
-          <w:szCs w:val="28"/>
-          <w:highlight w:val="none"/>
-        </w:rPr>
-        <w:t xml:space="preserve">        sensorCount = other.sensorCount;</w:t>
-      </w:r>
-      <w:r/>
-    </w:p>
-    <w:p>
-      <w:pPr>
-        <w:pBdr/>
-        <w:spacing/>
-        <w:ind/>
-        <w:rPr/>
-      </w:pPr>
-      <w:r>
-        <w:rPr>
-          <w:rFonts w:ascii="Times New Roman" w:hAnsi="Times New Roman" w:cs="Times New Roman"/>
-          <w:b w:val="0"/>
-          <w:bCs w:val="0"/>
-          <w:sz w:val="28"/>
-          <w:szCs w:val="28"/>
-          <w:highlight w:val="none"/>
-        </w:rPr>
-        <w:t xml:space="preserve">        hasWireless = other.hasWireless;</w:t>
-      </w:r>
-      <w:r/>
-    </w:p>
-    <w:p>
-      <w:pPr>
-        <w:pBdr/>
-        <w:spacing/>
-        <w:ind/>
-        <w:rPr/>
-      </w:pPr>
-      <w:r>
-        <w:rPr>
-          <w:rFonts w:ascii="Times New Roman" w:hAnsi="Times New Roman" w:cs="Times New Roman"/>
-          <w:b w:val="0"/>
-          <w:bCs w:val="0"/>
-          <w:sz w:val="28"/>
-          <w:szCs w:val="28"/>
-          <w:highlight w:val="none"/>
-        </w:rPr>
-        <w:t xml:space="preserve">        alertMethod = other.alertMethod;</w:t>
-      </w:r>
-      <w:r/>
-    </w:p>
-    <w:p>
-      <w:pPr>
-        <w:pBdr/>
-        <w:spacing/>
-        <w:ind/>
-        <w:rPr/>
-      </w:pPr>
-      <w:r>
-        <w:rPr>
-          <w:rFonts w:ascii="Times New Roman" w:hAnsi="Times New Roman" w:cs="Times New Roman"/>
-          <w:b w:val="0"/>
-          <w:bCs w:val="0"/>
-          <w:sz w:val="28"/>
-          <w:szCs w:val="28"/>
-          <w:highlight w:val="none"/>
-        </w:rPr>
-        <w:t xml:space="preserve">        other.sensors = nullptr;</w:t>
-      </w:r>
-      <w:r/>
-    </w:p>
-    <w:p>
-      <w:pPr>
-        <w:pBdr/>
-        <w:spacing/>
-        <w:ind/>
-        <w:rPr/>
-      </w:pPr>
-      <w:r>
-        <w:rPr>
-          <w:rFonts w:ascii="Times New Roman" w:hAnsi="Times New Roman" w:cs="Times New Roman"/>
-          <w:b w:val="0"/>
-          <w:bCs w:val="0"/>
-          <w:sz w:val="28"/>
-          <w:szCs w:val="28"/>
-          <w:highlight w:val="none"/>
-        </w:rPr>
-        <w:t xml:space="preserve">        other.sensorCount = 0;</w:t>
-      </w:r>
-      <w:r/>
-    </w:p>
-    <w:p>
-      <w:pPr>
-        <w:pBdr/>
-        <w:spacing/>
-        <w:ind/>
-        <w:rPr/>
-      </w:pPr>
-      <w:r>
-        <w:rPr>
-          <w:rFonts w:ascii="Times New Roman" w:hAnsi="Times New Roman" w:cs="Times New Roman"/>
-          <w:b w:val="0"/>
-          <w:bCs w:val="0"/>
-          <w:sz w:val="28"/>
-          <w:szCs w:val="28"/>
-          <w:highlight w:val="none"/>
-        </w:rPr>
-        <w:t xml:space="preserve">        other.hasWireless = false;</w:t>
-      </w:r>
-      <w:r/>
-    </w:p>
-    <w:p>
-      <w:pPr>
-        <w:pBdr/>
-        <w:spacing/>
-        <w:ind/>
-        <w:rPr/>
-      </w:pPr>
-      <w:r>
-        <w:rPr>
-          <w:rFonts w:ascii="Times New Roman" w:hAnsi="Times New Roman" w:cs="Times New Roman"/>
-          <w:b w:val="0"/>
-          <w:bCs w:val="0"/>
-          <w:sz w:val="28"/>
-          <w:szCs w:val="28"/>
-          <w:highlight w:val="none"/>
-        </w:rPr>
-        <w:t xml:space="preserve">        other.alertMethod = nullptr;</w:t>
-      </w:r>
-      <w:r/>
-    </w:p>
-    <w:p>
-      <w:pPr>
-        <w:pBdr/>
-        <w:spacing/>
-        <w:ind/>
-        <w:rPr/>
-      </w:pPr>
-      <w:r>
-        <w:rPr>
-          <w:rFonts w:ascii="Times New Roman" w:hAnsi="Times New Roman" w:cs="Times New Roman"/>
-          <w:b w:val="0"/>
-          <w:bCs w:val="0"/>
-          <w:sz w:val="28"/>
-          <w:szCs w:val="28"/>
-          <w:highlight w:val="none"/>
-        </w:rPr>
-        <w:t xml:space="preserve">    }</w:t>
-      </w:r>
-      <w:r/>
-    </w:p>
-    <w:p>
-      <w:pPr>
-        <w:pBdr/>
-        <w:spacing/>
-        <w:ind/>
-        <w:rPr/>
-      </w:pPr>
-      <w:r>
-        <w:rPr>
-          <w:rFonts w:ascii="Times New Roman" w:hAnsi="Times New Roman" w:cs="Times New Roman"/>
-          <w:b w:val="0"/>
-          <w:bCs w:val="0"/>
-          <w:sz w:val="28"/>
-          <w:szCs w:val="28"/>
-          <w:highlight w:val="none"/>
-        </w:rPr>
-        <w:t xml:space="preserve">    cout &lt;&lt; "[Move Assignment] Присвоювання переміщенням\n";</w:t>
-      </w:r>
-      <w:r/>
-    </w:p>
-    <w:p>
-      <w:pPr>
-        <w:pBdr/>
-        <w:spacing/>
-        <w:ind/>
-        <w:rPr/>
-      </w:pPr>
-      <w:r>
-        <w:rPr>
-          <w:rFonts w:ascii="Times New Roman" w:hAnsi="Times New Roman" w:cs="Times New Roman"/>
-          <w:b w:val="0"/>
-          <w:bCs w:val="0"/>
-          <w:sz w:val="28"/>
-          <w:szCs w:val="28"/>
-          <w:highlight w:val="none"/>
-        </w:rPr>
-        <w:t xml:space="preserve">    return *this;</w:t>
-      </w:r>
-      <w:r/>
-    </w:p>
-    <w:p>
-      <w:pPr>
-        <w:pBdr/>
-        <w:spacing/>
-        <w:ind/>
-        <w:rPr/>
-      </w:pPr>
-      <w:r>
-        <w:rPr>
-          <w:rFonts w:ascii="Times New Roman" w:hAnsi="Times New Roman" w:cs="Times New Roman"/>
-          <w:b w:val="0"/>
-          <w:bCs w:val="0"/>
-          <w:sz w:val="28"/>
-          <w:szCs w:val="28"/>
-          <w:highlight w:val="none"/>
-        </w:rPr>
-        <w:t xml:space="preserve">}</w:t>
-      </w:r>
-      <w:r/>
-    </w:p>
-    <w:p>
-      <w:pPr>
-        <w:pBdr/>
-        <w:spacing/>
-        <w:ind/>
-        <w:rPr/>
-      </w:pPr>
-      <w:r>
-        <w:rPr>
-          <w:rFonts w:ascii="Times New Roman" w:hAnsi="Times New Roman" w:cs="Times New Roman"/>
-          <w:b w:val="0"/>
-          <w:bCs w:val="0"/>
-          <w:sz w:val="28"/>
-          <w:szCs w:val="28"/>
-          <w:highlight w:val="none"/>
-        </w:rPr>
-      </w:r>
-      <w:r/>
-    </w:p>
-    <w:p>
-      <w:pPr>
-        <w:pBdr/>
-        <w:spacing/>
-        <w:ind/>
-        <w:rPr/>
-      </w:pPr>
-      <w:r>
-        <w:rPr>
-          <w:rFonts w:ascii="Times New Roman" w:hAnsi="Times New Roman" w:cs="Times New Roman"/>
-          <w:b w:val="0"/>
-          <w:bCs w:val="0"/>
-          <w:sz w:val="28"/>
-          <w:szCs w:val="28"/>
-          <w:highlight w:val="none"/>
-        </w:rPr>
-        <w:t xml:space="preserve">size_t Signaling::getSensorCount() const { return sensorCount; }</w:t>
-      </w:r>
-      <w:r/>
-    </w:p>
-    <w:p>
-      <w:pPr>
-        <w:pBdr/>
-        <w:spacing/>
-        <w:ind/>
-        <w:rPr/>
-      </w:pPr>
-      <w:r>
-        <w:rPr>
-          <w:rFonts w:ascii="Times New Roman" w:hAnsi="Times New Roman" w:cs="Times New Roman"/>
-          <w:b w:val="0"/>
-          <w:bCs w:val="0"/>
-          <w:sz w:val="28"/>
-          <w:szCs w:val="28"/>
-          <w:highlight w:val="none"/>
-        </w:rPr>
-        <w:t xml:space="preserve">bool Signaling::getHasWireless() const { return hasWireless; }</w:t>
-      </w:r>
-      <w:r/>
-    </w:p>
-    <w:p>
-      <w:pPr>
-        <w:pBdr/>
-        <w:spacing/>
-        <w:ind/>
-        <w:rPr/>
-      </w:pPr>
-      <w:r>
-        <w:rPr>
-          <w:rFonts w:ascii="Times New Roman" w:hAnsi="Times New Roman" w:cs="Times New Roman"/>
-          <w:b w:val="0"/>
-          <w:bCs w:val="0"/>
-          <w:sz w:val="28"/>
-          <w:szCs w:val="28"/>
-          <w:highlight w:val="none"/>
-        </w:rPr>
-        <w:t xml:space="preserve">const char* Signaling::getAlertMethod() const { return alertMethod; }</w:t>
-      </w:r>
-      <w:r/>
-    </w:p>
-    <w:p>
-      <w:pPr>
-        <w:pBdr/>
-        <w:spacing/>
-        <w:ind/>
-        <w:rPr/>
-      </w:pPr>
-      <w:r>
-        <w:rPr>
-          <w:rFonts w:ascii="Times New Roman" w:hAnsi="Times New Roman" w:cs="Times New Roman"/>
-          <w:b w:val="0"/>
-          <w:bCs w:val="0"/>
-          <w:sz w:val="28"/>
-          <w:szCs w:val="28"/>
-          <w:highlight w:val="none"/>
-        </w:rPr>
-        <w:t xml:space="preserve">const int* Signaling::getSensors() const { return sensors; }</w:t>
-      </w:r>
-      <w:r/>
-    </w:p>
-    <w:p>
-      <w:pPr>
-        <w:pBdr/>
-        <w:spacing/>
-        <w:ind/>
-        <w:rPr/>
-      </w:pPr>
-      <w:r>
-        <w:rPr>
-          <w:rFonts w:ascii="Times New Roman" w:hAnsi="Times New Roman" w:cs="Times New Roman"/>
-          <w:b w:val="0"/>
-          <w:bCs w:val="0"/>
-          <w:sz w:val="28"/>
-          <w:szCs w:val="28"/>
-          <w:highlight w:val="none"/>
-        </w:rPr>
-      </w:r>
-      <w:r/>
-    </w:p>
-    <w:p>
-      <w:pPr>
-        <w:pBdr/>
-        <w:spacing/>
-        <w:ind/>
-        <w:rPr/>
-      </w:pPr>
-      <w:r>
-        <w:rPr>
-          <w:rFonts w:ascii="Times New Roman" w:hAnsi="Times New Roman" w:cs="Times New Roman"/>
-          <w:b w:val="0"/>
-          <w:bCs w:val="0"/>
-          <w:sz w:val="28"/>
-          <w:szCs w:val="28"/>
-          <w:highlight w:val="none"/>
-        </w:rPr>
-        <w:t xml:space="preserve">void Signaling::display() const {</w:t>
-      </w:r>
-      <w:r/>
-    </w:p>
-    <w:p>
-      <w:pPr>
-        <w:pBdr/>
-        <w:spacing/>
-        <w:ind/>
-        <w:rPr/>
-      </w:pPr>
-      <w:r>
-        <w:rPr>
-          <w:rFonts w:ascii="Times New Roman" w:hAnsi="Times New Roman" w:cs="Times New Roman"/>
-          <w:b w:val="0"/>
-          <w:bCs w:val="0"/>
-          <w:sz w:val="28"/>
-          <w:szCs w:val="28"/>
-          <w:highlight w:val="none"/>
-        </w:rPr>
-        <w:t xml:space="preserve">    cout &lt;&lt; "датчиків: " &lt;&lt; sensorCount</w:t>
-      </w:r>
-      <w:r/>
-    </w:p>
-    <w:p>
-      <w:pPr>
-        <w:pBdr/>
-        <w:spacing/>
-        <w:ind/>
-        <w:rPr/>
-      </w:pPr>
-      <w:r>
-        <w:rPr>
-          <w:rFonts w:ascii="Times New Roman" w:hAnsi="Times New Roman" w:cs="Times New Roman"/>
-          <w:b w:val="0"/>
-          <w:bCs w:val="0"/>
-          <w:sz w:val="28"/>
-          <w:szCs w:val="28"/>
-          <w:highlight w:val="none"/>
-        </w:rPr>
-        <w:t xml:space="preserve">         &lt;&lt; ", бездротові: " &lt;&lt; (hasWireless ? "так" : "ні")</w:t>
-      </w:r>
-      <w:r/>
-    </w:p>
-    <w:p>
-      <w:pPr>
-        <w:pBdr/>
-        <w:spacing/>
-        <w:ind/>
-        <w:rPr/>
-      </w:pPr>
-      <w:r>
-        <w:rPr>
-          <w:rFonts w:ascii="Times New Roman" w:hAnsi="Times New Roman" w:cs="Times New Roman"/>
-          <w:b w:val="0"/>
-          <w:bCs w:val="0"/>
-          <w:sz w:val="28"/>
-          <w:szCs w:val="28"/>
-          <w:highlight w:val="none"/>
-        </w:rPr>
-        <w:t xml:space="preserve">         &lt;&lt; ", оповіщення: " &lt;&lt; (alertMethod ? alertMethod : "(порожньо)")</w:t>
-      </w:r>
-      <w:r/>
-    </w:p>
-    <w:p>
-      <w:pPr>
-        <w:pBdr/>
-        <w:spacing/>
-        <w:ind/>
-        <w:rPr/>
-      </w:pPr>
-      <w:r>
-        <w:rPr>
-          <w:rFonts w:ascii="Times New Roman" w:hAnsi="Times New Roman" w:cs="Times New Roman"/>
-          <w:b w:val="0"/>
-          <w:bCs w:val="0"/>
-          <w:sz w:val="28"/>
-          <w:szCs w:val="28"/>
-          <w:highlight w:val="none"/>
-        </w:rPr>
-        <w:t xml:space="preserve">         &lt;&lt; ", sensors@: " &lt;&lt; sensors &lt;&lt; "\n";</w:t>
-      </w:r>
-      <w:r/>
-    </w:p>
-    <w:p>
-      <w:pPr>
-        <w:pBdr/>
-        <w:spacing/>
-        <w:ind/>
-        <w:rPr/>
-      </w:pPr>
-      <w:r>
-        <w:rPr>
-          <w:rFonts w:ascii="Times New Roman" w:hAnsi="Times New Roman" w:cs="Times New Roman"/>
-          <w:b w:val="0"/>
-          <w:bCs w:val="0"/>
-          <w:sz w:val="28"/>
-          <w:szCs w:val="28"/>
-          <w:highlight w:val="none"/>
-        </w:rPr>
-        <w:t xml:space="preserve">}</w:t>
-      </w:r>
-      <w:r/>
-    </w:p>
-    <w:p>
-      <w:pPr>
-        <w:pBdr/>
-        <w:spacing/>
-        <w:ind/>
-        <w:rPr/>
-      </w:pPr>
-      <w:r>
-        <w:rPr>
-          <w:rFonts w:ascii="Times New Roman" w:hAnsi="Times New Roman" w:cs="Times New Roman"/>
-          <w:b w:val="0"/>
-          <w:bCs w:val="0"/>
-          <w:sz w:val="28"/>
-          <w:szCs w:val="28"/>
-          <w:highlight w:val="none"/>
-        </w:rPr>
-      </w:r>
-      <w:r/>
-    </w:p>
-    <w:p>
-      <w:pPr>
-        <w:pBdr/>
-        <w:spacing/>
-        <w:ind/>
-        <w:rPr/>
-      </w:pPr>
-      <w:r>
-        <w:rPr>
-          <w:rFonts w:ascii="Times New Roman" w:hAnsi="Times New Roman" w:cs="Times New Roman"/>
-          <w:b w:val="0"/>
-          <w:bCs w:val="0"/>
-          <w:sz w:val="28"/>
-          <w:szCs w:val="28"/>
-          <w:highlight w:val="none"/>
-        </w:rPr>
-        <w:t xml:space="preserve">—— Файл: main.cpp ———</w:t>
-      </w:r>
-      <w:r/>
-    </w:p>
-    <w:p>
-      <w:pPr>
-        <w:pBdr/>
-        <w:spacing/>
-        <w:ind/>
-        <w:rPr/>
-      </w:pPr>
-      <w:r>
-        <w:rPr>
-          <w:rFonts w:ascii="Times New Roman" w:hAnsi="Times New Roman" w:cs="Times New Roman"/>
-          <w:b w:val="0"/>
-          <w:bCs w:val="0"/>
-          <w:sz w:val="28"/>
-          <w:szCs w:val="28"/>
-          <w:highlight w:val="none"/>
-        </w:rPr>
-      </w:r>
-      <w:r/>
-    </w:p>
-    <w:p>
-      <w:pPr>
-        <w:pBdr/>
-        <w:spacing/>
-        <w:ind/>
-        <w:rPr/>
-      </w:pPr>
-      <w:r>
-        <w:rPr>
-          <w:rFonts w:ascii="Times New Roman" w:hAnsi="Times New Roman" w:cs="Times New Roman"/>
-          <w:b w:val="0"/>
-          <w:bCs w:val="0"/>
-          <w:sz w:val="28"/>
-          <w:szCs w:val="28"/>
-          <w:highlight w:val="none"/>
-        </w:rPr>
-        <w:t xml:space="preserve">#include &lt;iostream&gt;</w:t>
-      </w:r>
-      <w:r/>
-    </w:p>
-    <w:p>
-      <w:pPr>
-        <w:pBdr/>
-        <w:spacing/>
-        <w:ind/>
-        <w:rPr/>
-      </w:pPr>
-      <w:r>
-        <w:rPr>
-          <w:rFonts w:ascii="Times New Roman" w:hAnsi="Times New Roman" w:cs="Times New Roman"/>
-          <w:b w:val="0"/>
-          <w:bCs w:val="0"/>
-          <w:sz w:val="28"/>
-          <w:szCs w:val="28"/>
-          <w:highlight w:val="none"/>
-        </w:rPr>
-        <w:t xml:space="preserve">#include &lt;utility&gt;</w:t>
-      </w:r>
-      <w:r/>
-    </w:p>
-    <w:p>
-      <w:pPr>
-        <w:pBdr/>
-        <w:spacing/>
-        <w:ind/>
-        <w:rPr/>
-      </w:pPr>
-      <w:r>
-        <w:rPr>
-          <w:rFonts w:ascii="Times New Roman" w:hAnsi="Times New Roman" w:cs="Times New Roman"/>
-          <w:b w:val="0"/>
-          <w:bCs w:val="0"/>
-          <w:sz w:val="28"/>
-          <w:szCs w:val="28"/>
-          <w:highlight w:val="none"/>
-        </w:rPr>
-        <w:t xml:space="preserve">#include "signaling.h"</w:t>
-      </w:r>
-      <w:r/>
-    </w:p>
-    <w:p>
-      <w:pPr>
-        <w:pBdr/>
-        <w:spacing/>
-        <w:ind/>
-        <w:rPr/>
-      </w:pPr>
-      <w:r>
-        <w:rPr>
-          <w:rFonts w:ascii="Times New Roman" w:hAnsi="Times New Roman" w:cs="Times New Roman"/>
-          <w:b w:val="0"/>
-          <w:bCs w:val="0"/>
-          <w:sz w:val="28"/>
-          <w:szCs w:val="28"/>
-          <w:highlight w:val="none"/>
-        </w:rPr>
-      </w:r>
-      <w:r/>
-    </w:p>
-    <w:p>
-      <w:pPr>
-        <w:pBdr/>
-        <w:spacing/>
-        <w:ind/>
-        <w:rPr/>
-      </w:pPr>
-      <w:r>
-        <w:rPr>
-          <w:rFonts w:ascii="Times New Roman" w:hAnsi="Times New Roman" w:cs="Times New Roman"/>
-          <w:b w:val="0"/>
-          <w:bCs w:val="0"/>
-          <w:sz w:val="28"/>
-          <w:szCs w:val="28"/>
-          <w:highlight w:val="none"/>
-        </w:rPr>
-        <w:t xml:space="preserve">using namespace std;</w:t>
-      </w:r>
-      <w:r/>
-    </w:p>
-    <w:p>
-      <w:pPr>
-        <w:pBdr/>
-        <w:spacing/>
-        <w:ind/>
-        <w:rPr/>
-      </w:pPr>
-      <w:r>
-        <w:rPr>
-          <w:rFonts w:ascii="Times New Roman" w:hAnsi="Times New Roman" w:cs="Times New Roman"/>
-          <w:b w:val="0"/>
-          <w:bCs w:val="0"/>
-          <w:sz w:val="28"/>
-          <w:szCs w:val="28"/>
-          <w:highlight w:val="none"/>
-        </w:rPr>
-      </w:r>
-      <w:r/>
-    </w:p>
-    <w:p>
-      <w:pPr>
-        <w:pBdr/>
-        <w:spacing/>
-        <w:ind/>
-        <w:rPr/>
-      </w:pPr>
-      <w:r>
-        <w:rPr>
-          <w:rFonts w:ascii="Times New Roman" w:hAnsi="Times New Roman" w:cs="Times New Roman"/>
-          <w:b w:val="0"/>
-          <w:bCs w:val="0"/>
-          <w:sz w:val="28"/>
-          <w:szCs w:val="28"/>
-          <w:highlight w:val="none"/>
-        </w:rPr>
-        <w:t xml:space="preserve">void takeByValue(Signaling obj) {</w:t>
-      </w:r>
-      <w:r/>
-    </w:p>
-    <w:p>
-      <w:pPr>
-        <w:pBdr/>
-        <w:spacing/>
-        <w:ind/>
-        <w:rPr/>
-      </w:pPr>
-      <w:r>
-        <w:rPr>
-          <w:rFonts w:ascii="Times New Roman" w:hAnsi="Times New Roman" w:cs="Times New Roman"/>
-          <w:b w:val="0"/>
-          <w:bCs w:val="0"/>
-          <w:sz w:val="28"/>
-          <w:szCs w:val="28"/>
-          <w:highlight w:val="none"/>
-        </w:rPr>
-        <w:t xml:space="preserve">    cout &lt;&lt; "  всередині takeByValue: ";</w:t>
-      </w:r>
-      <w:r/>
-    </w:p>
-    <w:p>
-      <w:pPr>
-        <w:pBdr/>
-        <w:spacing/>
-        <w:ind/>
-        <w:rPr/>
-      </w:pPr>
-      <w:r>
-        <w:rPr>
-          <w:rFonts w:ascii="Times New Roman" w:hAnsi="Times New Roman" w:cs="Times New Roman"/>
-          <w:b w:val="0"/>
-          <w:bCs w:val="0"/>
-          <w:sz w:val="28"/>
-          <w:szCs w:val="28"/>
-          <w:highlight w:val="none"/>
-        </w:rPr>
-        <w:t xml:space="preserve">    obj.display();</w:t>
-      </w:r>
-      <w:r/>
-    </w:p>
-    <w:p>
-      <w:pPr>
-        <w:pBdr/>
-        <w:spacing/>
-        <w:ind/>
-        <w:rPr/>
-      </w:pPr>
-      <w:r>
-        <w:rPr>
-          <w:rFonts w:ascii="Times New Roman" w:hAnsi="Times New Roman" w:cs="Times New Roman"/>
-          <w:b w:val="0"/>
-          <w:bCs w:val="0"/>
-          <w:sz w:val="28"/>
-          <w:szCs w:val="28"/>
-          <w:highlight w:val="none"/>
-        </w:rPr>
-        <w:t xml:space="preserve">}</w:t>
-      </w:r>
-      <w:r/>
-    </w:p>
-    <w:p>
-      <w:pPr>
-        <w:pBdr/>
-        <w:spacing/>
-        <w:ind/>
-        <w:rPr/>
-      </w:pPr>
-      <w:r>
-        <w:rPr>
-          <w:rFonts w:ascii="Times New Roman" w:hAnsi="Times New Roman" w:cs="Times New Roman"/>
-          <w:b w:val="0"/>
-          <w:bCs w:val="0"/>
-          <w:sz w:val="28"/>
-          <w:szCs w:val="28"/>
-          <w:highlight w:val="none"/>
-        </w:rPr>
-      </w:r>
-      <w:r/>
-    </w:p>
-    <w:p>
-      <w:pPr>
-        <w:pBdr/>
-        <w:spacing/>
-        <w:ind/>
-        <w:rPr/>
-      </w:pPr>
-      <w:r>
-        <w:rPr>
-          <w:rFonts w:ascii="Times New Roman" w:hAnsi="Times New Roman" w:cs="Times New Roman"/>
-          <w:b w:val="0"/>
-          <w:bCs w:val="0"/>
-          <w:sz w:val="28"/>
-          <w:szCs w:val="28"/>
-          <w:highlight w:val="none"/>
-        </w:rPr>
-        <w:t xml:space="preserve">Signaling makeSignaling() {</w:t>
-      </w:r>
-      <w:r/>
-    </w:p>
-    <w:p>
-      <w:pPr>
-        <w:pBdr/>
-        <w:spacing/>
-        <w:ind/>
-        <w:rPr/>
-      </w:pPr>
-      <w:r>
-        <w:rPr>
-          <w:rFonts w:ascii="Times New Roman" w:hAnsi="Times New Roman" w:cs="Times New Roman"/>
-          <w:b w:val="0"/>
-          <w:bCs w:val="0"/>
-          <w:sz w:val="28"/>
-          <w:szCs w:val="28"/>
-          <w:highlight w:val="none"/>
-        </w:rPr>
-        <w:t xml:space="preserve">    cout &lt;&lt; "  створення локального об'єкта у makeSignaling...\n";</w:t>
-      </w:r>
-      <w:r/>
-    </w:p>
-    <w:p>
-      <w:pPr>
-        <w:pBdr/>
-        <w:spacing/>
-        <w:ind/>
-        <w:rPr/>
-      </w:pPr>
-      <w:r>
-        <w:rPr>
-          <w:rFonts w:ascii="Times New Roman" w:hAnsi="Times New Roman" w:cs="Times New Roman"/>
-          <w:b w:val="0"/>
-          <w:bCs w:val="0"/>
-          <w:sz w:val="28"/>
-          <w:szCs w:val="28"/>
-          <w:highlight w:val="none"/>
-        </w:rPr>
-        <w:t xml:space="preserve">    Signaling local(4, true, "email");</w:t>
-      </w:r>
-      <w:r/>
-    </w:p>
-    <w:p>
-      <w:pPr>
-        <w:pBdr/>
-        <w:spacing/>
-        <w:ind/>
-        <w:rPr/>
-      </w:pPr>
-      <w:r>
-        <w:rPr>
-          <w:rFonts w:ascii="Times New Roman" w:hAnsi="Times New Roman" w:cs="Times New Roman"/>
-          <w:b w:val="0"/>
-          <w:bCs w:val="0"/>
-          <w:sz w:val="28"/>
-          <w:szCs w:val="28"/>
-          <w:highlight w:val="none"/>
-        </w:rPr>
-        <w:t xml:space="preserve">    cout &lt;&lt; "  повернення з makeSignaling...\n";</w:t>
-      </w:r>
-      <w:r/>
-    </w:p>
-    <w:p>
-      <w:pPr>
-        <w:pBdr/>
-        <w:spacing/>
-        <w:ind/>
-        <w:rPr/>
-      </w:pPr>
-      <w:r>
-        <w:rPr>
-          <w:rFonts w:ascii="Times New Roman" w:hAnsi="Times New Roman" w:cs="Times New Roman"/>
-          <w:b w:val="0"/>
-          <w:bCs w:val="0"/>
-          <w:sz w:val="28"/>
-          <w:szCs w:val="28"/>
-          <w:highlight w:val="none"/>
-        </w:rPr>
-        <w:t xml:space="preserve">    return local;</w:t>
-      </w:r>
-      <w:r/>
-    </w:p>
-    <w:p>
-      <w:pPr>
-        <w:pBdr/>
-        <w:spacing/>
-        <w:ind/>
-        <w:rPr/>
-      </w:pPr>
-      <w:r>
-        <w:rPr>
-          <w:rFonts w:ascii="Times New Roman" w:hAnsi="Times New Roman" w:cs="Times New Roman"/>
-          <w:b w:val="0"/>
-          <w:bCs w:val="0"/>
-          <w:sz w:val="28"/>
-          <w:szCs w:val="28"/>
-          <w:highlight w:val="none"/>
-        </w:rPr>
-        <w:t xml:space="preserve">}</w:t>
-      </w:r>
-      <w:r/>
-    </w:p>
-    <w:p>
-      <w:pPr>
-        <w:pBdr/>
-        <w:spacing/>
-        <w:ind/>
-        <w:rPr/>
-      </w:pPr>
-      <w:r>
-        <w:rPr>
-          <w:rFonts w:ascii="Times New Roman" w:hAnsi="Times New Roman" w:cs="Times New Roman"/>
-          <w:b w:val="0"/>
-          <w:bCs w:val="0"/>
-          <w:sz w:val="28"/>
-          <w:szCs w:val="28"/>
-          <w:highlight w:val="none"/>
-        </w:rPr>
-      </w:r>
-      <w:r/>
-    </w:p>
-    <w:p>
-      <w:pPr>
-        <w:pBdr/>
-        <w:spacing/>
-        <w:ind/>
-        <w:rPr/>
-      </w:pPr>
-      <w:r>
-        <w:rPr>
-          <w:rFonts w:ascii="Times New Roman" w:hAnsi="Times New Roman" w:cs="Times New Roman"/>
-          <w:b w:val="0"/>
-          <w:bCs w:val="0"/>
-          <w:sz w:val="28"/>
-          <w:szCs w:val="28"/>
-          <w:highlight w:val="none"/>
-        </w:rPr>
-        <w:t xml:space="preserve">int main() {</w:t>
-      </w:r>
-      <w:r/>
-    </w:p>
-    <w:p>
-      <w:pPr>
-        <w:pBdr/>
-        <w:spacing/>
-        <w:ind/>
-        <w:rPr/>
-      </w:pPr>
-      <w:r>
-        <w:rPr>
-          <w:rFonts w:ascii="Times New Roman" w:hAnsi="Times New Roman" w:cs="Times New Roman"/>
-          <w:b w:val="0"/>
-          <w:bCs w:val="0"/>
-          <w:sz w:val="28"/>
-          <w:szCs w:val="28"/>
-          <w:highlight w:val="none"/>
-        </w:rPr>
-        <w:t xml:space="preserve">    cout &lt;&lt; "=== Лаб. №16: Копіювання та переміщення (Сигналізація) ===\n\n";</w:t>
-      </w:r>
-      <w:r/>
-    </w:p>
-    <w:p>
-      <w:pPr>
-        <w:pBdr/>
-        <w:spacing/>
-        <w:ind/>
-        <w:rPr/>
-      </w:pPr>
-      <w:r>
-        <w:rPr>
-          <w:rFonts w:ascii="Times New Roman" w:hAnsi="Times New Roman" w:cs="Times New Roman"/>
-          <w:b w:val="0"/>
-          <w:bCs w:val="0"/>
-          <w:sz w:val="28"/>
-          <w:szCs w:val="28"/>
-          <w:highlight w:val="none"/>
-        </w:rPr>
-      </w:r>
-      <w:r/>
-    </w:p>
-    <w:p>
-      <w:pPr>
-        <w:pBdr/>
-        <w:spacing/>
-        <w:ind/>
-        <w:rPr/>
-      </w:pPr>
-      <w:r>
-        <w:rPr>
-          <w:rFonts w:ascii="Times New Roman" w:hAnsi="Times New Roman" w:cs="Times New Roman"/>
-          <w:b w:val="0"/>
-          <w:bCs w:val="0"/>
-          <w:sz w:val="28"/>
-          <w:szCs w:val="28"/>
-          <w:highlight w:val="none"/>
-        </w:rPr>
-        <w:t xml:space="preserve">    cout &lt;&lt; "1. Конструктор з параметром:\n";</w:t>
-      </w:r>
-      <w:r/>
-    </w:p>
-    <w:p>
-      <w:pPr>
-        <w:pBdr/>
-        <w:spacing/>
-        <w:ind/>
-        <w:rPr/>
-      </w:pPr>
-      <w:r>
-        <w:rPr>
-          <w:rFonts w:ascii="Times New Roman" w:hAnsi="Times New Roman" w:cs="Times New Roman"/>
-          <w:b w:val="0"/>
-          <w:bCs w:val="0"/>
-          <w:sz w:val="28"/>
-          <w:szCs w:val="28"/>
-          <w:highlight w:val="none"/>
-        </w:rPr>
-        <w:t xml:space="preserve">    Signaling a(8, true, "сирена");</w:t>
-      </w:r>
-      <w:r/>
-    </w:p>
-    <w:p>
-      <w:pPr>
-        <w:pBdr/>
-        <w:spacing/>
-        <w:ind/>
-        <w:rPr/>
-      </w:pPr>
-      <w:r>
-        <w:rPr>
-          <w:rFonts w:ascii="Times New Roman" w:hAnsi="Times New Roman" w:cs="Times New Roman"/>
-          <w:b w:val="0"/>
-          <w:bCs w:val="0"/>
-          <w:sz w:val="28"/>
-          <w:szCs w:val="28"/>
-          <w:highlight w:val="none"/>
-        </w:rPr>
-        <w:t xml:space="preserve">    a.display();</w:t>
-      </w:r>
-      <w:r/>
-    </w:p>
-    <w:p>
-      <w:pPr>
-        <w:pBdr/>
-        <w:spacing/>
-        <w:ind/>
-        <w:rPr/>
-      </w:pPr>
-      <w:r>
-        <w:rPr>
-          <w:rFonts w:ascii="Times New Roman" w:hAnsi="Times New Roman" w:cs="Times New Roman"/>
-          <w:b w:val="0"/>
-          <w:bCs w:val="0"/>
-          <w:sz w:val="28"/>
-          <w:szCs w:val="28"/>
-          <w:highlight w:val="none"/>
-        </w:rPr>
-        <w:t xml:space="preserve">    cout &lt;&lt; "\n";</w:t>
-      </w:r>
-      <w:r/>
-    </w:p>
-    <w:p>
-      <w:pPr>
-        <w:pBdr/>
-        <w:spacing/>
-        <w:ind/>
-        <w:rPr/>
-      </w:pPr>
-      <w:r>
-        <w:rPr>
-          <w:rFonts w:ascii="Times New Roman" w:hAnsi="Times New Roman" w:cs="Times New Roman"/>
-          <w:b w:val="0"/>
-          <w:bCs w:val="0"/>
-          <w:sz w:val="28"/>
-          <w:szCs w:val="28"/>
-          <w:highlight w:val="none"/>
-        </w:rPr>
-      </w:r>
-      <w:r/>
-    </w:p>
-    <w:p>
-      <w:pPr>
-        <w:pBdr/>
-        <w:spacing/>
-        <w:ind/>
-        <w:rPr/>
-      </w:pPr>
-      <w:r>
-        <w:rPr>
-          <w:rFonts w:ascii="Times New Roman" w:hAnsi="Times New Roman" w:cs="Times New Roman"/>
-          <w:b w:val="0"/>
-          <w:bCs w:val="0"/>
-          <w:sz w:val="28"/>
-          <w:szCs w:val="28"/>
-          <w:highlight w:val="none"/>
-        </w:rPr>
-        <w:t xml:space="preserve">    cout &lt;&lt; "2. Конструктор копіювання (Signaling b = a):\n";</w:t>
-      </w:r>
-      <w:r/>
-    </w:p>
-    <w:p>
-      <w:pPr>
-        <w:pBdr/>
-        <w:spacing/>
-        <w:ind/>
-        <w:rPr/>
-      </w:pPr>
-      <w:r>
-        <w:rPr>
-          <w:rFonts w:ascii="Times New Roman" w:hAnsi="Times New Roman" w:cs="Times New Roman"/>
-          <w:b w:val="0"/>
-          <w:bCs w:val="0"/>
-          <w:sz w:val="28"/>
-          <w:szCs w:val="28"/>
-          <w:highlight w:val="none"/>
-        </w:rPr>
-        <w:t xml:space="preserve">    Signaling b = a;</w:t>
-      </w:r>
-      <w:r/>
-    </w:p>
-    <w:p>
-      <w:pPr>
-        <w:pBdr/>
-        <w:spacing/>
-        <w:ind/>
-        <w:rPr/>
-      </w:pPr>
-      <w:r>
-        <w:rPr>
-          <w:rFonts w:ascii="Times New Roman" w:hAnsi="Times New Roman" w:cs="Times New Roman"/>
-          <w:b w:val="0"/>
-          <w:bCs w:val="0"/>
-          <w:sz w:val="28"/>
-          <w:szCs w:val="28"/>
-          <w:highlight w:val="none"/>
-        </w:rPr>
-        <w:t xml:space="preserve">    cout &lt;&lt; "  a: ";</w:t>
-      </w:r>
-      <w:r/>
-    </w:p>
-    <w:p>
-      <w:pPr>
-        <w:pBdr/>
-        <w:spacing/>
-        <w:ind/>
-        <w:rPr/>
-      </w:pPr>
-      <w:r>
-        <w:rPr>
-          <w:rFonts w:ascii="Times New Roman" w:hAnsi="Times New Roman" w:cs="Times New Roman"/>
-          <w:b w:val="0"/>
-          <w:bCs w:val="0"/>
-          <w:sz w:val="28"/>
-          <w:szCs w:val="28"/>
-          <w:highlight w:val="none"/>
-        </w:rPr>
-        <w:t xml:space="preserve">    a.display();</w:t>
-      </w:r>
-      <w:r/>
-    </w:p>
-    <w:p>
-      <w:pPr>
-        <w:pBdr/>
-        <w:spacing/>
-        <w:ind/>
-        <w:rPr/>
-      </w:pPr>
-      <w:r>
-        <w:rPr>
-          <w:rFonts w:ascii="Times New Roman" w:hAnsi="Times New Roman" w:cs="Times New Roman"/>
-          <w:b w:val="0"/>
-          <w:bCs w:val="0"/>
-          <w:sz w:val="28"/>
-          <w:szCs w:val="28"/>
-          <w:highlight w:val="none"/>
-        </w:rPr>
-        <w:t xml:space="preserve">    cout &lt;&lt; "  b: ";</w:t>
-      </w:r>
-      <w:r/>
-    </w:p>
-    <w:p>
-      <w:pPr>
-        <w:pBdr/>
-        <w:spacing/>
-        <w:ind/>
-        <w:rPr/>
-      </w:pPr>
-      <w:r>
-        <w:rPr>
-          <w:rFonts w:ascii="Times New Roman" w:hAnsi="Times New Roman" w:cs="Times New Roman"/>
-          <w:b w:val="0"/>
-          <w:bCs w:val="0"/>
-          <w:sz w:val="28"/>
-          <w:szCs w:val="28"/>
-          <w:highlight w:val="none"/>
-        </w:rPr>
-        <w:t xml:space="preserve">    b.display();</w:t>
-      </w:r>
-      <w:r/>
-    </w:p>
-    <w:p>
-      <w:pPr>
-        <w:pBdr/>
-        <w:spacing/>
-        <w:ind/>
-        <w:rPr/>
-      </w:pPr>
-      <w:r>
-        <w:rPr>
-          <w:rFonts w:ascii="Times New Roman" w:hAnsi="Times New Roman" w:cs="Times New Roman"/>
-          <w:b w:val="0"/>
-          <w:bCs w:val="0"/>
-          <w:sz w:val="28"/>
-          <w:szCs w:val="28"/>
-          <w:highlight w:val="none"/>
-        </w:rPr>
-        <w:t xml:space="preserve">    cout &lt;&lt; "\n";</w:t>
-      </w:r>
-      <w:r/>
-    </w:p>
-    <w:p>
-      <w:pPr>
-        <w:pBdr/>
-        <w:spacing/>
-        <w:ind/>
-        <w:rPr/>
-      </w:pPr>
-      <w:r>
-        <w:rPr>
-          <w:rFonts w:ascii="Times New Roman" w:hAnsi="Times New Roman" w:cs="Times New Roman"/>
-          <w:b w:val="0"/>
-          <w:bCs w:val="0"/>
-          <w:sz w:val="28"/>
-          <w:szCs w:val="28"/>
-          <w:highlight w:val="none"/>
-        </w:rPr>
-      </w:r>
-      <w:r/>
-    </w:p>
-    <w:p>
-      <w:pPr>
-        <w:pBdr/>
-        <w:spacing/>
-        <w:ind/>
-        <w:rPr/>
-      </w:pPr>
-      <w:r>
-        <w:rPr>
-          <w:rFonts w:ascii="Times New Roman" w:hAnsi="Times New Roman" w:cs="Times New Roman"/>
-          <w:b w:val="0"/>
-          <w:bCs w:val="0"/>
-          <w:sz w:val="28"/>
-          <w:szCs w:val="28"/>
-          <w:highlight w:val="none"/>
-        </w:rPr>
-        <w:t xml:space="preserve">    cout &lt;&lt; "3. Оператор присвоювання копіюванням (c = a):\n";</w:t>
-      </w:r>
-      <w:r/>
-    </w:p>
-    <w:p>
-      <w:pPr>
-        <w:pBdr/>
-        <w:spacing/>
-        <w:ind/>
-        <w:rPr/>
-      </w:pPr>
-      <w:r>
-        <w:rPr>
-          <w:rFonts w:ascii="Times New Roman" w:hAnsi="Times New Roman" w:cs="Times New Roman"/>
-          <w:b w:val="0"/>
-          <w:bCs w:val="0"/>
-          <w:sz w:val="28"/>
-          <w:szCs w:val="28"/>
-          <w:highlight w:val="none"/>
-        </w:rPr>
-        <w:t xml:space="preserve">    Signaling c(3, false, "SMS");</w:t>
-      </w:r>
-      <w:r/>
-    </w:p>
-    <w:p>
-      <w:pPr>
-        <w:pBdr/>
-        <w:spacing/>
-        <w:ind/>
-        <w:rPr/>
-      </w:pPr>
-      <w:r>
-        <w:rPr>
-          <w:rFonts w:ascii="Times New Roman" w:hAnsi="Times New Roman" w:cs="Times New Roman"/>
-          <w:b w:val="0"/>
-          <w:bCs w:val="0"/>
-          <w:sz w:val="28"/>
-          <w:szCs w:val="28"/>
-          <w:highlight w:val="none"/>
-        </w:rPr>
-        <w:t xml:space="preserve">    c = a;</w:t>
-      </w:r>
-      <w:r/>
-    </w:p>
-    <w:p>
-      <w:pPr>
-        <w:pBdr/>
-        <w:spacing/>
-        <w:ind/>
-        <w:rPr/>
-      </w:pPr>
-      <w:r>
-        <w:rPr>
-          <w:rFonts w:ascii="Times New Roman" w:hAnsi="Times New Roman" w:cs="Times New Roman"/>
-          <w:b w:val="0"/>
-          <w:bCs w:val="0"/>
-          <w:sz w:val="28"/>
-          <w:szCs w:val="28"/>
-          <w:highlight w:val="none"/>
-        </w:rPr>
-        <w:t xml:space="preserve">    cout &lt;&lt; "  c: ";</w:t>
-      </w:r>
-      <w:r/>
-    </w:p>
-    <w:p>
-      <w:pPr>
-        <w:pBdr/>
-        <w:spacing/>
-        <w:ind/>
-        <w:rPr/>
-      </w:pPr>
-      <w:r>
-        <w:rPr>
-          <w:rFonts w:ascii="Times New Roman" w:hAnsi="Times New Roman" w:cs="Times New Roman"/>
-          <w:b w:val="0"/>
-          <w:bCs w:val="0"/>
-          <w:sz w:val="28"/>
-          <w:szCs w:val="28"/>
-          <w:highlight w:val="none"/>
-        </w:rPr>
-        <w:t xml:space="preserve">    c.display();</w:t>
-      </w:r>
-      <w:r/>
-    </w:p>
-    <w:p>
-      <w:pPr>
-        <w:pBdr/>
-        <w:spacing/>
-        <w:ind/>
-        <w:rPr/>
-      </w:pPr>
-      <w:r>
-        <w:rPr>
-          <w:rFonts w:ascii="Times New Roman" w:hAnsi="Times New Roman" w:cs="Times New Roman"/>
-          <w:b w:val="0"/>
-          <w:bCs w:val="0"/>
-          <w:sz w:val="28"/>
-          <w:szCs w:val="28"/>
-          <w:highlight w:val="none"/>
-        </w:rPr>
-        <w:t xml:space="preserve">    cout &lt;&lt; "\n";</w:t>
-      </w:r>
-      <w:r/>
-    </w:p>
-    <w:p>
-      <w:pPr>
-        <w:pBdr/>
-        <w:spacing/>
-        <w:ind/>
-        <w:rPr/>
-      </w:pPr>
-      <w:r>
-        <w:rPr>
-          <w:rFonts w:ascii="Times New Roman" w:hAnsi="Times New Roman" w:cs="Times New Roman"/>
-          <w:b w:val="0"/>
-          <w:bCs w:val="0"/>
-          <w:sz w:val="28"/>
-          <w:szCs w:val="28"/>
-          <w:highlight w:val="none"/>
-        </w:rPr>
-      </w:r>
-      <w:r/>
-    </w:p>
-    <w:p>
-      <w:pPr>
-        <w:pBdr/>
-        <w:spacing/>
-        <w:ind/>
-        <w:rPr/>
-      </w:pPr>
-      <w:r>
-        <w:rPr>
-          <w:rFonts w:ascii="Times New Roman" w:hAnsi="Times New Roman" w:cs="Times New Roman"/>
-          <w:b w:val="0"/>
-          <w:bCs w:val="0"/>
-          <w:sz w:val="28"/>
-          <w:szCs w:val="28"/>
-          <w:highlight w:val="none"/>
-        </w:rPr>
-        <w:t xml:space="preserve">    cout &lt;&lt; "4. Передача у функцію за значенням (копіювання):\n";</w:t>
-      </w:r>
-      <w:r/>
-    </w:p>
-    <w:p>
-      <w:pPr>
-        <w:pBdr/>
-        <w:spacing/>
-        <w:ind/>
-        <w:rPr/>
-      </w:pPr>
-      <w:r>
-        <w:rPr>
-          <w:rFonts w:ascii="Times New Roman" w:hAnsi="Times New Roman" w:cs="Times New Roman"/>
-          <w:b w:val="0"/>
-          <w:bCs w:val="0"/>
-          <w:sz w:val="28"/>
-          <w:szCs w:val="28"/>
-          <w:highlight w:val="none"/>
-        </w:rPr>
-        <w:t xml:space="preserve">    takeByValue(a);</w:t>
-      </w:r>
-      <w:r/>
-    </w:p>
-    <w:p>
-      <w:pPr>
-        <w:pBdr/>
-        <w:spacing/>
-        <w:ind/>
-        <w:rPr/>
-      </w:pPr>
-      <w:r>
-        <w:rPr>
-          <w:rFonts w:ascii="Times New Roman" w:hAnsi="Times New Roman" w:cs="Times New Roman"/>
-          <w:b w:val="0"/>
-          <w:bCs w:val="0"/>
-          <w:sz w:val="28"/>
-          <w:szCs w:val="28"/>
-          <w:highlight w:val="none"/>
-        </w:rPr>
-        <w:t xml:space="preserve">    cout &lt;&lt; "  після виклику a: ";</w:t>
-      </w:r>
-      <w:r/>
-    </w:p>
-    <w:p>
-      <w:pPr>
-        <w:pBdr/>
-        <w:spacing/>
-        <w:ind/>
-        <w:rPr/>
-      </w:pPr>
-      <w:r>
-        <w:rPr>
-          <w:rFonts w:ascii="Times New Roman" w:hAnsi="Times New Roman" w:cs="Times New Roman"/>
-          <w:b w:val="0"/>
-          <w:bCs w:val="0"/>
-          <w:sz w:val="28"/>
-          <w:szCs w:val="28"/>
-          <w:highlight w:val="none"/>
-        </w:rPr>
-        <w:t xml:space="preserve">    a.display();</w:t>
-      </w:r>
-      <w:r/>
-    </w:p>
-    <w:p>
-      <w:pPr>
-        <w:pBdr/>
-        <w:spacing/>
-        <w:ind/>
-        <w:rPr/>
-      </w:pPr>
-      <w:r>
-        <w:rPr>
-          <w:rFonts w:ascii="Times New Roman" w:hAnsi="Times New Roman" w:cs="Times New Roman"/>
-          <w:b w:val="0"/>
-          <w:bCs w:val="0"/>
-          <w:sz w:val="28"/>
-          <w:szCs w:val="28"/>
-          <w:highlight w:val="none"/>
-        </w:rPr>
-        <w:t xml:space="preserve">    cout &lt;&lt; "\n";</w:t>
-      </w:r>
-      <w:r/>
-    </w:p>
-    <w:p>
-      <w:pPr>
-        <w:pBdr/>
-        <w:spacing/>
-        <w:ind/>
-        <w:rPr/>
-      </w:pPr>
-      <w:r>
-        <w:rPr>
-          <w:rFonts w:ascii="Times New Roman" w:hAnsi="Times New Roman" w:cs="Times New Roman"/>
-          <w:b w:val="0"/>
-          <w:bCs w:val="0"/>
-          <w:sz w:val="28"/>
-          <w:szCs w:val="28"/>
-          <w:highlight w:val="none"/>
-        </w:rPr>
-      </w:r>
-      <w:r/>
-    </w:p>
-    <w:p>
-      <w:pPr>
-        <w:pBdr/>
-        <w:spacing/>
-        <w:ind/>
-        <w:rPr/>
-      </w:pPr>
-      <w:r>
-        <w:rPr>
-          <w:rFonts w:ascii="Times New Roman" w:hAnsi="Times New Roman" w:cs="Times New Roman"/>
-          <w:b w:val="0"/>
-          <w:bCs w:val="0"/>
-          <w:sz w:val="28"/>
-          <w:szCs w:val="28"/>
-          <w:highlight w:val="none"/>
-        </w:rPr>
-        <w:t xml:space="preserve">    cout &lt;&lt; "5. Конструктор переміщення (Signaling d = std::move(b)):\n";</w:t>
-      </w:r>
-      <w:r/>
-    </w:p>
-    <w:p>
-      <w:pPr>
-        <w:pBdr/>
-        <w:spacing/>
-        <w:ind/>
-        <w:rPr/>
-      </w:pPr>
-      <w:r>
-        <w:rPr>
-          <w:rFonts w:ascii="Times New Roman" w:hAnsi="Times New Roman" w:cs="Times New Roman"/>
-          <w:b w:val="0"/>
-          <w:bCs w:val="0"/>
-          <w:sz w:val="28"/>
-          <w:szCs w:val="28"/>
-          <w:highlight w:val="none"/>
-        </w:rPr>
-        <w:t xml:space="preserve">    Signaling d = std::move(b);</w:t>
-      </w:r>
-      <w:r/>
-    </w:p>
-    <w:p>
-      <w:pPr>
-        <w:pBdr/>
-        <w:spacing/>
-        <w:ind/>
-        <w:rPr/>
-      </w:pPr>
-      <w:r>
-        <w:rPr>
-          <w:rFonts w:ascii="Times New Roman" w:hAnsi="Times New Roman" w:cs="Times New Roman"/>
-          <w:b w:val="0"/>
-          <w:bCs w:val="0"/>
-          <w:sz w:val="28"/>
-          <w:szCs w:val="28"/>
-          <w:highlight w:val="none"/>
-        </w:rPr>
-        <w:t xml:space="preserve">    cout &lt;&lt; "  d: ";</w:t>
-      </w:r>
-      <w:r/>
-    </w:p>
-    <w:p>
-      <w:pPr>
-        <w:pBdr/>
-        <w:spacing/>
-        <w:ind/>
-        <w:rPr/>
-      </w:pPr>
-      <w:r>
-        <w:rPr>
-          <w:rFonts w:ascii="Times New Roman" w:hAnsi="Times New Roman" w:cs="Times New Roman"/>
-          <w:b w:val="0"/>
-          <w:bCs w:val="0"/>
-          <w:sz w:val="28"/>
-          <w:szCs w:val="28"/>
-          <w:highlight w:val="none"/>
-        </w:rPr>
-        <w:t xml:space="preserve">    d.display();</w:t>
-      </w:r>
-      <w:r/>
-    </w:p>
-    <w:p>
-      <w:pPr>
-        <w:pBdr/>
-        <w:spacing/>
-        <w:ind/>
-        <w:rPr/>
-      </w:pPr>
-      <w:r>
-        <w:rPr>
-          <w:rFonts w:ascii="Times New Roman" w:hAnsi="Times New Roman" w:cs="Times New Roman"/>
-          <w:b w:val="0"/>
-          <w:bCs w:val="0"/>
-          <w:sz w:val="28"/>
-          <w:szCs w:val="28"/>
-          <w:highlight w:val="none"/>
-        </w:rPr>
-        <w:t xml:space="preserve">    cout &lt;&lt; "  b (після move): ";</w:t>
-      </w:r>
-      <w:r/>
-    </w:p>
-    <w:p>
-      <w:pPr>
-        <w:pBdr/>
-        <w:spacing/>
-        <w:ind/>
-        <w:rPr/>
-      </w:pPr>
-      <w:r>
-        <w:rPr>
-          <w:rFonts w:ascii="Times New Roman" w:hAnsi="Times New Roman" w:cs="Times New Roman"/>
-          <w:b w:val="0"/>
-          <w:bCs w:val="0"/>
-          <w:sz w:val="28"/>
-          <w:szCs w:val="28"/>
-          <w:highlight w:val="none"/>
-        </w:rPr>
-        <w:t xml:space="preserve">    b.display();</w:t>
-      </w:r>
-      <w:r/>
-    </w:p>
-    <w:p>
-      <w:pPr>
-        <w:pBdr/>
-        <w:spacing/>
-        <w:ind/>
-        <w:rPr/>
-      </w:pPr>
-      <w:r>
-        <w:rPr>
-          <w:rFonts w:ascii="Times New Roman" w:hAnsi="Times New Roman" w:cs="Times New Roman"/>
-          <w:b w:val="0"/>
-          <w:bCs w:val="0"/>
-          <w:sz w:val="28"/>
-          <w:szCs w:val="28"/>
-          <w:highlight w:val="none"/>
-        </w:rPr>
-        <w:t xml:space="preserve">    cout &lt;&lt; "\n";</w:t>
-      </w:r>
-      <w:r/>
-    </w:p>
-    <w:p>
-      <w:pPr>
-        <w:pBdr/>
-        <w:spacing/>
-        <w:ind/>
-        <w:rPr/>
-      </w:pPr>
-      <w:r>
-        <w:rPr>
-          <w:rFonts w:ascii="Times New Roman" w:hAnsi="Times New Roman" w:cs="Times New Roman"/>
-          <w:b w:val="0"/>
-          <w:bCs w:val="0"/>
-          <w:sz w:val="28"/>
-          <w:szCs w:val="28"/>
-          <w:highlight w:val="none"/>
-        </w:rPr>
-      </w:r>
-      <w:r/>
-    </w:p>
-    <w:p>
-      <w:pPr>
-        <w:pBdr/>
-        <w:spacing/>
-        <w:ind/>
-        <w:rPr/>
-      </w:pPr>
-      <w:r>
-        <w:rPr>
-          <w:rFonts w:ascii="Times New Roman" w:hAnsi="Times New Roman" w:cs="Times New Roman"/>
-          <w:b w:val="0"/>
-          <w:bCs w:val="0"/>
-          <w:sz w:val="28"/>
-          <w:szCs w:val="28"/>
-          <w:highlight w:val="none"/>
-        </w:rPr>
-        <w:t xml:space="preserve">    cout &lt;&lt; "6. Оператор присвоювання переміщенням (c = std::move(d)):\n";</w:t>
-      </w:r>
-      <w:r/>
-    </w:p>
-    <w:p>
-      <w:pPr>
-        <w:pBdr/>
-        <w:spacing/>
-        <w:ind/>
-        <w:rPr/>
-      </w:pPr>
-      <w:r>
-        <w:rPr>
-          <w:rFonts w:ascii="Times New Roman" w:hAnsi="Times New Roman" w:cs="Times New Roman"/>
-          <w:b w:val="0"/>
-          <w:bCs w:val="0"/>
-          <w:sz w:val="28"/>
-          <w:szCs w:val="28"/>
-          <w:highlight w:val="none"/>
-        </w:rPr>
-        <w:t xml:space="preserve">    c = std::move(d);</w:t>
-      </w:r>
-      <w:r/>
-    </w:p>
-    <w:p>
-      <w:pPr>
-        <w:pBdr/>
-        <w:spacing/>
-        <w:ind/>
-        <w:rPr/>
-      </w:pPr>
-      <w:r>
-        <w:rPr>
-          <w:rFonts w:ascii="Times New Roman" w:hAnsi="Times New Roman" w:cs="Times New Roman"/>
-          <w:b w:val="0"/>
-          <w:bCs w:val="0"/>
-          <w:sz w:val="28"/>
-          <w:szCs w:val="28"/>
-          <w:highlight w:val="none"/>
-        </w:rPr>
-        <w:t xml:space="preserve">    cout &lt;&lt; "  c: ";</w:t>
-      </w:r>
-      <w:r/>
-    </w:p>
-    <w:p>
-      <w:pPr>
-        <w:pBdr/>
-        <w:spacing/>
-        <w:ind/>
-        <w:rPr/>
-      </w:pPr>
-      <w:r>
-        <w:rPr>
-          <w:rFonts w:ascii="Times New Roman" w:hAnsi="Times New Roman" w:cs="Times New Roman"/>
-          <w:b w:val="0"/>
-          <w:bCs w:val="0"/>
-          <w:sz w:val="28"/>
-          <w:szCs w:val="28"/>
-          <w:highlight w:val="none"/>
-        </w:rPr>
-        <w:t xml:space="preserve">    c.display();</w:t>
-      </w:r>
-      <w:r/>
-    </w:p>
-    <w:p>
-      <w:pPr>
-        <w:pBdr/>
-        <w:spacing/>
-        <w:ind/>
-        <w:rPr/>
-      </w:pPr>
-      <w:r>
-        <w:rPr>
-          <w:rFonts w:ascii="Times New Roman" w:hAnsi="Times New Roman" w:cs="Times New Roman"/>
-          <w:b w:val="0"/>
-          <w:bCs w:val="0"/>
-          <w:sz w:val="28"/>
-          <w:szCs w:val="28"/>
-          <w:highlight w:val="none"/>
-        </w:rPr>
-        <w:t xml:space="preserve">    cout &lt;&lt; "  d (після move): ";</w:t>
-      </w:r>
-      <w:r/>
-    </w:p>
-    <w:p>
-      <w:pPr>
-        <w:pBdr/>
-        <w:spacing/>
-        <w:ind/>
-        <w:rPr/>
-      </w:pPr>
-      <w:r>
-        <w:rPr>
-          <w:rFonts w:ascii="Times New Roman" w:hAnsi="Times New Roman" w:cs="Times New Roman"/>
-          <w:b w:val="0"/>
-          <w:bCs w:val="0"/>
-          <w:sz w:val="28"/>
-          <w:szCs w:val="28"/>
-          <w:highlight w:val="none"/>
-        </w:rPr>
-        <w:t xml:space="preserve">    d.display();</w:t>
-      </w:r>
-      <w:r/>
-    </w:p>
-    <w:p>
-      <w:pPr>
-        <w:pBdr/>
-        <w:spacing/>
-        <w:ind/>
-        <w:rPr/>
-      </w:pPr>
-      <w:r>
-        <w:rPr>
-          <w:rFonts w:ascii="Times New Roman" w:hAnsi="Times New Roman" w:cs="Times New Roman"/>
-          <w:b w:val="0"/>
-          <w:bCs w:val="0"/>
-          <w:sz w:val="28"/>
-          <w:szCs w:val="28"/>
-          <w:highlight w:val="none"/>
-        </w:rPr>
-        <w:t xml:space="preserve">    cout &lt;&lt; "\n";</w:t>
-      </w:r>
-      <w:r/>
-    </w:p>
-    <w:p>
-      <w:pPr>
-        <w:pBdr/>
-        <w:spacing/>
-        <w:ind/>
-        <w:rPr/>
-      </w:pPr>
-      <w:r>
-        <w:rPr>
-          <w:rFonts w:ascii="Times New Roman" w:hAnsi="Times New Roman" w:cs="Times New Roman"/>
-          <w:b w:val="0"/>
-          <w:bCs w:val="0"/>
-          <w:sz w:val="28"/>
-          <w:szCs w:val="28"/>
-          <w:highlight w:val="none"/>
-        </w:rPr>
-      </w:r>
-      <w:r/>
-    </w:p>
-    <w:p>
-      <w:pPr>
-        <w:pBdr/>
-        <w:spacing/>
-        <w:ind/>
-        <w:rPr/>
-      </w:pPr>
-      <w:r>
-        <w:rPr>
-          <w:rFonts w:ascii="Times New Roman" w:hAnsi="Times New Roman" w:cs="Times New Roman"/>
-          <w:b w:val="0"/>
-          <w:bCs w:val="0"/>
-          <w:sz w:val="28"/>
-          <w:szCs w:val="28"/>
-          <w:highlight w:val="none"/>
-        </w:rPr>
-        <w:t xml:space="preserve">    cout &lt;&lt; "7. Передача у функцію через std::move:\n";</w:t>
-      </w:r>
-      <w:r/>
-    </w:p>
-    <w:p>
-      <w:pPr>
-        <w:pBdr/>
-        <w:spacing/>
-        <w:ind/>
-        <w:rPr/>
-      </w:pPr>
-      <w:r>
-        <w:rPr>
-          <w:rFonts w:ascii="Times New Roman" w:hAnsi="Times New Roman" w:cs="Times New Roman"/>
-          <w:b w:val="0"/>
-          <w:bCs w:val="0"/>
-          <w:sz w:val="28"/>
-          <w:szCs w:val="28"/>
-          <w:highlight w:val="none"/>
-        </w:rPr>
-        <w:t xml:space="preserve">    takeByValue(std::move(a));</w:t>
-      </w:r>
-      <w:r/>
-    </w:p>
-    <w:p>
-      <w:pPr>
-        <w:pBdr/>
-        <w:spacing/>
-        <w:ind/>
-        <w:rPr/>
-      </w:pPr>
-      <w:r>
-        <w:rPr>
-          <w:rFonts w:ascii="Times New Roman" w:hAnsi="Times New Roman" w:cs="Times New Roman"/>
-          <w:b w:val="0"/>
-          <w:bCs w:val="0"/>
-          <w:sz w:val="28"/>
-          <w:szCs w:val="28"/>
-          <w:highlight w:val="none"/>
-        </w:rPr>
-        <w:t xml:space="preserve">    cout &lt;&lt; "  a (після move у функцію): ";</w:t>
-      </w:r>
-      <w:r/>
-    </w:p>
-    <w:p>
-      <w:pPr>
-        <w:pBdr/>
-        <w:spacing/>
-        <w:ind/>
-        <w:rPr/>
-      </w:pPr>
-      <w:r>
-        <w:rPr>
-          <w:rFonts w:ascii="Times New Roman" w:hAnsi="Times New Roman" w:cs="Times New Roman"/>
-          <w:b w:val="0"/>
-          <w:bCs w:val="0"/>
-          <w:sz w:val="28"/>
-          <w:szCs w:val="28"/>
-          <w:highlight w:val="none"/>
-        </w:rPr>
-        <w:t xml:space="preserve">    a.display();</w:t>
-      </w:r>
-      <w:r/>
-    </w:p>
-    <w:p>
-      <w:pPr>
-        <w:pBdr/>
-        <w:spacing/>
-        <w:ind/>
-        <w:rPr/>
-      </w:pPr>
-      <w:r>
-        <w:rPr>
-          <w:rFonts w:ascii="Times New Roman" w:hAnsi="Times New Roman" w:cs="Times New Roman"/>
-          <w:b w:val="0"/>
-          <w:bCs w:val="0"/>
-          <w:sz w:val="28"/>
-          <w:szCs w:val="28"/>
-          <w:highlight w:val="none"/>
-        </w:rPr>
-        <w:t xml:space="preserve">    cout &lt;&lt; "\n";</w:t>
-      </w:r>
-      <w:r/>
-    </w:p>
-    <w:p>
-      <w:pPr>
-        <w:pBdr/>
-        <w:spacing/>
-        <w:ind/>
-        <w:rPr/>
-      </w:pPr>
-      <w:r>
-        <w:rPr>
-          <w:rFonts w:ascii="Times New Roman" w:hAnsi="Times New Roman" w:cs="Times New Roman"/>
-          <w:b w:val="0"/>
-          <w:bCs w:val="0"/>
-          <w:sz w:val="28"/>
-          <w:szCs w:val="28"/>
-          <w:highlight w:val="none"/>
-        </w:rPr>
-      </w:r>
-      <w:r/>
-    </w:p>
-    <w:p>
-      <w:pPr>
-        <w:pBdr/>
-        <w:spacing/>
-        <w:ind/>
-        <w:rPr/>
-      </w:pPr>
-      <w:r>
-        <w:rPr>
-          <w:rFonts w:ascii="Times New Roman" w:hAnsi="Times New Roman" w:cs="Times New Roman"/>
-          <w:b w:val="0"/>
-          <w:bCs w:val="0"/>
-          <w:sz w:val="28"/>
-          <w:szCs w:val="28"/>
-          <w:highlight w:val="none"/>
-        </w:rPr>
-        <w:t xml:space="preserve">    cout &lt;&lt; "8. Повернення з функції (move / NRVO):\n";</w:t>
-      </w:r>
-      <w:r/>
-    </w:p>
-    <w:p>
-      <w:pPr>
-        <w:pBdr/>
-        <w:spacing/>
-        <w:ind/>
-        <w:rPr/>
-      </w:pPr>
-      <w:r>
-        <w:rPr>
-          <w:rFonts w:ascii="Times New Roman" w:hAnsi="Times New Roman" w:cs="Times New Roman"/>
-          <w:b w:val="0"/>
-          <w:bCs w:val="0"/>
-          <w:sz w:val="28"/>
-          <w:szCs w:val="28"/>
-          <w:highlight w:val="none"/>
-        </w:rPr>
-        <w:t xml:space="preserve">    Signaling e = makeSignaling();</w:t>
-      </w:r>
-      <w:r/>
-    </w:p>
-    <w:p>
-      <w:pPr>
-        <w:pBdr/>
-        <w:spacing/>
-        <w:ind/>
-        <w:rPr/>
-      </w:pPr>
-      <w:r>
-        <w:rPr>
-          <w:rFonts w:ascii="Times New Roman" w:hAnsi="Times New Roman" w:cs="Times New Roman"/>
-          <w:b w:val="0"/>
-          <w:bCs w:val="0"/>
-          <w:sz w:val="28"/>
-          <w:szCs w:val="28"/>
-          <w:highlight w:val="none"/>
-        </w:rPr>
-        <w:t xml:space="preserve">    cout &lt;&lt; "  e: ";</w:t>
-      </w:r>
-      <w:r/>
-    </w:p>
-    <w:p>
-      <w:pPr>
-        <w:pBdr/>
-        <w:spacing/>
-        <w:ind/>
-        <w:rPr/>
-      </w:pPr>
-      <w:r>
-        <w:rPr>
-          <w:rFonts w:ascii="Times New Roman" w:hAnsi="Times New Roman" w:cs="Times New Roman"/>
-          <w:b w:val="0"/>
-          <w:bCs w:val="0"/>
-          <w:sz w:val="28"/>
-          <w:szCs w:val="28"/>
-          <w:highlight w:val="none"/>
-        </w:rPr>
-        <w:t xml:space="preserve">    e.display();</w:t>
-      </w:r>
-      <w:r/>
-    </w:p>
-    <w:p>
-      <w:pPr>
-        <w:pBdr/>
-        <w:spacing/>
-        <w:ind/>
-        <w:rPr/>
-      </w:pPr>
-      <w:r>
-        <w:rPr>
-          <w:rFonts w:ascii="Times New Roman" w:hAnsi="Times New Roman" w:cs="Times New Roman"/>
-          <w:b w:val="0"/>
-          <w:bCs w:val="0"/>
-          <w:sz w:val="28"/>
-          <w:szCs w:val="28"/>
-          <w:highlight w:val="none"/>
-        </w:rPr>
-        <w:t xml:space="preserve">    cout &lt;&lt; "\n";</w:t>
-      </w:r>
-      <w:r/>
-    </w:p>
-    <w:p>
-      <w:pPr>
-        <w:pBdr/>
-        <w:spacing/>
-        <w:ind/>
-        <w:rPr/>
-      </w:pPr>
-      <w:r>
-        <w:rPr>
-          <w:rFonts w:ascii="Times New Roman" w:hAnsi="Times New Roman" w:cs="Times New Roman"/>
-          <w:b w:val="0"/>
-          <w:bCs w:val="0"/>
-          <w:sz w:val="28"/>
-          <w:szCs w:val="28"/>
-          <w:highlight w:val="none"/>
-        </w:rPr>
-      </w:r>
-      <w:r/>
-    </w:p>
-    <w:p>
-      <w:pPr>
-        <w:pBdr/>
-        <w:spacing/>
-        <w:ind/>
-        <w:rPr/>
-      </w:pPr>
-      <w:r>
-        <w:rPr>
-          <w:rFonts w:ascii="Times New Roman" w:hAnsi="Times New Roman" w:cs="Times New Roman"/>
-          <w:b w:val="0"/>
-          <w:bCs w:val="0"/>
-          <w:sz w:val="28"/>
-          <w:szCs w:val="28"/>
-          <w:highlight w:val="none"/>
-        </w:rPr>
-        <w:t xml:space="preserve">    cout &lt;&lt; "9. Завершення main (деструктори):\n";</w:t>
-      </w:r>
-      <w:r/>
-    </w:p>
-    <w:p>
-      <w:pPr>
-        <w:pBdr/>
-        <w:spacing/>
-        <w:ind/>
-        <w:rPr/>
-      </w:pPr>
-      <w:r>
-        <w:rPr>
-          <w:rFonts w:ascii="Times New Roman" w:hAnsi="Times New Roman" w:cs="Times New Roman"/>
-          <w:b w:val="0"/>
-          <w:bCs w:val="0"/>
-          <w:sz w:val="28"/>
-          <w:szCs w:val="28"/>
-          <w:highlight w:val="none"/>
-        </w:rPr>
-        <w:t xml:space="preserve">    return 0;</w:t>
-      </w:r>
-      <w:r/>
-    </w:p>
-    <w:p>
-      <w:pPr>
-        <w:pBdr/>
-        <w:spacing/>
-        <w:ind/>
-        <w:rPr/>
-      </w:pPr>
-      <w:r>
-        <w:rPr>
-          <w:rFonts w:ascii="Times New Roman" w:hAnsi="Times New Roman" w:cs="Times New Roman"/>
-          <w:b w:val="0"/>
-          <w:bCs w:val="0"/>
-          <w:sz w:val="28"/>
-          <w:szCs w:val="28"/>
-          <w:highlight w:val="none"/>
-        </w:rPr>
-        <w:t xml:space="preserve">}</w:t>
-      </w:r>
-      <w:r/>
-    </w:p>
-    <w:p>
-      <w:pPr>
-        <w:pBdr/>
-        <w:spacing/>
-        <w:ind/>
-        <w:rPr/>
-      </w:pPr>
-      <w:r>
-        <w:rPr>
-          <w:rFonts w:ascii="Times New Roman" w:hAnsi="Times New Roman" w:cs="Times New Roman"/>
-          <w:b w:val="0"/>
-          <w:bCs w:val="0"/>
-          <w:sz w:val="28"/>
-          <w:szCs w:val="28"/>
-          <w:highlight w:val="none"/>
-        </w:rPr>
+        <w:br/>
       </w:r>
       <w:r/>
     </w:p>
@@ -6171,1480 +1425,76 @@
           <w:szCs w:val="28"/>
           <w:highlight w:val="none"/>
         </w:rPr>
-        <w:t xml:space="preserve">----- Тест 1. Конструктор з параметром -----</w:t>
       </w:r>
-      <w:r/>
-    </w:p>
-    <w:p>
-      <w:pPr>
-        <w:pBdr/>
-        <w:spacing/>
-        <w:ind/>
-        <w:rPr/>
-      </w:pPr>
       <w:r>
-        <w:rPr>
-          <w:rFonts w:ascii="Times New Roman" w:hAnsi="Times New Roman" w:cs="Times New Roman"/>
-          <w:b w:val="0"/>
-          <w:bCs w:val="0"/>
-          <w:sz w:val="28"/>
-          <w:szCs w:val="28"/>
-          <w:highlight w:val="none"/>
-        </w:rPr>
-        <w:t xml:space="preserve">Виділено пам’ять під sensors і alertMethod; адреси виведено в консоль.</w:t>
+        <mc:AlternateContent>
+          <mc:Choice Requires="wpg">
+            <w:drawing>
+              <wp:inline xmlns:wp="http://schemas.openxmlformats.org/drawingml/2006/wordprocessingDrawing" distT="0" distB="0" distL="0" distR="0">
+                <wp:extent cx="5083855" cy="5709074"/>
+                <wp:effectExtent l="0" t="0" r="0" b="0"/>
+                <wp:docPr id="3" name=""/>
+                <wp:cNvGraphicFramePr>
+                  <a:graphicFrameLocks xmlns:a="http://schemas.openxmlformats.org/drawingml/2006/main" noChangeAspect="1"/>
+                </wp:cNvGraphicFramePr>
+                <a:graphic xmlns:a="http://schemas.openxmlformats.org/drawingml/2006/main">
+                  <a:graphicData uri="http://schemas.openxmlformats.org/drawingml/2006/picture">
+                    <pic:pic xmlns:pic="http://schemas.openxmlformats.org/drawingml/2006/picture">
+                      <pic:nvPicPr>
+                        <pic:cNvPr id="1679099457" name=""/>
+                        <pic:cNvPicPr>
+                          <a:picLocks noChangeAspect="1"/>
+                        </pic:cNvPicPr>
+                        <pic:nvPr/>
+                      </pic:nvPicPr>
+                      <pic:blipFill rotWithShape="1">
+                        <a:blip r:embed="rId16"/>
+                        <a:stretch/>
+                      </pic:blipFill>
+                      <pic:spPr bwMode="auto">
+                        <a:xfrm flipH="0" flipV="0">
+                          <a:off x="0" y="0"/>
+                          <a:ext cx="5083854" cy="5709074"/>
+                        </a:xfrm>
+                        <a:prstGeom prst="rect">
+                          <a:avLst/>
+                        </a:prstGeom>
+                      </pic:spPr>
+                    </pic:pic>
+                  </a:graphicData>
+                </a:graphic>
+              </wp:inline>
+            </w:drawing>
+          </mc:Choice>
+          <mc:Fallback>
+            <w:pict>
+              <v:shapetype id="_x0000_t75" coordsize="21600,21600" o:spt="75" o:preferrelative="t" path="m@4@5l@4@11@9@11@9@5xe" filled="f" stroked="f">
+                <v:stroke joinstyle="miter"/>
+                <v:formulas>
+                  <v:f eqn="if lineDrawn pixelLineWidth 0"/>
+                  <v:f eqn="sum @0 1 0"/>
+                  <v:f eqn="sum 0 0 @1"/>
+                  <v:f eqn="prod @2 1 2"/>
+                  <v:f eqn="prod @3 21600 pixelWidth"/>
+                  <v:f eqn="prod @3 21600 pixelHeight"/>
+                  <v:f eqn="sum @0 0 1"/>
+                  <v:f eqn="prod @6 1 2"/>
+                  <v:f eqn="prod @7 21600 pixelWidth"/>
+                  <v:f eqn="sum @8 21600 0"/>
+                  <v:f eqn="prod @7 21600 pixelHeight"/>
+                  <v:f eqn="sum @10 21600 0"/>
+                </v:formulas>
+                <v:path o:extrusionok="f" gradientshapeok="t" o:connecttype="rect"/>
+                <o:lock v:ext="edit" aspectratio="t"/>
+              </v:shapetype>
+              <v:shape id="_x0000_i2" o:spid="_x0000_s2" type="#_x0000_t75" style="width:400.30pt;height:449.53pt;mso-wrap-distance-left:0.00pt;mso-wrap-distance-top:0.00pt;mso-wrap-distance-right:0.00pt;mso-wrap-distance-bottom:0.00pt;z-index:1;" stroked="false">
+                <v:imagedata r:id="rId16" o:title=""/>
+                <o:lock v:ext="edit" rotation="t"/>
+              </v:shape>
+            </w:pict>
+          </mc:Fallback>
+        </mc:AlternateContent>
       </w:r>
-      <w:r/>
-    </w:p>
-    <w:p>
-      <w:pPr>
-        <w:pBdr/>
-        <w:spacing/>
-        <w:ind/>
-        <w:rPr/>
-      </w:pPr>
-      <w:r>
-        <w:rPr>
-          <w:rFonts w:ascii="Times New Roman" w:hAnsi="Times New Roman" w:cs="Times New Roman"/>
-          <w:b w:val="0"/>
-          <w:bCs w:val="0"/>
-          <w:sz w:val="28"/>
-          <w:szCs w:val="28"/>
-          <w:highlight w:val="none"/>
-        </w:rPr>
-      </w:r>
-      <w:r/>
-    </w:p>
-    <w:p>
-      <w:pPr>
-        <w:pBdr/>
-        <w:spacing/>
-        <w:ind/>
-        <w:rPr/>
-      </w:pPr>
-      <w:r>
-        <w:rPr>
-          <w:rFonts w:ascii="Times New Roman" w:hAnsi="Times New Roman" w:cs="Times New Roman"/>
-          <w:b w:val="0"/>
-          <w:bCs w:val="0"/>
-          <w:sz w:val="28"/>
-          <w:szCs w:val="28"/>
-          <w:highlight w:val="none"/>
-        </w:rPr>
-        <w:t xml:space="preserve">----- Тест 2. Copy constructor -----</w:t>
-      </w:r>
-      <w:r/>
-    </w:p>
-    <w:p>
-      <w:pPr>
-        <w:pBdr/>
-        <w:spacing/>
-        <w:ind/>
-        <w:rPr/>
-      </w:pPr>
-      <w:r>
-        <w:rPr>
-          <w:rFonts w:ascii="Times New Roman" w:hAnsi="Times New Roman" w:cs="Times New Roman"/>
-          <w:b w:val="0"/>
-          <w:bCs w:val="0"/>
-          <w:sz w:val="28"/>
-          <w:szCs w:val="28"/>
-          <w:highlight w:val="none"/>
-        </w:rPr>
-        <w:t xml:space="preserve">b = a: різні адреси sensors (глибоке копіювання).</w:t>
-      </w:r>
-      <w:r/>
-    </w:p>
-    <w:p>
-      <w:pPr>
-        <w:pBdr/>
-        <w:spacing/>
-        <w:ind/>
-        <w:rPr/>
-      </w:pPr>
-      <w:r>
-        <w:rPr>
-          <w:rFonts w:ascii="Times New Roman" w:hAnsi="Times New Roman" w:cs="Times New Roman"/>
-          <w:b w:val="0"/>
-          <w:bCs w:val="0"/>
-          <w:sz w:val="28"/>
-          <w:szCs w:val="28"/>
-          <w:highlight w:val="none"/>
-        </w:rPr>
-      </w:r>
-      <w:r/>
-    </w:p>
-    <w:p>
-      <w:pPr>
-        <w:pBdr/>
-        <w:spacing/>
-        <w:ind/>
-        <w:rPr/>
-      </w:pPr>
-      <w:r>
-        <w:rPr>
-          <w:rFonts w:ascii="Times New Roman" w:hAnsi="Times New Roman" w:cs="Times New Roman"/>
-          <w:b w:val="0"/>
-          <w:bCs w:val="0"/>
-          <w:sz w:val="28"/>
-          <w:szCs w:val="28"/>
-          <w:highlight w:val="none"/>
-        </w:rPr>
-        <w:t xml:space="preserve">----- Тест 3. Copy assignment -----</w:t>
-      </w:r>
-      <w:r/>
-    </w:p>
-    <w:p>
-      <w:pPr>
-        <w:pBdr/>
-        <w:spacing/>
-        <w:ind/>
-        <w:rPr/>
-      </w:pPr>
-      <w:r>
-        <w:rPr>
-          <w:rFonts w:ascii="Times New Roman" w:hAnsi="Times New Roman" w:cs="Times New Roman"/>
-          <w:b w:val="0"/>
-          <w:bCs w:val="0"/>
-          <w:sz w:val="28"/>
-          <w:szCs w:val="28"/>
-          <w:highlight w:val="none"/>
-        </w:rPr>
-        <w:t xml:space="preserve">c = a: старий ресурс звільнено, скопійовано дані a.</w:t>
-      </w:r>
-      <w:r/>
-    </w:p>
-    <w:p>
-      <w:pPr>
-        <w:pBdr/>
-        <w:spacing/>
-        <w:ind/>
-        <w:rPr/>
-      </w:pPr>
-      <w:r>
-        <w:rPr>
-          <w:rFonts w:ascii="Times New Roman" w:hAnsi="Times New Roman" w:cs="Times New Roman"/>
-          <w:b w:val="0"/>
-          <w:bCs w:val="0"/>
-          <w:sz w:val="28"/>
-          <w:szCs w:val="28"/>
-          <w:highlight w:val="none"/>
-        </w:rPr>
-      </w:r>
-      <w:r/>
-    </w:p>
-    <w:p>
-      <w:pPr>
-        <w:pBdr/>
-        <w:spacing/>
-        <w:ind/>
-        <w:rPr/>
-      </w:pPr>
-      <w:r>
-        <w:rPr>
-          <w:rFonts w:ascii="Times New Roman" w:hAnsi="Times New Roman" w:cs="Times New Roman"/>
-          <w:b w:val="0"/>
-          <w:bCs w:val="0"/>
-          <w:sz w:val="28"/>
-          <w:szCs w:val="28"/>
-          <w:highlight w:val="none"/>
-        </w:rPr>
-        <w:t xml:space="preserve">----- Тест 4. Передача за значенням -----</w:t>
-      </w:r>
-      <w:r/>
-    </w:p>
-    <w:p>
-      <w:pPr>
-        <w:pBdr/>
-        <w:spacing/>
-        <w:ind/>
-        <w:rPr/>
-      </w:pPr>
-      <w:r>
-        <w:rPr>
-          <w:rFonts w:ascii="Times New Roman" w:hAnsi="Times New Roman" w:cs="Times New Roman"/>
-          <w:b w:val="0"/>
-          <w:bCs w:val="0"/>
-          <w:sz w:val="28"/>
-          <w:szCs w:val="28"/>
-          <w:highlight w:val="none"/>
-        </w:rPr>
-        <w:t xml:space="preserve">takeByValue(a) → Copy Constructor; після виклику a неушкоджений.</w:t>
-      </w:r>
-      <w:r/>
-    </w:p>
-    <w:p>
-      <w:pPr>
-        <w:pBdr/>
-        <w:spacing/>
-        <w:ind/>
-        <w:rPr/>
-      </w:pPr>
-      <w:r>
-        <w:rPr>
-          <w:rFonts w:ascii="Times New Roman" w:hAnsi="Times New Roman" w:cs="Times New Roman"/>
-          <w:b w:val="0"/>
-          <w:bCs w:val="0"/>
-          <w:sz w:val="28"/>
-          <w:szCs w:val="28"/>
-          <w:highlight w:val="none"/>
-        </w:rPr>
-      </w:r>
-      <w:r/>
-    </w:p>
-    <w:p>
-      <w:pPr>
-        <w:pBdr/>
-        <w:spacing/>
-        <w:ind/>
-        <w:rPr/>
-      </w:pPr>
-      <w:r>
-        <w:rPr>
-          <w:rFonts w:ascii="Times New Roman" w:hAnsi="Times New Roman" w:cs="Times New Roman"/>
-          <w:b w:val="0"/>
-          <w:bCs w:val="0"/>
-          <w:sz w:val="28"/>
-          <w:szCs w:val="28"/>
-          <w:highlight w:val="none"/>
-        </w:rPr>
-        <w:t xml:space="preserve">----- Тест 5. Move constructor -----</w:t>
-      </w:r>
-      <w:r/>
-    </w:p>
-    <w:p>
-      <w:pPr>
-        <w:pBdr/>
-        <w:spacing/>
-        <w:ind/>
-        <w:rPr/>
-      </w:pPr>
-      <w:r>
-        <w:rPr>
-          <w:rFonts w:ascii="Times New Roman" w:hAnsi="Times New Roman" w:cs="Times New Roman"/>
-          <w:b w:val="0"/>
-          <w:bCs w:val="0"/>
-          <w:sz w:val="28"/>
-          <w:szCs w:val="28"/>
-          <w:highlight w:val="none"/>
-        </w:rPr>
-        <w:t xml:space="preserve">d = std::move(b): d отримав адресу b; b.sensors = nullptr.</w:t>
-      </w:r>
-      <w:r/>
-    </w:p>
-    <w:p>
-      <w:pPr>
-        <w:pBdr/>
-        <w:spacing/>
-        <w:ind/>
-        <w:rPr/>
-      </w:pPr>
-      <w:r>
-        <w:rPr>
-          <w:rFonts w:ascii="Times New Roman" w:hAnsi="Times New Roman" w:cs="Times New Roman"/>
-          <w:b w:val="0"/>
-          <w:bCs w:val="0"/>
-          <w:sz w:val="28"/>
-          <w:szCs w:val="28"/>
-          <w:highlight w:val="none"/>
-        </w:rPr>
-      </w:r>
-      <w:r/>
-    </w:p>
-    <w:p>
-      <w:pPr>
-        <w:pBdr/>
-        <w:spacing/>
-        <w:ind/>
-        <w:rPr/>
-      </w:pPr>
-      <w:r>
-        <w:rPr>
-          <w:rFonts w:ascii="Times New Roman" w:hAnsi="Times New Roman" w:cs="Times New Roman"/>
-          <w:b w:val="0"/>
-          <w:bCs w:val="0"/>
-          <w:sz w:val="28"/>
-          <w:szCs w:val="28"/>
-          <w:highlight w:val="none"/>
-        </w:rPr>
-        <w:t xml:space="preserve">----- Тест 6. Move assignment -----</w:t>
-      </w:r>
-      <w:r/>
-    </w:p>
-    <w:p>
-      <w:pPr>
-        <w:pBdr/>
-        <w:spacing/>
-        <w:ind/>
-        <w:rPr/>
-      </w:pPr>
-      <w:r>
-        <w:rPr>
-          <w:rFonts w:ascii="Times New Roman" w:hAnsi="Times New Roman" w:cs="Times New Roman"/>
-          <w:b w:val="0"/>
-          <w:bCs w:val="0"/>
-          <w:sz w:val="28"/>
-          <w:szCs w:val="28"/>
-          <w:highlight w:val="none"/>
-        </w:rPr>
-        <w:t xml:space="preserve">c = std::move(d): ресурс передано; d порожній.</w:t>
-      </w:r>
-      <w:r/>
-    </w:p>
-    <w:p>
-      <w:pPr>
-        <w:pBdr/>
-        <w:spacing/>
-        <w:ind/>
-        <w:rPr/>
-      </w:pPr>
-      <w:r>
-        <w:rPr>
-          <w:rFonts w:ascii="Times New Roman" w:hAnsi="Times New Roman" w:cs="Times New Roman"/>
-          <w:b w:val="0"/>
-          <w:bCs w:val="0"/>
-          <w:sz w:val="28"/>
-          <w:szCs w:val="28"/>
-          <w:highlight w:val="none"/>
-        </w:rPr>
-      </w:r>
-      <w:r/>
-    </w:p>
-    <w:p>
-      <w:pPr>
-        <w:pBdr/>
-        <w:spacing/>
-        <w:ind/>
-        <w:rPr/>
-      </w:pPr>
-      <w:r>
-        <w:rPr>
-          <w:rFonts w:ascii="Times New Roman" w:hAnsi="Times New Roman" w:cs="Times New Roman"/>
-          <w:b w:val="0"/>
-          <w:bCs w:val="0"/>
-          <w:sz w:val="28"/>
-          <w:szCs w:val="28"/>
-          <w:highlight w:val="none"/>
-        </w:rPr>
-        <w:t xml:space="preserve">----- Тест 7. std::move у функцію -----</w:t>
-      </w:r>
-      <w:r/>
-    </w:p>
-    <w:p>
-      <w:pPr>
-        <w:pBdr/>
-        <w:spacing/>
-        <w:ind/>
-        <w:rPr/>
-      </w:pPr>
-      <w:r>
-        <w:rPr>
-          <w:rFonts w:ascii="Times New Roman" w:hAnsi="Times New Roman" w:cs="Times New Roman"/>
-          <w:b w:val="0"/>
-          <w:bCs w:val="0"/>
-          <w:sz w:val="28"/>
-          <w:szCs w:val="28"/>
-          <w:highlight w:val="none"/>
-        </w:rPr>
-        <w:t xml:space="preserve">takeByValue(std::move(a)) → Move Constructor; a став порожнім.</w:t>
-      </w:r>
-      <w:r/>
-    </w:p>
-    <w:p>
-      <w:pPr>
-        <w:pBdr/>
-        <w:spacing/>
-        <w:ind/>
-        <w:rPr/>
-      </w:pPr>
-      <w:r>
-        <w:rPr>
-          <w:rFonts w:ascii="Times New Roman" w:hAnsi="Times New Roman" w:cs="Times New Roman"/>
-          <w:b w:val="0"/>
-          <w:bCs w:val="0"/>
-          <w:sz w:val="28"/>
-          <w:szCs w:val="28"/>
-          <w:highlight w:val="none"/>
-        </w:rPr>
-      </w:r>
-      <w:r/>
-    </w:p>
-    <w:p>
-      <w:pPr>
-        <w:pBdr/>
-        <w:spacing/>
-        <w:ind/>
-        <w:rPr/>
-      </w:pPr>
-      <w:r>
-        <w:rPr>
-          <w:rFonts w:ascii="Times New Roman" w:hAnsi="Times New Roman" w:cs="Times New Roman"/>
-          <w:b w:val="0"/>
-          <w:bCs w:val="0"/>
-          <w:sz w:val="28"/>
-          <w:szCs w:val="28"/>
-          <w:highlight w:val="none"/>
-        </w:rPr>
-        <w:t xml:space="preserve">----- Тест 8. Повернення з функції -----</w:t>
-      </w:r>
-      <w:r/>
-    </w:p>
-    <w:p>
-      <w:pPr>
-        <w:pBdr/>
-        <w:spacing/>
-        <w:ind/>
-        <w:rPr/>
-      </w:pPr>
-      <w:r>
-        <w:rPr>
-          <w:rFonts w:ascii="Times New Roman" w:hAnsi="Times New Roman" w:cs="Times New Roman"/>
-          <w:b w:val="0"/>
-          <w:bCs w:val="0"/>
-          <w:sz w:val="28"/>
-          <w:szCs w:val="28"/>
-          <w:highlight w:val="none"/>
-        </w:rPr>
-        <w:t xml:space="preserve">Signaling e = makeSignaling() — об’єкт створено (часто з NRVO без зайвого move).</w:t>
-      </w:r>
-      <w:r/>
-    </w:p>
-    <w:p>
-      <w:pPr>
-        <w:pBdr/>
-        <w:spacing/>
-        <w:ind/>
-        <w:rPr/>
-      </w:pPr>
-      <w:r>
-        <w:rPr>
-          <w:rFonts w:ascii="Times New Roman" w:hAnsi="Times New Roman" w:cs="Times New Roman"/>
-          <w:b w:val="0"/>
-          <w:bCs w:val="0"/>
-          <w:sz w:val="28"/>
-          <w:szCs w:val="28"/>
-          <w:highlight w:val="none"/>
-        </w:rPr>
-      </w:r>
-      <w:r/>
-    </w:p>
-    <w:p>
-      <w:pPr>
-        <w:pBdr/>
-        <w:spacing/>
-        <w:ind/>
-        <w:rPr/>
-      </w:pPr>
-      <w:r>
-        <w:rPr>
-          <w:rFonts w:ascii="Times New Roman" w:hAnsi="Times New Roman" w:cs="Times New Roman"/>
-          <w:b w:val="0"/>
-          <w:bCs w:val="0"/>
-          <w:sz w:val="28"/>
-          <w:szCs w:val="28"/>
-          <w:highlight w:val="none"/>
-        </w:rPr>
-        <w:t xml:space="preserve">Повний вивід програми:</w:t>
-      </w:r>
-      <w:r/>
-    </w:p>
-    <w:p>
-      <w:pPr>
-        <w:pBdr/>
-        <w:spacing/>
-        <w:ind/>
-        <w:rPr/>
-      </w:pPr>
-      <w:r>
-        <w:rPr>
-          <w:rFonts w:ascii="Times New Roman" w:hAnsi="Times New Roman" w:cs="Times New Roman"/>
-          <w:b w:val="0"/>
-          <w:bCs w:val="0"/>
-          <w:sz w:val="28"/>
-          <w:szCs w:val="28"/>
-          <w:highlight w:val="none"/>
-        </w:rPr>
-        <w:t xml:space="preserve">=== Лаб. №16: Копіювання та переміщення (Сигналізація) ===</w:t>
-      </w:r>
-      <w:r/>
-    </w:p>
-    <w:p>
-      <w:pPr>
-        <w:pBdr/>
-        <w:spacing/>
-        <w:ind/>
-        <w:rPr/>
-      </w:pPr>
-      <w:r>
-        <w:rPr>
-          <w:rFonts w:ascii="Times New Roman" w:hAnsi="Times New Roman" w:cs="Times New Roman"/>
-          <w:b w:val="0"/>
-          <w:bCs w:val="0"/>
-          <w:sz w:val="28"/>
-          <w:szCs w:val="28"/>
-          <w:highlight w:val="none"/>
-        </w:rPr>
-      </w:r>
-      <w:r/>
-    </w:p>
-    <w:p>
-      <w:pPr>
-        <w:pBdr/>
-        <w:spacing/>
-        <w:ind/>
-        <w:rPr/>
-      </w:pPr>
-      <w:r>
-        <w:rPr>
-          <w:rFonts w:ascii="Times New Roman" w:hAnsi="Times New Roman" w:cs="Times New Roman"/>
-          <w:b w:val="0"/>
-          <w:bCs w:val="0"/>
-          <w:sz w:val="28"/>
-          <w:szCs w:val="28"/>
-          <w:highlight w:val="none"/>
-        </w:rPr>
-        <w:t xml:space="preserve">1. Конструктор з параметром:</w:t>
-      </w:r>
-      <w:r/>
-    </w:p>
-    <w:p>
-      <w:pPr>
-        <w:pBdr/>
-        <w:spacing/>
-        <w:ind/>
-        <w:rPr/>
-      </w:pPr>
-      <w:r>
-        <w:rPr>
-          <w:rFonts w:ascii="Times New Roman" w:hAnsi="Times New Roman" w:cs="Times New Roman"/>
-          <w:b w:val="0"/>
-          <w:bCs w:val="0"/>
-          <w:sz w:val="28"/>
-          <w:szCs w:val="28"/>
-          <w:highlight w:val="none"/>
-        </w:rPr>
-        <w:t xml:space="preserve">[Constructor] Ресурс виділено, датчиків: 8, адреса sensors: 0x57efae1842c0</w:t>
-      </w:r>
-      <w:r/>
-    </w:p>
-    <w:p>
-      <w:pPr>
-        <w:pBdr/>
-        <w:spacing/>
-        <w:ind/>
-        <w:rPr/>
-      </w:pPr>
-      <w:r>
-        <w:rPr>
-          <w:rFonts w:ascii="Times New Roman" w:hAnsi="Times New Roman" w:cs="Times New Roman"/>
-          <w:b w:val="0"/>
-          <w:bCs w:val="0"/>
-          <w:sz w:val="28"/>
-          <w:szCs w:val="28"/>
-          <w:highlight w:val="none"/>
-        </w:rPr>
-        <w:t xml:space="preserve">датчиків: 8, бездротові: так, оповіщення: сирена, sensors@: 0x57efae1842c0</w:t>
-      </w:r>
-      <w:r/>
-    </w:p>
-    <w:p>
-      <w:pPr>
-        <w:pBdr/>
-        <w:spacing/>
-        <w:ind/>
-        <w:rPr/>
-      </w:pPr>
-      <w:r>
-        <w:rPr>
-          <w:rFonts w:ascii="Times New Roman" w:hAnsi="Times New Roman" w:cs="Times New Roman"/>
-          <w:b w:val="0"/>
-          <w:bCs w:val="0"/>
-          <w:sz w:val="28"/>
-          <w:szCs w:val="28"/>
-          <w:highlight w:val="none"/>
-        </w:rPr>
-      </w:r>
-      <w:r/>
-    </w:p>
-    <w:p>
-      <w:pPr>
-        <w:pBdr/>
-        <w:spacing/>
-        <w:ind/>
-        <w:rPr/>
-      </w:pPr>
-      <w:r>
-        <w:rPr>
-          <w:rFonts w:ascii="Times New Roman" w:hAnsi="Times New Roman" w:cs="Times New Roman"/>
-          <w:b w:val="0"/>
-          <w:bCs w:val="0"/>
-          <w:sz w:val="28"/>
-          <w:szCs w:val="28"/>
-          <w:highlight w:val="none"/>
-        </w:rPr>
-        <w:t xml:space="preserve">2. Конструктор копіювання (Signaling b = a):</w:t>
-      </w:r>
-      <w:r/>
-    </w:p>
-    <w:p>
-      <w:pPr>
-        <w:pBdr/>
-        <w:spacing/>
-        <w:ind/>
-        <w:rPr/>
-      </w:pPr>
-      <w:r>
-        <w:rPr>
-          <w:rFonts w:ascii="Times New Roman" w:hAnsi="Times New Roman" w:cs="Times New Roman"/>
-          <w:b w:val="0"/>
-          <w:bCs w:val="0"/>
-          <w:sz w:val="28"/>
-          <w:szCs w:val="28"/>
-          <w:highlight w:val="none"/>
-        </w:rPr>
-        <w:t xml:space="preserve">[Copy Constructor] Глибоке копіювання, адреса sensors: 0x57efae184310</w:t>
-      </w:r>
-      <w:r/>
-    </w:p>
-    <w:p>
-      <w:pPr>
-        <w:pBdr/>
-        <w:spacing/>
-        <w:ind/>
-        <w:rPr/>
-      </w:pPr>
-      <w:r>
-        <w:rPr>
-          <w:rFonts w:ascii="Times New Roman" w:hAnsi="Times New Roman" w:cs="Times New Roman"/>
-          <w:b w:val="0"/>
-          <w:bCs w:val="0"/>
-          <w:sz w:val="28"/>
-          <w:szCs w:val="28"/>
-          <w:highlight w:val="none"/>
-        </w:rPr>
-        <w:t xml:space="preserve">  a: датчиків: 8, бездротові: так, оповіщення: сирена, sensors@: 0x57efae1842c0</w:t>
-      </w:r>
-      <w:r/>
-    </w:p>
-    <w:p>
-      <w:pPr>
-        <w:pBdr/>
-        <w:spacing/>
-        <w:ind/>
-        <w:rPr/>
-      </w:pPr>
-      <w:r>
-        <w:rPr>
-          <w:rFonts w:ascii="Times New Roman" w:hAnsi="Times New Roman" w:cs="Times New Roman"/>
-          <w:b w:val="0"/>
-          <w:bCs w:val="0"/>
-          <w:sz w:val="28"/>
-          <w:szCs w:val="28"/>
-          <w:highlight w:val="none"/>
-        </w:rPr>
-        <w:t xml:space="preserve">  b: датчиків: 8, бездротові: так, оповіщення: сирена, sensors@: 0x57efae184310</w:t>
-      </w:r>
-      <w:r/>
-    </w:p>
-    <w:p>
-      <w:pPr>
-        <w:pBdr/>
-        <w:spacing/>
-        <w:ind/>
-        <w:rPr/>
-      </w:pPr>
-      <w:r>
-        <w:rPr>
-          <w:rFonts w:ascii="Times New Roman" w:hAnsi="Times New Roman" w:cs="Times New Roman"/>
-          <w:b w:val="0"/>
-          <w:bCs w:val="0"/>
-          <w:sz w:val="28"/>
-          <w:szCs w:val="28"/>
-          <w:highlight w:val="none"/>
-        </w:rPr>
-      </w:r>
-      <w:r/>
-    </w:p>
-    <w:p>
-      <w:pPr>
-        <w:pBdr/>
-        <w:spacing/>
-        <w:ind/>
-        <w:rPr/>
-      </w:pPr>
-      <w:r>
-        <w:rPr>
-          <w:rFonts w:ascii="Times New Roman" w:hAnsi="Times New Roman" w:cs="Times New Roman"/>
-          <w:b w:val="0"/>
-          <w:bCs w:val="0"/>
-          <w:sz w:val="28"/>
-          <w:szCs w:val="28"/>
-          <w:highlight w:val="none"/>
-        </w:rPr>
-        <w:t xml:space="preserve">3. Оператор присвоювання копіюванням (c = a):</w:t>
-      </w:r>
-      <w:r/>
-    </w:p>
-    <w:p>
-      <w:pPr>
-        <w:pBdr/>
-        <w:spacing/>
-        <w:ind/>
-        <w:rPr/>
-      </w:pPr>
-      <w:r>
-        <w:rPr>
-          <w:rFonts w:ascii="Times New Roman" w:hAnsi="Times New Roman" w:cs="Times New Roman"/>
-          <w:b w:val="0"/>
-          <w:bCs w:val="0"/>
-          <w:sz w:val="28"/>
-          <w:szCs w:val="28"/>
-          <w:highlight w:val="none"/>
-        </w:rPr>
-        <w:t xml:space="preserve">[Constructor] Ресурс виділено, датчиків: 3, адреса sensors: 0x57efae184360</w:t>
-      </w:r>
-      <w:r/>
-    </w:p>
-    <w:p>
-      <w:pPr>
-        <w:pBdr/>
-        <w:spacing/>
-        <w:ind/>
-        <w:rPr/>
-      </w:pPr>
-      <w:r>
-        <w:rPr>
-          <w:rFonts w:ascii="Times New Roman" w:hAnsi="Times New Roman" w:cs="Times New Roman"/>
-          <w:b w:val="0"/>
-          <w:bCs w:val="0"/>
-          <w:sz w:val="28"/>
-          <w:szCs w:val="28"/>
-          <w:highlight w:val="none"/>
-        </w:rPr>
-        <w:t xml:space="preserve">[Copy Assignment] Копіююче присвоювання</w:t>
-      </w:r>
-      <w:r/>
-    </w:p>
-    <w:p>
-      <w:pPr>
-        <w:pBdr/>
-        <w:spacing/>
-        <w:ind/>
-        <w:rPr/>
-      </w:pPr>
-      <w:r>
-        <w:rPr>
-          <w:rFonts w:ascii="Times New Roman" w:hAnsi="Times New Roman" w:cs="Times New Roman"/>
-          <w:b w:val="0"/>
-          <w:bCs w:val="0"/>
-          <w:sz w:val="28"/>
-          <w:szCs w:val="28"/>
-          <w:highlight w:val="none"/>
-        </w:rPr>
-        <w:t xml:space="preserve">  c: датчиків: 8, бездротові: так, оповіщення: сирена, sensors@: 0x57efae1843a0</w:t>
-      </w:r>
-      <w:r/>
-    </w:p>
-    <w:p>
-      <w:pPr>
-        <w:pBdr/>
-        <w:spacing/>
-        <w:ind/>
-        <w:rPr/>
-      </w:pPr>
-      <w:r>
-        <w:rPr>
-          <w:rFonts w:ascii="Times New Roman" w:hAnsi="Times New Roman" w:cs="Times New Roman"/>
-          <w:b w:val="0"/>
-          <w:bCs w:val="0"/>
-          <w:sz w:val="28"/>
-          <w:szCs w:val="28"/>
-          <w:highlight w:val="none"/>
-        </w:rPr>
-      </w:r>
-      <w:r/>
-    </w:p>
-    <w:p>
-      <w:pPr>
-        <w:pBdr/>
-        <w:spacing/>
-        <w:ind/>
-        <w:rPr/>
-      </w:pPr>
-      <w:r>
-        <w:rPr>
-          <w:rFonts w:ascii="Times New Roman" w:hAnsi="Times New Roman" w:cs="Times New Roman"/>
-          <w:b w:val="0"/>
-          <w:bCs w:val="0"/>
-          <w:sz w:val="28"/>
-          <w:szCs w:val="28"/>
-          <w:highlight w:val="none"/>
-        </w:rPr>
-        <w:t xml:space="preserve">4. Передача у функцію за значенням (копіювання):</w:t>
-      </w:r>
-      <w:r/>
-    </w:p>
-    <w:p>
-      <w:pPr>
-        <w:pBdr/>
-        <w:spacing/>
-        <w:ind/>
-        <w:rPr/>
-      </w:pPr>
-      <w:r>
-        <w:rPr>
-          <w:rFonts w:ascii="Times New Roman" w:hAnsi="Times New Roman" w:cs="Times New Roman"/>
-          <w:b w:val="0"/>
-          <w:bCs w:val="0"/>
-          <w:sz w:val="28"/>
-          <w:szCs w:val="28"/>
-          <w:highlight w:val="none"/>
-        </w:rPr>
-        <w:t xml:space="preserve">[Copy Constructor] Глибоке копіювання, адреса sensors: 0x57efae1843d0</w:t>
-      </w:r>
-      <w:r/>
-    </w:p>
-    <w:p>
-      <w:pPr>
-        <w:pBdr/>
-        <w:spacing/>
-        <w:ind/>
-        <w:rPr/>
-      </w:pPr>
-      <w:r>
-        <w:rPr>
-          <w:rFonts w:ascii="Times New Roman" w:hAnsi="Times New Roman" w:cs="Times New Roman"/>
-          <w:b w:val="0"/>
-          <w:bCs w:val="0"/>
-          <w:sz w:val="28"/>
-          <w:szCs w:val="28"/>
-          <w:highlight w:val="none"/>
-        </w:rPr>
-        <w:t xml:space="preserve">  всередині takeByValue: датчиків: 8, бездротові: так, оповіщення: сирена, sensors@: 0x57efae1843d0</w:t>
-      </w:r>
-      <w:r/>
-    </w:p>
-    <w:p>
-      <w:pPr>
-        <w:pBdr/>
-        <w:spacing/>
-        <w:ind/>
-        <w:rPr/>
-      </w:pPr>
-      <w:r>
-        <w:rPr>
-          <w:rFonts w:ascii="Times New Roman" w:hAnsi="Times New Roman" w:cs="Times New Roman"/>
-          <w:b w:val="0"/>
-          <w:bCs w:val="0"/>
-          <w:sz w:val="28"/>
-          <w:szCs w:val="28"/>
-          <w:highlight w:val="none"/>
-        </w:rPr>
-        <w:t xml:space="preserve">[Destructor] Звільнення ресурсу, адреса sensors: 0x57efae1843d0</w:t>
-      </w:r>
-      <w:r/>
-    </w:p>
-    <w:p>
-      <w:pPr>
-        <w:pBdr/>
-        <w:spacing/>
-        <w:ind/>
-        <w:rPr/>
-      </w:pPr>
-      <w:r>
-        <w:rPr>
-          <w:rFonts w:ascii="Times New Roman" w:hAnsi="Times New Roman" w:cs="Times New Roman"/>
-          <w:b w:val="0"/>
-          <w:bCs w:val="0"/>
-          <w:sz w:val="28"/>
-          <w:szCs w:val="28"/>
-          <w:highlight w:val="none"/>
-        </w:rPr>
-        <w:t xml:space="preserve">  після виклику a: датчиків: 8, бездротові: так, оповіщення: сирена, sensors@: 0x57efae1842c0</w:t>
-      </w:r>
-      <w:r/>
-    </w:p>
-    <w:p>
-      <w:pPr>
-        <w:pBdr/>
-        <w:spacing/>
-        <w:ind/>
-        <w:rPr/>
-      </w:pPr>
-      <w:r>
-        <w:rPr>
-          <w:rFonts w:ascii="Times New Roman" w:hAnsi="Times New Roman" w:cs="Times New Roman"/>
-          <w:b w:val="0"/>
-          <w:bCs w:val="0"/>
-          <w:sz w:val="28"/>
-          <w:szCs w:val="28"/>
-          <w:highlight w:val="none"/>
-        </w:rPr>
-      </w:r>
-      <w:r/>
-    </w:p>
-    <w:p>
-      <w:pPr>
-        <w:pBdr/>
-        <w:spacing/>
-        <w:ind/>
-        <w:rPr/>
-      </w:pPr>
-      <w:r>
-        <w:rPr>
-          <w:rFonts w:ascii="Times New Roman" w:hAnsi="Times New Roman" w:cs="Times New Roman"/>
-          <w:b w:val="0"/>
-          <w:bCs w:val="0"/>
-          <w:sz w:val="28"/>
-          <w:szCs w:val="28"/>
-          <w:highlight w:val="none"/>
-        </w:rPr>
-        <w:t xml:space="preserve">5. Конструктор переміщення (Signaling d = std::move(b)):</w:t>
-      </w:r>
-      <w:r/>
-    </w:p>
-    <w:p>
-      <w:pPr>
-        <w:pBdr/>
-        <w:spacing/>
-        <w:ind/>
-        <w:rPr/>
-      </w:pPr>
-      <w:r>
-        <w:rPr>
-          <w:rFonts w:ascii="Times New Roman" w:hAnsi="Times New Roman" w:cs="Times New Roman"/>
-          <w:b w:val="0"/>
-          <w:bCs w:val="0"/>
-          <w:sz w:val="28"/>
-          <w:szCs w:val="28"/>
-          <w:highlight w:val="none"/>
-        </w:rPr>
-        <w:t xml:space="preserve">[Move Constructor] Ресурс передано, адреса sensors: 0x57efae184310</w:t>
-      </w:r>
-      <w:r/>
-    </w:p>
-    <w:p>
-      <w:pPr>
-        <w:pBdr/>
-        <w:spacing/>
-        <w:ind/>
-        <w:rPr/>
-      </w:pPr>
-      <w:r>
-        <w:rPr>
-          <w:rFonts w:ascii="Times New Roman" w:hAnsi="Times New Roman" w:cs="Times New Roman"/>
-          <w:b w:val="0"/>
-          <w:bCs w:val="0"/>
-          <w:sz w:val="28"/>
-          <w:szCs w:val="28"/>
-          <w:highlight w:val="none"/>
-        </w:rPr>
-        <w:t xml:space="preserve">  d: датчиків: 8, бездротові: так, оповіщення: сирена, sensors@: 0x57efae184310</w:t>
-      </w:r>
-      <w:r/>
-    </w:p>
-    <w:p>
-      <w:pPr>
-        <w:pBdr/>
-        <w:spacing/>
-        <w:ind/>
-        <w:rPr/>
-      </w:pPr>
-      <w:r>
-        <w:rPr>
-          <w:rFonts w:ascii="Times New Roman" w:hAnsi="Times New Roman" w:cs="Times New Roman"/>
-          <w:b w:val="0"/>
-          <w:bCs w:val="0"/>
-          <w:sz w:val="28"/>
-          <w:szCs w:val="28"/>
-          <w:highlight w:val="none"/>
-        </w:rPr>
-        <w:t xml:space="preserve">  b (після move): датчиків: 0, бездротові: ні, оповіщення: (порожньо), sensors@: 0</w:t>
-      </w:r>
-      <w:r/>
-    </w:p>
-    <w:p>
-      <w:pPr>
-        <w:pBdr/>
-        <w:spacing/>
-        <w:ind/>
-        <w:rPr/>
-      </w:pPr>
-      <w:r>
-        <w:rPr>
-          <w:rFonts w:ascii="Times New Roman" w:hAnsi="Times New Roman" w:cs="Times New Roman"/>
-          <w:b w:val="0"/>
-          <w:bCs w:val="0"/>
-          <w:sz w:val="28"/>
-          <w:szCs w:val="28"/>
-          <w:highlight w:val="none"/>
-        </w:rPr>
-      </w:r>
-      <w:r/>
-    </w:p>
-    <w:p>
-      <w:pPr>
-        <w:pBdr/>
-        <w:spacing/>
-        <w:ind/>
-        <w:rPr/>
-      </w:pPr>
-      <w:r>
-        <w:rPr>
-          <w:rFonts w:ascii="Times New Roman" w:hAnsi="Times New Roman" w:cs="Times New Roman"/>
-          <w:b w:val="0"/>
-          <w:bCs w:val="0"/>
-          <w:sz w:val="28"/>
-          <w:szCs w:val="28"/>
-          <w:highlight w:val="none"/>
-        </w:rPr>
-        <w:t xml:space="preserve">6. Оператор присвоювання переміщенням (c = std::move(d)):</w:t>
-      </w:r>
-      <w:r/>
-    </w:p>
-    <w:p>
-      <w:pPr>
-        <w:pBdr/>
-        <w:spacing/>
-        <w:ind/>
-        <w:rPr/>
-      </w:pPr>
-      <w:r>
-        <w:rPr>
-          <w:rFonts w:ascii="Times New Roman" w:hAnsi="Times New Roman" w:cs="Times New Roman"/>
-          <w:b w:val="0"/>
-          <w:bCs w:val="0"/>
-          <w:sz w:val="28"/>
-          <w:szCs w:val="28"/>
-          <w:highlight w:val="none"/>
-        </w:rPr>
-        <w:t xml:space="preserve">[Move Assignment] Присвоювання переміщенням</w:t>
-      </w:r>
-      <w:r/>
-    </w:p>
-    <w:p>
-      <w:pPr>
-        <w:pBdr/>
-        <w:spacing/>
-        <w:ind/>
-        <w:rPr/>
-      </w:pPr>
-      <w:r>
-        <w:rPr>
-          <w:rFonts w:ascii="Times New Roman" w:hAnsi="Times New Roman" w:cs="Times New Roman"/>
-          <w:b w:val="0"/>
-          <w:bCs w:val="0"/>
-          <w:sz w:val="28"/>
-          <w:szCs w:val="28"/>
-          <w:highlight w:val="none"/>
-        </w:rPr>
-        <w:t xml:space="preserve">  c: датчиків: 8, бездротові: так, оповіщення: сирена, sensors@: 0x57efae184310</w:t>
-      </w:r>
-      <w:r/>
-    </w:p>
-    <w:p>
-      <w:pPr>
-        <w:pBdr/>
-        <w:spacing/>
-        <w:ind/>
-        <w:rPr/>
-      </w:pPr>
-      <w:r>
-        <w:rPr>
-          <w:rFonts w:ascii="Times New Roman" w:hAnsi="Times New Roman" w:cs="Times New Roman"/>
-          <w:b w:val="0"/>
-          <w:bCs w:val="0"/>
-          <w:sz w:val="28"/>
-          <w:szCs w:val="28"/>
-          <w:highlight w:val="none"/>
-        </w:rPr>
-        <w:t xml:space="preserve">  d (після move): датчиків: 0, бездротові: ні, оповіщення: (порожньо), sensors@: 0</w:t>
-      </w:r>
-      <w:r/>
-    </w:p>
-    <w:p>
-      <w:pPr>
-        <w:pBdr/>
-        <w:spacing/>
-        <w:ind/>
-        <w:rPr/>
-      </w:pPr>
-      <w:r>
-        <w:rPr>
-          <w:rFonts w:ascii="Times New Roman" w:hAnsi="Times New Roman" w:cs="Times New Roman"/>
-          <w:b w:val="0"/>
-          <w:bCs w:val="0"/>
-          <w:sz w:val="28"/>
-          <w:szCs w:val="28"/>
-          <w:highlight w:val="none"/>
-        </w:rPr>
-      </w:r>
-      <w:r/>
-    </w:p>
-    <w:p>
-      <w:pPr>
-        <w:pBdr/>
-        <w:spacing/>
-        <w:ind/>
-        <w:rPr/>
-      </w:pPr>
-      <w:r>
-        <w:rPr>
-          <w:rFonts w:ascii="Times New Roman" w:hAnsi="Times New Roman" w:cs="Times New Roman"/>
-          <w:b w:val="0"/>
-          <w:bCs w:val="0"/>
-          <w:sz w:val="28"/>
-          <w:szCs w:val="28"/>
-          <w:highlight w:val="none"/>
-        </w:rPr>
-        <w:t xml:space="preserve">7. Передача у функцію через std::move:</w:t>
-      </w:r>
-      <w:r/>
-    </w:p>
-    <w:p>
-      <w:pPr>
-        <w:pBdr/>
-        <w:spacing/>
-        <w:ind/>
-        <w:rPr/>
-      </w:pPr>
-      <w:r>
-        <w:rPr>
-          <w:rFonts w:ascii="Times New Roman" w:hAnsi="Times New Roman" w:cs="Times New Roman"/>
-          <w:b w:val="0"/>
-          <w:bCs w:val="0"/>
-          <w:sz w:val="28"/>
-          <w:szCs w:val="28"/>
-          <w:highlight w:val="none"/>
-        </w:rPr>
-        <w:t xml:space="preserve">[Move Constructor] Ресурс передано, адреса sensors: 0x57efae1842c0</w:t>
-      </w:r>
-      <w:r/>
-    </w:p>
-    <w:p>
-      <w:pPr>
-        <w:pBdr/>
-        <w:spacing/>
-        <w:ind/>
-        <w:rPr/>
-      </w:pPr>
-      <w:r>
-        <w:rPr>
-          <w:rFonts w:ascii="Times New Roman" w:hAnsi="Times New Roman" w:cs="Times New Roman"/>
-          <w:b w:val="0"/>
-          <w:bCs w:val="0"/>
-          <w:sz w:val="28"/>
-          <w:szCs w:val="28"/>
-          <w:highlight w:val="none"/>
-        </w:rPr>
-        <w:t xml:space="preserve">  всередині takeByValue: датчиків: 8, бездротові: так, оповіщення: сирена, sensors@: 0x57efae1842c0</w:t>
-      </w:r>
-      <w:r/>
-    </w:p>
-    <w:p>
-      <w:pPr>
-        <w:pBdr/>
-        <w:spacing/>
-        <w:ind/>
-        <w:rPr/>
-      </w:pPr>
-      <w:r>
-        <w:rPr>
-          <w:rFonts w:ascii="Times New Roman" w:hAnsi="Times New Roman" w:cs="Times New Roman"/>
-          <w:b w:val="0"/>
-          <w:bCs w:val="0"/>
-          <w:sz w:val="28"/>
-          <w:szCs w:val="28"/>
-          <w:highlight w:val="none"/>
-        </w:rPr>
-        <w:t xml:space="preserve">[Destructor] Звільнення ресурсу, адреса sensors: 0x57efae1842c0</w:t>
-      </w:r>
-      <w:r/>
-    </w:p>
-    <w:p>
-      <w:pPr>
-        <w:pBdr/>
-        <w:spacing/>
-        <w:ind/>
-        <w:rPr/>
-      </w:pPr>
-      <w:r>
-        <w:rPr>
-          <w:rFonts w:ascii="Times New Roman" w:hAnsi="Times New Roman" w:cs="Times New Roman"/>
-          <w:b w:val="0"/>
-          <w:bCs w:val="0"/>
-          <w:sz w:val="28"/>
-          <w:szCs w:val="28"/>
-          <w:highlight w:val="none"/>
-        </w:rPr>
-        <w:t xml:space="preserve">  a (після move у функцію): датчиків: 0, бездротові: ні, оповіщення: (порожньо), sensors@: 0</w:t>
-      </w:r>
-      <w:r/>
-    </w:p>
-    <w:p>
-      <w:pPr>
-        <w:pBdr/>
-        <w:spacing/>
-        <w:ind/>
-        <w:rPr/>
-      </w:pPr>
-      <w:r>
-        <w:rPr>
-          <w:rFonts w:ascii="Times New Roman" w:hAnsi="Times New Roman" w:cs="Times New Roman"/>
-          <w:b w:val="0"/>
-          <w:bCs w:val="0"/>
-          <w:sz w:val="28"/>
-          <w:szCs w:val="28"/>
-          <w:highlight w:val="none"/>
-        </w:rPr>
-      </w:r>
-      <w:r/>
-    </w:p>
-    <w:p>
-      <w:pPr>
-        <w:pBdr/>
-        <w:spacing/>
-        <w:ind/>
-        <w:rPr/>
-      </w:pPr>
-      <w:r>
-        <w:rPr>
-          <w:rFonts w:ascii="Times New Roman" w:hAnsi="Times New Roman" w:cs="Times New Roman"/>
-          <w:b w:val="0"/>
-          <w:bCs w:val="0"/>
-          <w:sz w:val="28"/>
-          <w:szCs w:val="28"/>
-          <w:highlight w:val="none"/>
-        </w:rPr>
-        <w:t xml:space="preserve">8. Повернення з функції (move / NRVO):</w:t>
-      </w:r>
-      <w:r/>
-    </w:p>
-    <w:p>
-      <w:pPr>
-        <w:pBdr/>
-        <w:spacing/>
-        <w:ind/>
-        <w:rPr/>
-      </w:pPr>
-      <w:r>
-        <w:rPr>
-          <w:rFonts w:ascii="Times New Roman" w:hAnsi="Times New Roman" w:cs="Times New Roman"/>
-          <w:b w:val="0"/>
-          <w:bCs w:val="0"/>
-          <w:sz w:val="28"/>
-          <w:szCs w:val="28"/>
-          <w:highlight w:val="none"/>
-        </w:rPr>
-        <w:t xml:space="preserve">  створення локального об'єкта у makeSignaling...</w:t>
-      </w:r>
-      <w:r/>
-    </w:p>
-    <w:p>
-      <w:pPr>
-        <w:pBdr/>
-        <w:spacing/>
-        <w:ind/>
-        <w:rPr/>
-      </w:pPr>
-      <w:r>
-        <w:rPr>
-          <w:rFonts w:ascii="Times New Roman" w:hAnsi="Times New Roman" w:cs="Times New Roman"/>
-          <w:b w:val="0"/>
-          <w:bCs w:val="0"/>
-          <w:sz w:val="28"/>
-          <w:szCs w:val="28"/>
-          <w:highlight w:val="none"/>
-        </w:rPr>
-        <w:t xml:space="preserve">[Constructor] Ресурс виділено, датчиків: 4, адреса sensors: 0x57efae1842f0</w:t>
-      </w:r>
-      <w:r/>
-    </w:p>
-    <w:p>
-      <w:pPr>
-        <w:pBdr/>
-        <w:spacing/>
-        <w:ind/>
-        <w:rPr/>
-      </w:pPr>
-      <w:r>
-        <w:rPr>
-          <w:rFonts w:ascii="Times New Roman" w:hAnsi="Times New Roman" w:cs="Times New Roman"/>
-          <w:b w:val="0"/>
-          <w:bCs w:val="0"/>
-          <w:sz w:val="28"/>
-          <w:szCs w:val="28"/>
-          <w:highlight w:val="none"/>
-        </w:rPr>
-        <w:t xml:space="preserve">  повернення з makeSignaling...</w:t>
-      </w:r>
-      <w:r/>
-    </w:p>
-    <w:p>
-      <w:pPr>
-        <w:pBdr/>
-        <w:spacing/>
-        <w:ind/>
-        <w:rPr/>
-      </w:pPr>
-      <w:r>
-        <w:rPr>
-          <w:rFonts w:ascii="Times New Roman" w:hAnsi="Times New Roman" w:cs="Times New Roman"/>
-          <w:b w:val="0"/>
-          <w:bCs w:val="0"/>
-          <w:sz w:val="28"/>
-          <w:szCs w:val="28"/>
-          <w:highlight w:val="none"/>
-        </w:rPr>
-        <w:t xml:space="preserve">  e: датчиків: 4, бездротові: так, оповіщення: email, sensors@: 0x57efae1842f0</w:t>
-      </w:r>
-      <w:r/>
-    </w:p>
-    <w:p>
-      <w:pPr>
-        <w:pBdr/>
-        <w:spacing/>
-        <w:ind/>
-        <w:rPr/>
-      </w:pPr>
-      <w:r>
-        <w:rPr>
-          <w:rFonts w:ascii="Times New Roman" w:hAnsi="Times New Roman" w:cs="Times New Roman"/>
-          <w:b w:val="0"/>
-          <w:bCs w:val="0"/>
-          <w:sz w:val="28"/>
-          <w:szCs w:val="28"/>
-          <w:highlight w:val="none"/>
-        </w:rPr>
-      </w:r>
-      <w:r/>
-    </w:p>
-    <w:p>
-      <w:pPr>
-        <w:pBdr/>
-        <w:spacing/>
-        <w:ind/>
-        <w:rPr/>
-      </w:pPr>
-      <w:r>
-        <w:rPr>
-          <w:rFonts w:ascii="Times New Roman" w:hAnsi="Times New Roman" w:cs="Times New Roman"/>
-          <w:b w:val="0"/>
-          <w:bCs w:val="0"/>
-          <w:sz w:val="28"/>
-          <w:szCs w:val="28"/>
-          <w:highlight w:val="none"/>
-        </w:rPr>
-        <w:t xml:space="preserve">9. Завершення main (деструктори):</w:t>
-      </w:r>
-      <w:r/>
-    </w:p>
-    <w:p>
-      <w:pPr>
-        <w:pBdr/>
-        <w:spacing/>
-        <w:ind/>
-        <w:rPr/>
-      </w:pPr>
-      <w:r>
-        <w:rPr>
-          <w:rFonts w:ascii="Times New Roman" w:hAnsi="Times New Roman" w:cs="Times New Roman"/>
-          <w:b w:val="0"/>
-          <w:bCs w:val="0"/>
-          <w:sz w:val="28"/>
-          <w:szCs w:val="28"/>
-          <w:highlight w:val="none"/>
-        </w:rPr>
-        <w:t xml:space="preserve">[Destructor] Звільнення ресурсу, адреса sensors: 0x57efae1842f0</w:t>
-      </w:r>
-      <w:r/>
-    </w:p>
-    <w:p>
-      <w:pPr>
-        <w:pBdr/>
-        <w:spacing/>
-        <w:ind/>
-        <w:rPr/>
-      </w:pPr>
-      <w:r>
-        <w:rPr>
-          <w:rFonts w:ascii="Times New Roman" w:hAnsi="Times New Roman" w:cs="Times New Roman"/>
-          <w:b w:val="0"/>
-          <w:bCs w:val="0"/>
-          <w:sz w:val="28"/>
-          <w:szCs w:val="28"/>
-          <w:highlight w:val="none"/>
-        </w:rPr>
-        <w:t xml:space="preserve">[Destructor] Об'єкт порожній, видаляти нічого</w:t>
-      </w:r>
-      <w:r/>
-    </w:p>
-    <w:p>
-      <w:pPr>
-        <w:pBdr/>
-        <w:spacing/>
-        <w:ind/>
-        <w:rPr/>
-      </w:pPr>
-      <w:r>
-        <w:rPr>
-          <w:rFonts w:ascii="Times New Roman" w:hAnsi="Times New Roman" w:cs="Times New Roman"/>
-          <w:b w:val="0"/>
-          <w:bCs w:val="0"/>
-          <w:sz w:val="28"/>
-          <w:szCs w:val="28"/>
-          <w:highlight w:val="none"/>
-        </w:rPr>
-        <w:t xml:space="preserve">[Destructor] Звільнення ресурсу, адреса sensors: 0x57efae184310</w:t>
-      </w:r>
-      <w:r/>
-    </w:p>
-    <w:p>
-      <w:pPr>
-        <w:pBdr/>
-        <w:spacing/>
-        <w:ind/>
-        <w:rPr/>
-      </w:pPr>
-      <w:r>
-        <w:rPr>
-          <w:rFonts w:ascii="Times New Roman" w:hAnsi="Times New Roman" w:cs="Times New Roman"/>
-          <w:b w:val="0"/>
-          <w:bCs w:val="0"/>
-          <w:sz w:val="28"/>
-          <w:szCs w:val="28"/>
-          <w:highlight w:val="none"/>
-        </w:rPr>
-        <w:t xml:space="preserve">[Destructor] Об'єкт порожній, видаляти нічого</w:t>
-      </w:r>
-      <w:r/>
-    </w:p>
-    <w:p>
-      <w:pPr>
-        <w:pBdr/>
-        <w:spacing/>
-        <w:ind/>
-        <w:rPr/>
-      </w:pPr>
-      <w:r>
-        <w:rPr>
-          <w:rFonts w:ascii="Times New Roman" w:hAnsi="Times New Roman" w:cs="Times New Roman"/>
-          <w:b w:val="0"/>
-          <w:bCs w:val="0"/>
-          <w:sz w:val="28"/>
-          <w:szCs w:val="28"/>
-          <w:highlight w:val="none"/>
-        </w:rPr>
-        <w:t xml:space="preserve">[Destructor] Об'єкт порожній, видаляти нічого</w:t>
-      </w:r>
-      <w:r/>
-    </w:p>
-    <w:p>
-      <w:pPr>
-        <w:pBdr/>
-        <w:spacing/>
-        <w:ind/>
-        <w:rPr/>
-      </w:pPr>
       <w:r>
         <w:rPr>
           <w:rFonts w:ascii="Times New Roman" w:hAnsi="Times New Roman" w:cs="Times New Roman"/>

--- a/L_16/Звіт 16 В. Стахнюк.docx
+++ b/L_16/Звіт 16 В. Стахнюк.docx
@@ -102,81 +102,10 @@
       <w:r>
         <w:rPr>
           <w:rFonts w:ascii="Times New Roman" w:hAnsi="Times New Roman" w:cs="Times New Roman"/>
-          <w:sz w:val="32"/>
-          <w:szCs w:val="32"/>
-        </w:rPr>
-      </w:r>
-    </w:p>
-    <w:p>
-      <w:pPr>
-        <w:pBdr/>
-        <w:spacing w:line="360" w:lineRule="auto"/>
-        <w:ind/>
-        <w:jc w:val="center"/>
-        <w:rPr>
-          <w:rFonts w:ascii="Times New Roman" w:hAnsi="Times New Roman" w:cs="Times New Roman"/>
-          <w:b/>
-          <w:bCs/>
-          <w:sz w:val="32"/>
-          <w:szCs w:val="32"/>
-        </w:rPr>
-      </w:pPr>
-      <w:r>
-        <w:rPr>
-          <w:rFonts w:ascii="Times New Roman" w:hAnsi="Times New Roman" w:cs="Times New Roman"/>
-          <w:sz w:val="32"/>
-          <w:szCs w:val="32"/>
-        </w:rPr>
-        <w:t xml:space="preserve">Кафедра радіоелектронних пристроїв</w:t>
-      </w:r>
-      <w:r>
-        <w:rPr>
-          <w:rFonts w:ascii="Times New Roman" w:hAnsi="Times New Roman" w:cs="Times New Roman"/>
-          <w:b/>
-          <w:bCs/>
-          <w:sz w:val="32"/>
-          <w:szCs w:val="32"/>
-        </w:rPr>
-        <w:t xml:space="preserve"> </w:t>
-      </w:r>
-      <w:r>
-        <w:rPr>
-          <w:rFonts w:ascii="Times New Roman" w:hAnsi="Times New Roman" w:cs="Times New Roman"/>
-          <w:sz w:val="32"/>
-          <w:szCs w:val="32"/>
-        </w:rPr>
-        <w:t xml:space="preserve">та систем</w:t>
-      </w:r>
-      <w:r>
-        <w:rPr>
-          <w:rFonts w:ascii="Times New Roman" w:hAnsi="Times New Roman" w:cs="Times New Roman"/>
-          <w:b/>
-          <w:bCs/>
-          <w:sz w:val="32"/>
-          <w:szCs w:val="32"/>
-        </w:rPr>
-      </w:r>
-      <w:r>
-        <w:rPr>
-          <w:rFonts w:ascii="Times New Roman" w:hAnsi="Times New Roman" w:cs="Times New Roman"/>
-          <w:b/>
-          <w:bCs/>
-          <w:sz w:val="32"/>
-          <w:szCs w:val="32"/>
-        </w:rPr>
-      </w:r>
-    </w:p>
-    <w:p>
-      <w:pPr>
-        <w:pBdr/>
-        <w:spacing/>
-        <w:ind/>
-        <w:rPr>
-          <w:rFonts w:ascii="Times New Roman" w:hAnsi="Times New Roman" w:cs="Times New Roman"/>
           <w:sz w:val="28"/>
           <w:szCs w:val="28"/>
         </w:rPr>
-      </w:pPr>
+      </w:r>
       <w:r>
         <w:rPr>
           <w:rFonts w:ascii="Times New Roman" w:hAnsi="Times New Roman" w:cs="Times New Roman"/>
@@ -194,8 +123,8 @@
       <w:r>
         <w:rPr>
           <w:rFonts w:ascii="Times New Roman" w:hAnsi="Times New Roman" w:cs="Times New Roman"/>
-          <w:sz w:val="28"/>
-          <w:szCs w:val="28"/>
+          <w:sz w:val="32"/>
+          <w:szCs w:val="32"/>
         </w:rPr>
       </w:r>
     </w:p>
@@ -1001,6 +930,13 @@
           <w:szCs w:val="28"/>
         </w:rPr>
       </w:r>
+      <w:r>
+        <w:rPr>
+          <w:rFonts w:ascii="Times New Roman" w:hAnsi="Times New Roman" w:cs="Times New Roman"/>
+          <w:sz w:val="28"/>
+          <w:szCs w:val="28"/>
+        </w:rPr>
+      </w:r>
     </w:p>
     <w:p>
       <w:pPr>
@@ -1027,6 +963,15 @@
       <w:r>
         <w:rPr>
           <w:rFonts w:ascii="Times New Roman" w:hAnsi="Times New Roman" w:eastAsia="Times New Roman" w:cs="Times New Roman"/>
+          <w:b/>
+          <w:bCs/>
+          <w:sz w:val="28"/>
+          <w:szCs w:val="28"/>
+        </w:rPr>
+      </w:r>
+      <w:r>
+        <w:rPr>
+          <w:rFonts w:ascii="Times New Roman" w:hAnsi="Times New Roman" w:cs="Times New Roman"/>
           <w:b/>
           <w:bCs/>
           <w:sz w:val="28"/>
@@ -1120,6 +1065,12 @@
           <w:bCs/>
         </w:rPr>
       </w:r>
+      <w:r>
+        <w:rPr>
+          <w:b/>
+          <w:bCs/>
+        </w:rPr>
+      </w:r>
     </w:p>
     <w:p>
       <w:pPr>
@@ -1132,6 +1083,12 @@
           <w:bCs/>
         </w:rPr>
       </w:pPr>
+      <w:r>
+        <w:rPr>
+          <w:b/>
+          <w:bCs/>
+        </w:rPr>
+      </w:r>
       <w:r>
         <w:rPr>
           <w:b/>
@@ -1253,17 +1210,6 @@
           <w:t xml:space="preserve">signaling.h</w:t>
         </w:r>
       </w:hyperlink>
-      <w:r>
-        <w:rPr>
-          <w:rFonts w:ascii="Times New Roman" w:hAnsi="Times New Roman" w:cs="Times New Roman"/>
-          <w:b w:val="0"/>
-          <w:bCs w:val="0"/>
-          <w:sz w:val="28"/>
-          <w:szCs w:val="28"/>
-          <w:highlight w:val="none"/>
-          <w:lang w:val="en-US"/>
-        </w:rPr>
-      </w:r>
       <w:r>
         <w:rPr>
           <w:rFonts w:ascii="Times New Roman" w:hAnsi="Times New Roman" w:cs="Times New Roman"/>
